--- a/files/CV_Adam_Reiremo.docx
+++ b/files/CV_Adam_Reiremo.docx
@@ -1589,6 +1589,63 @@
                 <w:rFonts w:ascii="Palatino Linotype" w:hAnsi="Palatino Linotype"/>
                 <w:lang w:val="en-US"/>
               </w:rPr>
+              <w:t>Fall 2025</w:t>
+            </w:r>
+          </w:p>
+        </w:tc>
+        <w:tc>
+          <w:tcPr>
+            <w:tcW w:w="6894" w:type="dxa"/>
+          </w:tcPr>
+          <w:p>
+            <w:pPr>
+              <w:rPr>
+                <w:rFonts w:ascii="Palatino Linotype" w:hAnsi="Palatino Linotype"/>
+                <w:lang w:val="en-US"/>
+              </w:rPr>
+            </w:pPr>
+            <w:r>
+              <w:rPr>
+                <w:rFonts w:ascii="Palatino Linotype" w:hAnsi="Palatino Linotype"/>
+                <w:lang w:val="en-US"/>
+              </w:rPr>
+              <w:t>O</w:t>
+            </w:r>
+            <w:r>
+              <w:rPr>
+                <w:rFonts w:ascii="Palatino Linotype" w:hAnsi="Palatino Linotype"/>
+                <w:lang w:val="en-US"/>
+              </w:rPr>
+              <w:t xml:space="preserve">pponent for </w:t>
+            </w:r>
+            <w:r>
+              <w:rPr>
+                <w:rFonts w:ascii="Palatino Linotype" w:hAnsi="Palatino Linotype"/>
+                <w:lang w:val="en-US"/>
+              </w:rPr>
+              <w:t>two PhD midway evaluations</w:t>
+            </w:r>
+          </w:p>
+        </w:tc>
+      </w:tr>
+      <w:tr>
+        <w:tc>
+          <w:tcPr>
+            <w:tcW w:w="2122" w:type="dxa"/>
+          </w:tcPr>
+          <w:p>
+            <w:pPr>
+              <w:jc w:val="right"/>
+              <w:rPr>
+                <w:rFonts w:ascii="Palatino Linotype" w:hAnsi="Palatino Linotype"/>
+                <w:lang w:val="en-US"/>
+              </w:rPr>
+            </w:pPr>
+            <w:r>
+              <w:rPr>
+                <w:rFonts w:ascii="Palatino Linotype" w:hAnsi="Palatino Linotype"/>
+                <w:lang w:val="en-US"/>
+              </w:rPr>
               <w:t>Fall 2022</w:t>
             </w:r>
           </w:p>
@@ -2287,13 +2344,13 @@
         <w:tblLook w:val="04A0" w:firstRow="1" w:lastRow="0" w:firstColumn="1" w:lastColumn="0" w:noHBand="0" w:noVBand="1"/>
       </w:tblPr>
       <w:tblGrid>
-        <w:gridCol w:w="2122"/>
-        <w:gridCol w:w="6894"/>
+        <w:gridCol w:w="1418"/>
+        <w:gridCol w:w="7598"/>
       </w:tblGrid>
       <w:tr>
         <w:tc>
           <w:tcPr>
-            <w:tcW w:w="2122" w:type="dxa"/>
+            <w:tcW w:w="1418" w:type="dxa"/>
           </w:tcPr>
           <w:p>
             <w:pPr>
@@ -2314,28 +2371,53 @@
         </w:tc>
         <w:tc>
           <w:tcPr>
-            <w:tcW w:w="6894" w:type="dxa"/>
-          </w:tcPr>
-          <w:p>
-            <w:pPr>
-              <w:rPr>
-                <w:rFonts w:ascii="Palatino Linotype" w:hAnsi="Palatino Linotype"/>
-                <w:lang w:val="en-US"/>
-              </w:rPr>
-            </w:pPr>
-            <w:r>
-              <w:rPr>
-                <w:rFonts w:ascii="Palatino Linotype" w:hAnsi="Palatino Linotype"/>
-                <w:lang w:val="en-US"/>
-              </w:rPr>
-              <w:t xml:space="preserve">NBER Summer Institute; </w:t>
-            </w:r>
-            <w:r>
-              <w:rPr>
-                <w:rFonts w:ascii="Palatino Linotype" w:hAnsi="Palatino Linotype"/>
-                <w:lang w:val="en-US"/>
-              </w:rPr>
-              <w:t>Children and Families</w:t>
+            <w:tcW w:w="7598" w:type="dxa"/>
+          </w:tcPr>
+          <w:p>
+            <w:pPr>
+              <w:pStyle w:val="ListParagraph"/>
+              <w:numPr>
+                <w:ilvl w:val="0"/>
+                <w:numId w:val="2"/>
+              </w:numPr>
+              <w:rPr>
+                <w:rFonts w:ascii="Palatino Linotype" w:hAnsi="Palatino Linotype"/>
+                <w:lang w:val="en-US"/>
+              </w:rPr>
+            </w:pPr>
+            <w:r>
+              <w:rPr>
+                <w:rFonts w:ascii="Palatino Linotype" w:hAnsi="Palatino Linotype"/>
+                <w:lang w:val="en-US"/>
+              </w:rPr>
+              <w:t>NBER Summer Institute; Children and Families</w:t>
+            </w:r>
+            <w:r>
+              <w:rPr>
+                <w:rFonts w:ascii="Palatino Linotype" w:hAnsi="Palatino Linotype"/>
+                <w:lang w:val="en-US"/>
+              </w:rPr>
+              <w:t xml:space="preserve"> (presented by Jason Cook)</w:t>
+            </w:r>
+          </w:p>
+          <w:p>
+            <w:pPr>
+              <w:pStyle w:val="ListParagraph"/>
+              <w:numPr>
+                <w:ilvl w:val="0"/>
+                <w:numId w:val="2"/>
+              </w:numPr>
+              <w:rPr>
+                <w:rFonts w:ascii="Palatino Linotype" w:hAnsi="Palatino Linotype"/>
+                <w:lang w:val="en-US"/>
+              </w:rPr>
+            </w:pPr>
+            <w:r>
+              <w:rPr>
+                <w:rFonts w:ascii="Palatino Linotype" w:hAnsi="Palatino Linotype"/>
+                <w:lang w:val="en-US"/>
+              </w:rPr>
+              <w:t>Norwegian School of Economics / FAIR (brown bag seminar)</w:t>
             </w:r>
           </w:p>
         </w:tc>
@@ -2343,7 +2425,7 @@
       <w:tr>
         <w:tc>
           <w:tcPr>
-            <w:tcW w:w="2122" w:type="dxa"/>
+            <w:tcW w:w="1418" w:type="dxa"/>
           </w:tcPr>
           <w:p>
             <w:pPr>
@@ -2364,30 +2446,41 @@
         </w:tc>
         <w:tc>
           <w:tcPr>
-            <w:tcW w:w="6894" w:type="dxa"/>
-          </w:tcPr>
-          <w:p>
-            <w:pPr>
-              <w:rPr>
-                <w:rFonts w:ascii="Palatino Linotype" w:hAnsi="Palatino Linotype"/>
-                <w:lang w:val="en-US"/>
-              </w:rPr>
-            </w:pPr>
-            <w:r>
-              <w:rPr>
-                <w:rFonts w:ascii="Palatino Linotype" w:hAnsi="Palatino Linotype"/>
-                <w:lang w:val="en-US"/>
-              </w:rPr>
-              <w:t>Bank of Italy; Nontraditional Data, Machine Learning, and Natural</w:t>
-            </w:r>
-          </w:p>
-          <w:p>
-            <w:pPr>
-              <w:rPr>
-                <w:rFonts w:ascii="Palatino Linotype" w:hAnsi="Palatino Linotype"/>
-                <w:lang w:val="en-US"/>
-              </w:rPr>
-            </w:pPr>
+            <w:tcW w:w="7598" w:type="dxa"/>
+          </w:tcPr>
+          <w:p>
+            <w:pPr>
+              <w:pStyle w:val="ListParagraph"/>
+              <w:numPr>
+                <w:ilvl w:val="0"/>
+                <w:numId w:val="2"/>
+              </w:numPr>
+              <w:rPr>
+                <w:rFonts w:ascii="Palatino Linotype" w:hAnsi="Palatino Linotype"/>
+                <w:lang w:val="en-US"/>
+              </w:rPr>
+            </w:pPr>
+            <w:r>
+              <w:rPr>
+                <w:rFonts w:ascii="Palatino Linotype" w:hAnsi="Palatino Linotype"/>
+                <w:lang w:val="en-US"/>
+              </w:rPr>
+              <w:t>Bank of Italy; Nontraditional Data, Machine Learning, and Natura</w:t>
+            </w:r>
+            <w:r>
+              <w:rPr>
+                <w:rFonts w:ascii="Palatino Linotype" w:hAnsi="Palatino Linotype"/>
+                <w:lang w:val="en-US"/>
+              </w:rPr>
+              <w:t>l</w:t>
+            </w:r>
+            <w:r>
+              <w:rPr>
+                <w:rFonts w:ascii="Palatino Linotype" w:hAnsi="Palatino Linotype"/>
+                <w:lang w:val="en-US"/>
+              </w:rPr>
+              <w:t xml:space="preserve"> </w:t>
+            </w:r>
             <w:r>
               <w:rPr>
                 <w:rFonts w:ascii="Palatino Linotype" w:hAnsi="Palatino Linotype"/>
@@ -2401,6 +2494,53 @@
                 <w:lang w:val="en-US"/>
               </w:rPr>
               <w:t xml:space="preserve"> </w:t>
+            </w:r>
+          </w:p>
+          <w:p>
+            <w:pPr>
+              <w:pStyle w:val="ListParagraph"/>
+              <w:numPr>
+                <w:ilvl w:val="0"/>
+                <w:numId w:val="2"/>
+              </w:numPr>
+              <w:rPr>
+                <w:rFonts w:ascii="Palatino Linotype" w:hAnsi="Palatino Linotype"/>
+                <w:lang w:val="en-US"/>
+              </w:rPr>
+            </w:pPr>
+            <w:r>
+              <w:rPr>
+                <w:rFonts w:ascii="Palatino Linotype" w:hAnsi="Palatino Linotype"/>
+                <w:lang w:val="en-US"/>
+              </w:rPr>
+              <w:t>Norwegian School of Economics / FAIR (brown bag seminar)</w:t>
+            </w:r>
+          </w:p>
+          <w:p>
+            <w:pPr>
+              <w:pStyle w:val="ListParagraph"/>
+              <w:numPr>
+                <w:ilvl w:val="0"/>
+                <w:numId w:val="2"/>
+              </w:numPr>
+              <w:rPr>
+                <w:rFonts w:ascii="Palatino Linotype" w:hAnsi="Palatino Linotype"/>
+                <w:lang w:val="en-US"/>
+              </w:rPr>
+            </w:pPr>
+            <w:r>
+              <w:rPr>
+                <w:rFonts w:ascii="Palatino Linotype" w:hAnsi="Palatino Linotype"/>
+                <w:lang w:val="en-US"/>
+              </w:rPr>
+              <w:t>University of Oslo</w:t>
+            </w:r>
+            <w:r>
+              <w:rPr>
+                <w:rFonts w:ascii="Palatino Linotype" w:hAnsi="Palatino Linotype"/>
+                <w:lang w:val="en-US"/>
+              </w:rPr>
+              <w:t>, Department Seminar</w:t>
             </w:r>
           </w:p>
         </w:tc>
@@ -2408,7 +2548,7 @@
       <w:tr>
         <w:tc>
           <w:tcPr>
-            <w:tcW w:w="2122" w:type="dxa"/>
+            <w:tcW w:w="1418" w:type="dxa"/>
           </w:tcPr>
           <w:p>
             <w:pPr>
@@ -2429,10 +2569,15 @@
         </w:tc>
         <w:tc>
           <w:tcPr>
-            <w:tcW w:w="6894" w:type="dxa"/>
-          </w:tcPr>
-          <w:p>
-            <w:pPr>
+            <w:tcW w:w="7598" w:type="dxa"/>
+          </w:tcPr>
+          <w:p>
+            <w:pPr>
+              <w:pStyle w:val="ListParagraph"/>
+              <w:numPr>
+                <w:ilvl w:val="0"/>
+                <w:numId w:val="2"/>
+              </w:numPr>
               <w:rPr>
                 <w:rFonts w:ascii="Palatino Linotype" w:hAnsi="Palatino Linotype"/>
                 <w:lang w:val="en-US"/>
@@ -2460,7 +2605,7 @@
       <w:tr>
         <w:tc>
           <w:tcPr>
-            <w:tcW w:w="2122" w:type="dxa"/>
+            <w:tcW w:w="1418" w:type="dxa"/>
           </w:tcPr>
           <w:p>
             <w:pPr>
@@ -2481,10 +2626,15 @@
         </w:tc>
         <w:tc>
           <w:tcPr>
-            <w:tcW w:w="6894" w:type="dxa"/>
-          </w:tcPr>
-          <w:p>
-            <w:pPr>
+            <w:tcW w:w="7598" w:type="dxa"/>
+          </w:tcPr>
+          <w:p>
+            <w:pPr>
+              <w:pStyle w:val="ListParagraph"/>
+              <w:numPr>
+                <w:ilvl w:val="0"/>
+                <w:numId w:val="2"/>
+              </w:numPr>
               <w:rPr>
                 <w:rFonts w:ascii="Palatino Linotype" w:hAnsi="Palatino Linotype"/>
                 <w:lang w:val="en-US"/>
@@ -2531,7 +2681,7 @@
       <w:tr>
         <w:tc>
           <w:tcPr>
-            <w:tcW w:w="2122" w:type="dxa"/>
+            <w:tcW w:w="1418" w:type="dxa"/>
           </w:tcPr>
           <w:p>
             <w:pPr>
@@ -2552,28 +2702,26 @@
         </w:tc>
         <w:tc>
           <w:tcPr>
-            <w:tcW w:w="6894" w:type="dxa"/>
-          </w:tcPr>
-          <w:p>
-            <w:pPr>
-              <w:rPr>
-                <w:rFonts w:ascii="Palatino Linotype" w:hAnsi="Palatino Linotype"/>
-                <w:lang w:val="en-US"/>
-              </w:rPr>
-            </w:pPr>
-            <w:r>
-              <w:rPr>
-                <w:rFonts w:ascii="Palatino Linotype" w:hAnsi="Palatino Linotype"/>
-                <w:lang w:val="en-US"/>
-              </w:rPr>
-              <w:t xml:space="preserve">University of Oslo; Workshop; </w:t>
-            </w:r>
-            <w:r>
-              <w:rPr>
-                <w:rFonts w:ascii="Palatino Linotype" w:hAnsi="Palatino Linotype"/>
-                <w:lang w:val="en-US"/>
-              </w:rPr>
-              <w:t>The Demand and Supply of Public Education</w:t>
+            <w:tcW w:w="7598" w:type="dxa"/>
+          </w:tcPr>
+          <w:p>
+            <w:pPr>
+              <w:pStyle w:val="ListParagraph"/>
+              <w:numPr>
+                <w:ilvl w:val="0"/>
+                <w:numId w:val="2"/>
+              </w:numPr>
+              <w:rPr>
+                <w:rFonts w:ascii="Palatino Linotype" w:hAnsi="Palatino Linotype"/>
+                <w:lang w:val="en-US"/>
+              </w:rPr>
+            </w:pPr>
+            <w:r>
+              <w:rPr>
+                <w:rFonts w:ascii="Palatino Linotype" w:hAnsi="Palatino Linotype"/>
+                <w:lang w:val="en-US"/>
+              </w:rPr>
+              <w:t>University of Oslo; Workshop; The Demand and Supply of Public Education</w:t>
             </w:r>
           </w:p>
         </w:tc>
@@ -2581,7 +2729,7 @@
       <w:tr>
         <w:tc>
           <w:tcPr>
-            <w:tcW w:w="2122" w:type="dxa"/>
+            <w:tcW w:w="1418" w:type="dxa"/>
           </w:tcPr>
           <w:p>
             <w:pPr>
@@ -2609,49 +2757,26 @@
         </w:tc>
         <w:tc>
           <w:tcPr>
-            <w:tcW w:w="6894" w:type="dxa"/>
-          </w:tcPr>
-          <w:p>
-            <w:pPr>
-              <w:rPr>
-                <w:rFonts w:ascii="Palatino Linotype" w:hAnsi="Palatino Linotype"/>
-                <w:lang w:val="en-US"/>
-              </w:rPr>
-            </w:pPr>
-            <w:r>
-              <w:rPr>
-                <w:rFonts w:ascii="Palatino Linotype" w:hAnsi="Palatino Linotype"/>
-                <w:lang w:val="en-US"/>
-              </w:rPr>
-              <w:t>University of Oslo</w:t>
-            </w:r>
-            <w:r>
-              <w:rPr>
-                <w:rFonts w:ascii="Palatino Linotype" w:hAnsi="Palatino Linotype"/>
-                <w:lang w:val="en-US"/>
-              </w:rPr>
-              <w:t>;</w:t>
-            </w:r>
-            <w:r>
-              <w:rPr>
-                <w:rFonts w:ascii="Palatino Linotype" w:hAnsi="Palatino Linotype"/>
-                <w:lang w:val="en-US"/>
-              </w:rPr>
-              <w:t xml:space="preserve"> PhD Workshop</w:t>
-            </w:r>
-            <w:r>
-              <w:rPr>
-                <w:rFonts w:ascii="Palatino Linotype" w:hAnsi="Palatino Linotype"/>
-                <w:lang w:val="en-US"/>
-              </w:rPr>
-              <w:t>;</w:t>
-            </w:r>
-            <w:r>
-              <w:rPr>
-                <w:rFonts w:ascii="Palatino Linotype" w:hAnsi="Palatino Linotype"/>
-                <w:lang w:val="en-US"/>
-              </w:rPr>
-              <w:t xml:space="preserve"> Oslo PhD Initiative in Economic</w:t>
+            <w:tcW w:w="7598" w:type="dxa"/>
+          </w:tcPr>
+          <w:p>
+            <w:pPr>
+              <w:pStyle w:val="ListParagraph"/>
+              <w:numPr>
+                <w:ilvl w:val="0"/>
+                <w:numId w:val="2"/>
+              </w:numPr>
+              <w:rPr>
+                <w:rFonts w:ascii="Palatino Linotype" w:hAnsi="Palatino Linotype"/>
+                <w:lang w:val="en-US"/>
+              </w:rPr>
+            </w:pPr>
+            <w:r>
+              <w:rPr>
+                <w:rFonts w:ascii="Palatino Linotype" w:hAnsi="Palatino Linotype"/>
+                <w:lang w:val="en-US"/>
+              </w:rPr>
+              <w:t>University of Oslo; PhD Workshop; Oslo PhD Initiative in Economic</w:t>
             </w:r>
           </w:p>
         </w:tc>
@@ -2659,7 +2784,7 @@
       <w:tr>
         <w:tc>
           <w:tcPr>
-            <w:tcW w:w="2122" w:type="dxa"/>
+            <w:tcW w:w="1418" w:type="dxa"/>
           </w:tcPr>
           <w:p>
             <w:pPr>
@@ -2680,35 +2805,26 @@
         </w:tc>
         <w:tc>
           <w:tcPr>
-            <w:tcW w:w="6894" w:type="dxa"/>
-          </w:tcPr>
-          <w:p>
-            <w:pPr>
-              <w:rPr>
-                <w:rFonts w:ascii="Palatino Linotype" w:hAnsi="Palatino Linotype"/>
-                <w:lang w:val="en-US"/>
-              </w:rPr>
-            </w:pPr>
-            <w:r>
-              <w:rPr>
-                <w:rFonts w:ascii="Palatino Linotype" w:hAnsi="Palatino Linotype"/>
-                <w:lang w:val="en-US"/>
-              </w:rPr>
-              <w:t>Lund University</w:t>
-            </w:r>
-            <w:r>
-              <w:rPr>
-                <w:rFonts w:ascii="Palatino Linotype" w:hAnsi="Palatino Linotype"/>
-                <w:lang w:val="en-US"/>
-              </w:rPr>
-              <w:t xml:space="preserve">; </w:t>
-            </w:r>
-            <w:r>
-              <w:rPr>
-                <w:rFonts w:ascii="Palatino Linotype" w:hAnsi="Palatino Linotype"/>
-                <w:lang w:val="en-US"/>
-              </w:rPr>
-              <w:t>PhD Workshop in the Economics of Education</w:t>
+            <w:tcW w:w="7598" w:type="dxa"/>
+          </w:tcPr>
+          <w:p>
+            <w:pPr>
+              <w:pStyle w:val="ListParagraph"/>
+              <w:numPr>
+                <w:ilvl w:val="0"/>
+                <w:numId w:val="2"/>
+              </w:numPr>
+              <w:rPr>
+                <w:rFonts w:ascii="Palatino Linotype" w:hAnsi="Palatino Linotype"/>
+                <w:lang w:val="en-US"/>
+              </w:rPr>
+            </w:pPr>
+            <w:r>
+              <w:rPr>
+                <w:rFonts w:ascii="Palatino Linotype" w:hAnsi="Palatino Linotype"/>
+                <w:lang w:val="en-US"/>
+              </w:rPr>
+              <w:t>Lund University; PhD Workshop in the Economics of Education</w:t>
             </w:r>
           </w:p>
         </w:tc>
@@ -2719,7 +2835,7 @@
         </w:trPr>
         <w:tc>
           <w:tcPr>
-            <w:tcW w:w="2122" w:type="dxa"/>
+            <w:tcW w:w="1418" w:type="dxa"/>
           </w:tcPr>
           <w:p>
             <w:pPr>
@@ -2740,10 +2856,15 @@
         </w:tc>
         <w:tc>
           <w:tcPr>
-            <w:tcW w:w="6894" w:type="dxa"/>
-          </w:tcPr>
-          <w:p>
-            <w:pPr>
+            <w:tcW w:w="7598" w:type="dxa"/>
+          </w:tcPr>
+          <w:p>
+            <w:pPr>
+              <w:pStyle w:val="ListParagraph"/>
+              <w:numPr>
+                <w:ilvl w:val="0"/>
+                <w:numId w:val="2"/>
+              </w:numPr>
               <w:rPr>
                 <w:rFonts w:ascii="Palatino Linotype" w:hAnsi="Palatino Linotype"/>
                 <w:lang w:val="en-US"/>
@@ -2984,11 +3105,20 @@
           <w:lang w:val="en-US"/>
         </w:rPr>
       </w:pPr>
+      <w:r>
+        <w:rPr>
+          <w:rFonts w:ascii="Palatino Linotype" w:hAnsi="Palatino Linotype"/>
+          <w:b/>
+          <w:bCs/>
+          <w:lang w:val="en-US"/>
+        </w:rPr>
+        <w:t>Dissemination</w:t>
+      </w:r>
     </w:p>
     <w:p>
       <w:pPr>
         <w:pBdr>
-          <w:bottom w:val="single" w:sz="4" w:space="1" w:color="auto"/>
+          <w:bottom w:val="single" w:sz="6" w:space="1" w:color="auto"/>
         </w:pBdr>
         <w:rPr>
           <w:rFonts w:ascii="Palatino Linotype" w:hAnsi="Palatino Linotype"/>
@@ -2997,14 +3127,242 @@
           <w:lang w:val="en-US"/>
         </w:rPr>
       </w:pPr>
-      <w:r>
-        <w:rPr>
-          <w:rFonts w:ascii="Palatino Linotype" w:hAnsi="Palatino Linotype"/>
-          <w:b/>
-          <w:bCs/>
-          <w:lang w:val="en-US"/>
-        </w:rPr>
-        <w:t xml:space="preserve">Referee </w:t>
+    </w:p>
+    <w:p>
+      <w:pPr>
+        <w:pBdr>
+          <w:bottom w:val="single" w:sz="6" w:space="1" w:color="auto"/>
+        </w:pBdr>
+        <w:rPr>
+          <w:rFonts w:ascii="Palatino Linotype" w:hAnsi="Palatino Linotype"/>
+          <w:b/>
+          <w:bCs/>
+          <w:lang w:val="en-US"/>
+        </w:rPr>
+      </w:pPr>
+      <w:r>
+        <w:rPr>
+          <w:rFonts w:ascii="Palatino Linotype" w:hAnsi="Palatino Linotype"/>
+          <w:b/>
+          <w:bCs/>
+          <w:lang w:val="en-US"/>
+        </w:rPr>
+        <w:t>Other experiences</w:t>
+      </w:r>
+    </w:p>
+    <w:tbl>
+      <w:tblPr>
+        <w:tblStyle w:val="TableGrid"/>
+        <w:tblW w:w="0" w:type="auto"/>
+        <w:tblBorders>
+          <w:top w:val="none" w:sz="0" w:space="0" w:color="auto"/>
+          <w:left w:val="none" w:sz="0" w:space="0" w:color="auto"/>
+          <w:bottom w:val="none" w:sz="0" w:space="0" w:color="auto"/>
+          <w:right w:val="none" w:sz="0" w:space="0" w:color="auto"/>
+          <w:insideH w:val="none" w:sz="0" w:space="0" w:color="auto"/>
+          <w:insideV w:val="none" w:sz="0" w:space="0" w:color="auto"/>
+        </w:tblBorders>
+        <w:tblLook w:val="04A0" w:firstRow="1" w:lastRow="0" w:firstColumn="1" w:lastColumn="0" w:noHBand="0" w:noVBand="1"/>
+      </w:tblPr>
+      <w:tblGrid>
+        <w:gridCol w:w="1418"/>
+        <w:gridCol w:w="7598"/>
+      </w:tblGrid>
+      <w:tr>
+        <w:tc>
+          <w:tcPr>
+            <w:tcW w:w="1418" w:type="dxa"/>
+          </w:tcPr>
+          <w:p>
+            <w:pPr>
+              <w:jc w:val="right"/>
+              <w:rPr>
+                <w:rFonts w:ascii="Palatino Linotype" w:hAnsi="Palatino Linotype"/>
+                <w:b/>
+                <w:bCs/>
+                <w:lang w:val="en-US"/>
+              </w:rPr>
+            </w:pPr>
+            <w:r>
+              <w:rPr>
+                <w:rFonts w:ascii="Palatino Linotype" w:hAnsi="Palatino Linotype"/>
+                <w:b/>
+                <w:bCs/>
+                <w:lang w:val="en-US"/>
+              </w:rPr>
+              <w:t>2023</w:t>
+            </w:r>
+          </w:p>
+        </w:tc>
+        <w:tc>
+          <w:tcPr>
+            <w:tcW w:w="7598" w:type="dxa"/>
+          </w:tcPr>
+          <w:p>
+            <w:pPr>
+              <w:rPr>
+                <w:rFonts w:ascii="Palatino Linotype" w:hAnsi="Palatino Linotype"/>
+                <w:b/>
+                <w:bCs/>
+                <w:lang w:val="en-US"/>
+              </w:rPr>
+            </w:pPr>
+          </w:p>
+        </w:tc>
+      </w:tr>
+      <w:tr>
+        <w:tc>
+          <w:tcPr>
+            <w:tcW w:w="1418" w:type="dxa"/>
+          </w:tcPr>
+          <w:p>
+            <w:pPr>
+              <w:rPr>
+                <w:rFonts w:ascii="Palatino Linotype" w:hAnsi="Palatino Linotype"/>
+                <w:b/>
+                <w:bCs/>
+                <w:lang w:val="en-US"/>
+              </w:rPr>
+            </w:pPr>
+          </w:p>
+        </w:tc>
+        <w:tc>
+          <w:tcPr>
+            <w:tcW w:w="7598" w:type="dxa"/>
+          </w:tcPr>
+          <w:p>
+            <w:pPr>
+              <w:rPr>
+                <w:rFonts w:ascii="Palatino Linotype" w:hAnsi="Palatino Linotype"/>
+                <w:b/>
+                <w:bCs/>
+                <w:lang w:val="en-US"/>
+              </w:rPr>
+            </w:pPr>
+          </w:p>
+        </w:tc>
+      </w:tr>
+      <w:tr>
+        <w:tc>
+          <w:tcPr>
+            <w:tcW w:w="1418" w:type="dxa"/>
+          </w:tcPr>
+          <w:p>
+            <w:pPr>
+              <w:rPr>
+                <w:rFonts w:ascii="Palatino Linotype" w:hAnsi="Palatino Linotype"/>
+                <w:b/>
+                <w:bCs/>
+                <w:lang w:val="en-US"/>
+              </w:rPr>
+            </w:pPr>
+          </w:p>
+        </w:tc>
+        <w:tc>
+          <w:tcPr>
+            <w:tcW w:w="7598" w:type="dxa"/>
+          </w:tcPr>
+          <w:p>
+            <w:pPr>
+              <w:rPr>
+                <w:rFonts w:ascii="Palatino Linotype" w:hAnsi="Palatino Linotype"/>
+                <w:b/>
+                <w:bCs/>
+                <w:lang w:val="en-US"/>
+              </w:rPr>
+            </w:pPr>
+          </w:p>
+        </w:tc>
+      </w:tr>
+      <w:tr>
+        <w:tc>
+          <w:tcPr>
+            <w:tcW w:w="1418" w:type="dxa"/>
+          </w:tcPr>
+          <w:p>
+            <w:pPr>
+              <w:rPr>
+                <w:rFonts w:ascii="Palatino Linotype" w:hAnsi="Palatino Linotype"/>
+                <w:b/>
+                <w:bCs/>
+                <w:lang w:val="en-US"/>
+              </w:rPr>
+            </w:pPr>
+          </w:p>
+        </w:tc>
+        <w:tc>
+          <w:tcPr>
+            <w:tcW w:w="7598" w:type="dxa"/>
+          </w:tcPr>
+          <w:p>
+            <w:pPr>
+              <w:rPr>
+                <w:rFonts w:ascii="Palatino Linotype" w:hAnsi="Palatino Linotype"/>
+                <w:b/>
+                <w:bCs/>
+                <w:lang w:val="en-US"/>
+              </w:rPr>
+            </w:pPr>
+          </w:p>
+        </w:tc>
+      </w:tr>
+    </w:tbl>
+    <w:p>
+      <w:pPr>
+        <w:rPr>
+          <w:rFonts w:ascii="Palatino Linotype" w:hAnsi="Palatino Linotype"/>
+          <w:i/>
+          <w:iCs/>
+          <w:lang w:val="en-US"/>
+        </w:rPr>
+      </w:pPr>
+    </w:p>
+    <w:p>
+      <w:pPr>
+        <w:pBdr>
+          <w:bottom w:val="single" w:sz="6" w:space="1" w:color="auto"/>
+        </w:pBdr>
+        <w:rPr>
+          <w:rFonts w:ascii="Palatino Linotype" w:hAnsi="Palatino Linotype"/>
+          <w:b/>
+          <w:bCs/>
+          <w:lang w:val="en-US"/>
+        </w:rPr>
+      </w:pPr>
+    </w:p>
+    <w:p>
+      <w:pPr>
+        <w:pBdr>
+          <w:bottom w:val="single" w:sz="6" w:space="1" w:color="auto"/>
+        </w:pBdr>
+        <w:rPr>
+          <w:rFonts w:ascii="Palatino Linotype" w:hAnsi="Palatino Linotype"/>
+          <w:b/>
+          <w:bCs/>
+          <w:lang w:val="en-US"/>
+        </w:rPr>
+      </w:pPr>
+    </w:p>
+    <w:p>
+      <w:pPr>
+        <w:pBdr>
+          <w:bottom w:val="single" w:sz="6" w:space="1" w:color="auto"/>
+        </w:pBdr>
+        <w:rPr>
+          <w:rFonts w:ascii="Palatino Linotype" w:hAnsi="Palatino Linotype"/>
+          <w:b/>
+          <w:bCs/>
+          <w:lang w:val="en-US"/>
+        </w:rPr>
+      </w:pPr>
+      <w:r>
+        <w:rPr>
+          <w:rFonts w:ascii="Palatino Linotype" w:hAnsi="Palatino Linotype"/>
+          <w:b/>
+          <w:bCs/>
+          <w:lang w:val="en-US"/>
+        </w:rPr>
+        <w:t>Referee</w:t>
       </w:r>
     </w:p>
     <w:p>

--- a/files/CV_Adam_Reiremo.docx
+++ b/files/CV_Adam_Reiremo.docx
@@ -84,21 +84,12 @@
                 <w:lang w:val="en-US"/>
               </w:rPr>
             </w:pPr>
-            <w:proofErr w:type="spellStart"/>
-            <w:r>
-              <w:rPr>
-                <w:rFonts w:ascii="Palatino Linotype" w:hAnsi="Palatino Linotype"/>
-                <w:lang w:val="en-US"/>
-              </w:rPr>
-              <w:t>Helleveien</w:t>
-            </w:r>
-            <w:proofErr w:type="spellEnd"/>
-            <w:r>
-              <w:rPr>
-                <w:rFonts w:ascii="Palatino Linotype" w:hAnsi="Palatino Linotype"/>
-                <w:lang w:val="en-US"/>
-              </w:rPr>
-              <w:t xml:space="preserve"> 30</w:t>
+            <w:r>
+              <w:rPr>
+                <w:rFonts w:ascii="Palatino Linotype" w:hAnsi="Palatino Linotype"/>
+                <w:lang w:val="en-US"/>
+              </w:rPr>
+              <w:t>Helleveien 30</w:t>
             </w:r>
           </w:p>
           <w:p>
@@ -1290,23 +1281,7 @@
           <w:rFonts w:ascii="Palatino Linotype" w:hAnsi="Palatino Linotype"/>
           <w:lang w:val="en-US"/>
         </w:rPr>
-        <w:t xml:space="preserve"> </w:t>
-      </w:r>
-      <w:proofErr w:type="gramStart"/>
-      <w:r>
-        <w:rPr>
-          <w:rFonts w:ascii="Palatino Linotype" w:hAnsi="Palatino Linotype"/>
-          <w:lang w:val="en-US"/>
-        </w:rPr>
-        <w:t>With</w:t>
-      </w:r>
-      <w:proofErr w:type="gramEnd"/>
-      <w:r>
-        <w:rPr>
-          <w:rFonts w:ascii="Palatino Linotype" w:hAnsi="Palatino Linotype"/>
-          <w:lang w:val="en-US"/>
-        </w:rPr>
-        <w:t xml:space="preserve"> Lisa Kahn and Alexander L. P. Willén</w:t>
+        <w:t xml:space="preserve"> With Lisa Kahn and Alexander L. P. Willén</w:t>
       </w:r>
     </w:p>
     <w:p>
@@ -2344,13 +2319,13 @@
         <w:tblLook w:val="04A0" w:firstRow="1" w:lastRow="0" w:firstColumn="1" w:lastColumn="0" w:noHBand="0" w:noVBand="1"/>
       </w:tblPr>
       <w:tblGrid>
-        <w:gridCol w:w="1418"/>
-        <w:gridCol w:w="7598"/>
+        <w:gridCol w:w="1134"/>
+        <w:gridCol w:w="7882"/>
       </w:tblGrid>
       <w:tr>
         <w:tc>
           <w:tcPr>
-            <w:tcW w:w="1418" w:type="dxa"/>
+            <w:tcW w:w="1134" w:type="dxa"/>
           </w:tcPr>
           <w:p>
             <w:pPr>
@@ -2365,13 +2340,13 @@
                 <w:rFonts w:ascii="Palatino Linotype" w:hAnsi="Palatino Linotype"/>
                 <w:lang w:val="en-US"/>
               </w:rPr>
-              <w:t>2025</w:t>
-            </w:r>
-          </w:p>
-        </w:tc>
-        <w:tc>
-          <w:tcPr>
-            <w:tcW w:w="7598" w:type="dxa"/>
+              <w:t>2026</w:t>
+            </w:r>
+          </w:p>
+        </w:tc>
+        <w:tc>
+          <w:tcPr>
+            <w:tcW w:w="7882" w:type="dxa"/>
           </w:tcPr>
           <w:p>
             <w:pPr>
@@ -2390,14 +2365,21 @@
                 <w:rFonts w:ascii="Palatino Linotype" w:hAnsi="Palatino Linotype"/>
                 <w:lang w:val="en-US"/>
               </w:rPr>
-              <w:t>NBER Summer Institute; Children and Families</w:t>
-            </w:r>
-            <w:r>
-              <w:rPr>
-                <w:rFonts w:ascii="Palatino Linotype" w:hAnsi="Palatino Linotype"/>
-                <w:lang w:val="en-US"/>
-              </w:rPr>
-              <w:t xml:space="preserve"> (presented by Jason Cook)</w:t>
+              <w:t>University of Bergen, department seminar (Sept</w:t>
+            </w:r>
+            <w:r>
+              <w:rPr>
+                <w:rFonts w:ascii="Palatino Linotype" w:hAnsi="Palatino Linotype"/>
+                <w:lang w:val="en-US"/>
+              </w:rPr>
+              <w:t>ember 29,</w:t>
+            </w:r>
+            <w:r>
+              <w:rPr>
+                <w:rFonts w:ascii="Palatino Linotype" w:hAnsi="Palatino Linotype"/>
+                <w:lang w:val="en-US"/>
+              </w:rPr>
+              <w:t xml:space="preserve"> by invitation)</w:t>
             </w:r>
           </w:p>
           <w:p>
@@ -2417,7 +2399,14 @@
                 <w:rFonts w:ascii="Palatino Linotype" w:hAnsi="Palatino Linotype"/>
                 <w:lang w:val="en-US"/>
               </w:rPr>
-              <w:t>Norwegian School of Economics / FAIR (brown bag seminar)</w:t>
+              <w:t>Norwegian School of Economics / FAIR (brown bag seminar</w:t>
+            </w:r>
+            <w:r>
+              <w:rPr>
+                <w:rFonts w:ascii="Palatino Linotype" w:hAnsi="Palatino Linotype"/>
+                <w:lang w:val="en-US"/>
+              </w:rPr>
+              <w:t>)</w:t>
             </w:r>
           </w:p>
         </w:tc>
@@ -2425,7 +2414,7 @@
       <w:tr>
         <w:tc>
           <w:tcPr>
-            <w:tcW w:w="1418" w:type="dxa"/>
+            <w:tcW w:w="1134" w:type="dxa"/>
           </w:tcPr>
           <w:p>
             <w:pPr>
@@ -2440,13 +2429,13 @@
                 <w:rFonts w:ascii="Palatino Linotype" w:hAnsi="Palatino Linotype"/>
                 <w:lang w:val="en-US"/>
               </w:rPr>
-              <w:t>2024</w:t>
-            </w:r>
-          </w:p>
-        </w:tc>
-        <w:tc>
-          <w:tcPr>
-            <w:tcW w:w="7598" w:type="dxa"/>
+              <w:t>2025</w:t>
+            </w:r>
+          </w:p>
+        </w:tc>
+        <w:tc>
+          <w:tcPr>
+            <w:tcW w:w="7882" w:type="dxa"/>
           </w:tcPr>
           <w:p>
             <w:pPr>
@@ -2465,35 +2454,14 @@
                 <w:rFonts w:ascii="Palatino Linotype" w:hAnsi="Palatino Linotype"/>
                 <w:lang w:val="en-US"/>
               </w:rPr>
-              <w:t>Bank of Italy; Nontraditional Data, Machine Learning, and Natura</w:t>
-            </w:r>
-            <w:r>
-              <w:rPr>
-                <w:rFonts w:ascii="Palatino Linotype" w:hAnsi="Palatino Linotype"/>
-                <w:lang w:val="en-US"/>
-              </w:rPr>
-              <w:t>l</w:t>
-            </w:r>
-            <w:r>
-              <w:rPr>
-                <w:rFonts w:ascii="Palatino Linotype" w:hAnsi="Palatino Linotype"/>
-                <w:lang w:val="en-US"/>
-              </w:rPr>
-              <w:t xml:space="preserve"> </w:t>
-            </w:r>
-            <w:r>
-              <w:rPr>
-                <w:rFonts w:ascii="Palatino Linotype" w:hAnsi="Palatino Linotype"/>
-                <w:lang w:val="en-US"/>
-              </w:rPr>
-              <w:t>Language Processing for Macroeconomics</w:t>
-            </w:r>
-            <w:r>
-              <w:rPr>
-                <w:rFonts w:ascii="Palatino Linotype" w:hAnsi="Palatino Linotype"/>
-                <w:lang w:val="en-US"/>
-              </w:rPr>
-              <w:t xml:space="preserve"> </w:t>
+              <w:t>NBER Summer Institute; Children and Families</w:t>
+            </w:r>
+            <w:r>
+              <w:rPr>
+                <w:rFonts w:ascii="Palatino Linotype" w:hAnsi="Palatino Linotype"/>
+                <w:lang w:val="en-US"/>
+              </w:rPr>
+              <w:t xml:space="preserve"> (presented by Jason Cook)</w:t>
             </w:r>
           </w:p>
           <w:p>
@@ -2516,6 +2484,34 @@
               <w:t>Norwegian School of Economics / FAIR (brown bag seminar)</w:t>
             </w:r>
           </w:p>
+        </w:tc>
+      </w:tr>
+      <w:tr>
+        <w:tc>
+          <w:tcPr>
+            <w:tcW w:w="1134" w:type="dxa"/>
+          </w:tcPr>
+          <w:p>
+            <w:pPr>
+              <w:jc w:val="right"/>
+              <w:rPr>
+                <w:rFonts w:ascii="Palatino Linotype" w:hAnsi="Palatino Linotype"/>
+                <w:lang w:val="en-US"/>
+              </w:rPr>
+            </w:pPr>
+            <w:r>
+              <w:rPr>
+                <w:rFonts w:ascii="Palatino Linotype" w:hAnsi="Palatino Linotype"/>
+                <w:lang w:val="en-US"/>
+              </w:rPr>
+              <w:t>2024</w:t>
+            </w:r>
+          </w:p>
+        </w:tc>
+        <w:tc>
+          <w:tcPr>
+            <w:tcW w:w="7882" w:type="dxa"/>
+          </w:tcPr>
           <w:p>
             <w:pPr>
               <w:pStyle w:val="ListParagraph"/>
@@ -2533,44 +2529,37 @@
                 <w:rFonts w:ascii="Palatino Linotype" w:hAnsi="Palatino Linotype"/>
                 <w:lang w:val="en-US"/>
               </w:rPr>
-              <w:t>University of Oslo</w:t>
-            </w:r>
-            <w:r>
-              <w:rPr>
-                <w:rFonts w:ascii="Palatino Linotype" w:hAnsi="Palatino Linotype"/>
-                <w:lang w:val="en-US"/>
-              </w:rPr>
-              <w:t>, Department Seminar</w:t>
-            </w:r>
-          </w:p>
-        </w:tc>
-      </w:tr>
-      <w:tr>
-        <w:tc>
-          <w:tcPr>
-            <w:tcW w:w="1418" w:type="dxa"/>
-          </w:tcPr>
-          <w:p>
-            <w:pPr>
-              <w:jc w:val="right"/>
-              <w:rPr>
-                <w:rFonts w:ascii="Palatino Linotype" w:hAnsi="Palatino Linotype"/>
-                <w:lang w:val="en-US"/>
-              </w:rPr>
-            </w:pPr>
-            <w:r>
-              <w:rPr>
-                <w:rFonts w:ascii="Palatino Linotype" w:hAnsi="Palatino Linotype"/>
-                <w:lang w:val="en-US"/>
-              </w:rPr>
-              <w:t>2023</w:t>
-            </w:r>
-          </w:p>
-        </w:tc>
-        <w:tc>
-          <w:tcPr>
-            <w:tcW w:w="7598" w:type="dxa"/>
-          </w:tcPr>
+              <w:t>Bank of Italy; Nontraditional Data, Machine Learning, and Natura</w:t>
+            </w:r>
+            <w:r>
+              <w:rPr>
+                <w:rFonts w:ascii="Palatino Linotype" w:hAnsi="Palatino Linotype"/>
+                <w:lang w:val="en-US"/>
+              </w:rPr>
+              <w:t>l</w:t>
+            </w:r>
+            <w:r>
+              <w:rPr>
+                <w:rFonts w:ascii="Palatino Linotype" w:hAnsi="Palatino Linotype"/>
+                <w:lang w:val="en-US"/>
+              </w:rPr>
+              <w:t xml:space="preserve"> </w:t>
+            </w:r>
+            <w:r>
+              <w:rPr>
+                <w:rFonts w:ascii="Palatino Linotype" w:hAnsi="Palatino Linotype"/>
+                <w:lang w:val="en-US"/>
+              </w:rPr>
+              <w:t>Language Processing for Macroeconomics</w:t>
+            </w:r>
+            <w:r>
+              <w:rPr>
+                <w:rFonts w:ascii="Palatino Linotype" w:hAnsi="Palatino Linotype"/>
+                <w:lang w:val="en-US"/>
+              </w:rPr>
+              <w:t xml:space="preserve"> </w:t>
+            </w:r>
+          </w:p>
           <w:p>
             <w:pPr>
               <w:pStyle w:val="ListParagraph"/>
@@ -2583,51 +2572,14 @@
                 <w:lang w:val="en-US"/>
               </w:rPr>
             </w:pPr>
-            <w:proofErr w:type="spellStart"/>
-            <w:r>
-              <w:rPr>
-                <w:rFonts w:ascii="Palatino Linotype" w:hAnsi="Palatino Linotype"/>
-                <w:lang w:val="en-US"/>
-              </w:rPr>
-              <w:t>CESifo</w:t>
-            </w:r>
-            <w:proofErr w:type="spellEnd"/>
-            <w:r>
-              <w:rPr>
-                <w:rFonts w:ascii="Palatino Linotype" w:hAnsi="Palatino Linotype"/>
-                <w:lang w:val="en-US"/>
-              </w:rPr>
-              <w:t xml:space="preserve"> / Junior Workshop on the Economics of Education</w:t>
-            </w:r>
-          </w:p>
-        </w:tc>
-      </w:tr>
-      <w:tr>
-        <w:tc>
-          <w:tcPr>
-            <w:tcW w:w="1418" w:type="dxa"/>
-          </w:tcPr>
-          <w:p>
-            <w:pPr>
-              <w:jc w:val="right"/>
-              <w:rPr>
-                <w:rFonts w:ascii="Palatino Linotype" w:hAnsi="Palatino Linotype"/>
-                <w:lang w:val="en-US"/>
-              </w:rPr>
-            </w:pPr>
-            <w:r>
-              <w:rPr>
-                <w:rFonts w:ascii="Palatino Linotype" w:hAnsi="Palatino Linotype"/>
-                <w:lang w:val="en-US"/>
-              </w:rPr>
-              <w:t>2023</w:t>
-            </w:r>
-          </w:p>
-        </w:tc>
-        <w:tc>
-          <w:tcPr>
-            <w:tcW w:w="7598" w:type="dxa"/>
-          </w:tcPr>
+            <w:r>
+              <w:rPr>
+                <w:rFonts w:ascii="Palatino Linotype" w:hAnsi="Palatino Linotype"/>
+                <w:lang w:val="en-US"/>
+              </w:rPr>
+              <w:t>Norwegian School of Economics / FAIR (brown bag seminar)</w:t>
+            </w:r>
+          </w:p>
           <w:p>
             <w:pPr>
               <w:pStyle w:val="ListParagraph"/>
@@ -2652,28 +2604,7 @@
                 <w:rFonts w:ascii="Palatino Linotype" w:hAnsi="Palatino Linotype"/>
                 <w:lang w:val="en-US"/>
               </w:rPr>
-              <w:t>;</w:t>
-            </w:r>
-            <w:r>
-              <w:rPr>
-                <w:rFonts w:ascii="Palatino Linotype" w:hAnsi="Palatino Linotype"/>
-                <w:lang w:val="en-US"/>
-              </w:rPr>
-              <w:t xml:space="preserve"> PhD Workshop</w:t>
-            </w:r>
-            <w:r>
-              <w:rPr>
-                <w:rFonts w:ascii="Palatino Linotype" w:hAnsi="Palatino Linotype"/>
-                <w:lang w:val="en-US"/>
-              </w:rPr>
-              <w:t>;</w:t>
-            </w:r>
-            <w:r>
-              <w:rPr>
-                <w:rFonts w:ascii="Palatino Linotype" w:hAnsi="Palatino Linotype"/>
-                <w:lang w:val="en-US"/>
-              </w:rPr>
-              <w:t xml:space="preserve"> Oslo PhD Initiative in Economic</w:t>
+              <w:t>, Department Seminar</w:t>
             </w:r>
           </w:p>
         </w:tc>
@@ -2681,7 +2612,7 @@
       <w:tr>
         <w:tc>
           <w:tcPr>
-            <w:tcW w:w="1418" w:type="dxa"/>
+            <w:tcW w:w="1134" w:type="dxa"/>
           </w:tcPr>
           <w:p>
             <w:pPr>
@@ -2696,13 +2627,13 @@
                 <w:rFonts w:ascii="Palatino Linotype" w:hAnsi="Palatino Linotype"/>
                 <w:lang w:val="en-US"/>
               </w:rPr>
-              <w:t>2022</w:t>
-            </w:r>
-          </w:p>
-        </w:tc>
-        <w:tc>
-          <w:tcPr>
-            <w:tcW w:w="7598" w:type="dxa"/>
+              <w:t>2023</w:t>
+            </w:r>
+          </w:p>
+        </w:tc>
+        <w:tc>
+          <w:tcPr>
+            <w:tcW w:w="7882" w:type="dxa"/>
           </w:tcPr>
           <w:p>
             <w:pPr>
@@ -2721,7 +2652,7 @@
                 <w:rFonts w:ascii="Palatino Linotype" w:hAnsi="Palatino Linotype"/>
                 <w:lang w:val="en-US"/>
               </w:rPr>
-              <w:t>University of Oslo; Workshop; The Demand and Supply of Public Education</w:t>
+              <w:t>CESifo / Junior Workshop on the Economics of Education</w:t>
             </w:r>
           </w:p>
         </w:tc>
@@ -2729,7 +2660,7 @@
       <w:tr>
         <w:tc>
           <w:tcPr>
-            <w:tcW w:w="1418" w:type="dxa"/>
+            <w:tcW w:w="1134" w:type="dxa"/>
           </w:tcPr>
           <w:p>
             <w:pPr>
@@ -2744,20 +2675,13 @@
                 <w:rFonts w:ascii="Palatino Linotype" w:hAnsi="Palatino Linotype"/>
                 <w:lang w:val="en-US"/>
               </w:rPr>
-              <w:t>202</w:t>
-            </w:r>
-            <w:r>
-              <w:rPr>
-                <w:rFonts w:ascii="Palatino Linotype" w:hAnsi="Palatino Linotype"/>
-                <w:lang w:val="en-US"/>
-              </w:rPr>
-              <w:t>2</w:t>
-            </w:r>
-          </w:p>
-        </w:tc>
-        <w:tc>
-          <w:tcPr>
-            <w:tcW w:w="7598" w:type="dxa"/>
+              <w:t>2023</w:t>
+            </w:r>
+          </w:p>
+        </w:tc>
+        <w:tc>
+          <w:tcPr>
+            <w:tcW w:w="7882" w:type="dxa"/>
           </w:tcPr>
           <w:p>
             <w:pPr>
@@ -2776,7 +2700,35 @@
                 <w:rFonts w:ascii="Palatino Linotype" w:hAnsi="Palatino Linotype"/>
                 <w:lang w:val="en-US"/>
               </w:rPr>
-              <w:t>University of Oslo; PhD Workshop; Oslo PhD Initiative in Economic</w:t>
+              <w:t>University of Oslo</w:t>
+            </w:r>
+            <w:r>
+              <w:rPr>
+                <w:rFonts w:ascii="Palatino Linotype" w:hAnsi="Palatino Linotype"/>
+                <w:lang w:val="en-US"/>
+              </w:rPr>
+              <w:t>;</w:t>
+            </w:r>
+            <w:r>
+              <w:rPr>
+                <w:rFonts w:ascii="Palatino Linotype" w:hAnsi="Palatino Linotype"/>
+                <w:lang w:val="en-US"/>
+              </w:rPr>
+              <w:t xml:space="preserve"> PhD Workshop</w:t>
+            </w:r>
+            <w:r>
+              <w:rPr>
+                <w:rFonts w:ascii="Palatino Linotype" w:hAnsi="Palatino Linotype"/>
+                <w:lang w:val="en-US"/>
+              </w:rPr>
+              <w:t>;</w:t>
+            </w:r>
+            <w:r>
+              <w:rPr>
+                <w:rFonts w:ascii="Palatino Linotype" w:hAnsi="Palatino Linotype"/>
+                <w:lang w:val="en-US"/>
+              </w:rPr>
+              <w:t xml:space="preserve"> Oslo PhD Initiative in Economic</w:t>
             </w:r>
           </w:p>
         </w:tc>
@@ -2784,7 +2736,7 @@
       <w:tr>
         <w:tc>
           <w:tcPr>
-            <w:tcW w:w="1418" w:type="dxa"/>
+            <w:tcW w:w="1134" w:type="dxa"/>
           </w:tcPr>
           <w:p>
             <w:pPr>
@@ -2805,7 +2757,7 @@
         </w:tc>
         <w:tc>
           <w:tcPr>
-            <w:tcW w:w="7598" w:type="dxa"/>
+            <w:tcW w:w="7882" w:type="dxa"/>
           </w:tcPr>
           <w:p>
             <w:pPr>
@@ -2824,6 +2776,109 @@
                 <w:rFonts w:ascii="Palatino Linotype" w:hAnsi="Palatino Linotype"/>
                 <w:lang w:val="en-US"/>
               </w:rPr>
+              <w:t>University of Oslo; Workshop; The Demand and Supply of Public Education</w:t>
+            </w:r>
+          </w:p>
+        </w:tc>
+      </w:tr>
+      <w:tr>
+        <w:tc>
+          <w:tcPr>
+            <w:tcW w:w="1134" w:type="dxa"/>
+          </w:tcPr>
+          <w:p>
+            <w:pPr>
+              <w:jc w:val="right"/>
+              <w:rPr>
+                <w:rFonts w:ascii="Palatino Linotype" w:hAnsi="Palatino Linotype"/>
+                <w:lang w:val="en-US"/>
+              </w:rPr>
+            </w:pPr>
+            <w:r>
+              <w:rPr>
+                <w:rFonts w:ascii="Palatino Linotype" w:hAnsi="Palatino Linotype"/>
+                <w:lang w:val="en-US"/>
+              </w:rPr>
+              <w:t>202</w:t>
+            </w:r>
+            <w:r>
+              <w:rPr>
+                <w:rFonts w:ascii="Palatino Linotype" w:hAnsi="Palatino Linotype"/>
+                <w:lang w:val="en-US"/>
+              </w:rPr>
+              <w:t>2</w:t>
+            </w:r>
+          </w:p>
+        </w:tc>
+        <w:tc>
+          <w:tcPr>
+            <w:tcW w:w="7882" w:type="dxa"/>
+          </w:tcPr>
+          <w:p>
+            <w:pPr>
+              <w:pStyle w:val="ListParagraph"/>
+              <w:numPr>
+                <w:ilvl w:val="0"/>
+                <w:numId w:val="2"/>
+              </w:numPr>
+              <w:rPr>
+                <w:rFonts w:ascii="Palatino Linotype" w:hAnsi="Palatino Linotype"/>
+                <w:lang w:val="en-US"/>
+              </w:rPr>
+            </w:pPr>
+            <w:r>
+              <w:rPr>
+                <w:rFonts w:ascii="Palatino Linotype" w:hAnsi="Palatino Linotype"/>
+                <w:lang w:val="en-US"/>
+              </w:rPr>
+              <w:t>University of Oslo; PhD Workshop; Oslo PhD Initiative in Economic</w:t>
+            </w:r>
+          </w:p>
+        </w:tc>
+      </w:tr>
+      <w:tr>
+        <w:tc>
+          <w:tcPr>
+            <w:tcW w:w="1134" w:type="dxa"/>
+          </w:tcPr>
+          <w:p>
+            <w:pPr>
+              <w:jc w:val="right"/>
+              <w:rPr>
+                <w:rFonts w:ascii="Palatino Linotype" w:hAnsi="Palatino Linotype"/>
+                <w:lang w:val="en-US"/>
+              </w:rPr>
+            </w:pPr>
+            <w:r>
+              <w:rPr>
+                <w:rFonts w:ascii="Palatino Linotype" w:hAnsi="Palatino Linotype"/>
+                <w:lang w:val="en-US"/>
+              </w:rPr>
+              <w:t>2022</w:t>
+            </w:r>
+          </w:p>
+        </w:tc>
+        <w:tc>
+          <w:tcPr>
+            <w:tcW w:w="7882" w:type="dxa"/>
+          </w:tcPr>
+          <w:p>
+            <w:pPr>
+              <w:pStyle w:val="ListParagraph"/>
+              <w:numPr>
+                <w:ilvl w:val="0"/>
+                <w:numId w:val="2"/>
+              </w:numPr>
+              <w:rPr>
+                <w:rFonts w:ascii="Palatino Linotype" w:hAnsi="Palatino Linotype"/>
+                <w:lang w:val="en-US"/>
+              </w:rPr>
+            </w:pPr>
+            <w:r>
+              <w:rPr>
+                <w:rFonts w:ascii="Palatino Linotype" w:hAnsi="Palatino Linotype"/>
+                <w:lang w:val="en-US"/>
+              </w:rPr>
               <w:t>Lund University; PhD Workshop in the Economics of Education</w:t>
             </w:r>
           </w:p>
@@ -2835,7 +2890,7 @@
         </w:trPr>
         <w:tc>
           <w:tcPr>
-            <w:tcW w:w="1418" w:type="dxa"/>
+            <w:tcW w:w="1134" w:type="dxa"/>
           </w:tcPr>
           <w:p>
             <w:pPr>
@@ -2856,7 +2911,7 @@
         </w:tc>
         <w:tc>
           <w:tcPr>
-            <w:tcW w:w="7598" w:type="dxa"/>
+            <w:tcW w:w="7882" w:type="dxa"/>
           </w:tcPr>
           <w:p>
             <w:pPr>

--- a/files/CV_Adam_Reiremo.docx
+++ b/files/CV_Adam_Reiremo.docx
@@ -84,12 +84,21 @@
                 <w:lang w:val="en-US"/>
               </w:rPr>
             </w:pPr>
-            <w:r>
-              <w:rPr>
-                <w:rFonts w:ascii="Palatino Linotype" w:hAnsi="Palatino Linotype"/>
-                <w:lang w:val="en-US"/>
-              </w:rPr>
-              <w:t>Helleveien 30</w:t>
+            <w:proofErr w:type="spellStart"/>
+            <w:r>
+              <w:rPr>
+                <w:rFonts w:ascii="Palatino Linotype" w:hAnsi="Palatino Linotype"/>
+                <w:lang w:val="en-US"/>
+              </w:rPr>
+              <w:t>Helleveien</w:t>
+            </w:r>
+            <w:proofErr w:type="spellEnd"/>
+            <w:r>
+              <w:rPr>
+                <w:rFonts w:ascii="Palatino Linotype" w:hAnsi="Palatino Linotype"/>
+                <w:lang w:val="en-US"/>
+              </w:rPr>
+              <w:t xml:space="preserve"> 30</w:t>
             </w:r>
           </w:p>
           <w:p>
@@ -1281,7 +1290,23 @@
           <w:rFonts w:ascii="Palatino Linotype" w:hAnsi="Palatino Linotype"/>
           <w:lang w:val="en-US"/>
         </w:rPr>
-        <w:t xml:space="preserve"> With Lisa Kahn and Alexander L. P. Willén</w:t>
+        <w:t xml:space="preserve"> </w:t>
+      </w:r>
+      <w:proofErr w:type="gramStart"/>
+      <w:r>
+        <w:rPr>
+          <w:rFonts w:ascii="Palatino Linotype" w:hAnsi="Palatino Linotype"/>
+          <w:lang w:val="en-US"/>
+        </w:rPr>
+        <w:t>With</w:t>
+      </w:r>
+      <w:proofErr w:type="gramEnd"/>
+      <w:r>
+        <w:rPr>
+          <w:rFonts w:ascii="Palatino Linotype" w:hAnsi="Palatino Linotype"/>
+          <w:lang w:val="en-US"/>
+        </w:rPr>
+        <w:t xml:space="preserve"> Lisa Kahn and Alexander L. P. Willén</w:t>
       </w:r>
     </w:p>
     <w:p>
@@ -2647,12 +2672,21 @@
                 <w:lang w:val="en-US"/>
               </w:rPr>
             </w:pPr>
-            <w:r>
-              <w:rPr>
-                <w:rFonts w:ascii="Palatino Linotype" w:hAnsi="Palatino Linotype"/>
-                <w:lang w:val="en-US"/>
-              </w:rPr>
-              <w:t>CESifo / Junior Workshop on the Economics of Education</w:t>
+            <w:proofErr w:type="spellStart"/>
+            <w:r>
+              <w:rPr>
+                <w:rFonts w:ascii="Palatino Linotype" w:hAnsi="Palatino Linotype"/>
+                <w:lang w:val="en-US"/>
+              </w:rPr>
+              <w:t>CESifo</w:t>
+            </w:r>
+            <w:proofErr w:type="spellEnd"/>
+            <w:r>
+              <w:rPr>
+                <w:rFonts w:ascii="Palatino Linotype" w:hAnsi="Palatino Linotype"/>
+                <w:lang w:val="en-US"/>
+              </w:rPr>
+              <w:t xml:space="preserve"> / Junior Workshop on the Economics of Education</w:t>
             </w:r>
           </w:p>
         </w:tc>
@@ -4109,7 +4143,6 @@
   <w:style w:type="character" w:default="1" w:styleId="DefaultParagraphFont">
     <w:name w:val="Default Paragraph Font"/>
     <w:uiPriority w:val="1"/>
-    <w:semiHidden/>
     <w:unhideWhenUsed/>
   </w:style>
   <w:style w:type="table" w:default="1" w:styleId="TableNormal">

--- a/files/CV_Adam_Reiremo.docx
+++ b/files/CV_Adam_Reiremo.docx
@@ -175,6 +175,36 @@
               <w:t xml:space="preserve"> </w:t>
             </w:r>
           </w:p>
+          <w:p>
+            <w:pPr>
+              <w:jc w:val="right"/>
+              <w:rPr>
+                <w:rFonts w:ascii="Palatino Linotype" w:hAnsi="Palatino Linotype"/>
+                <w:lang w:val="en-US"/>
+              </w:rPr>
+            </w:pPr>
+            <w:r>
+              <w:rPr>
+                <w:rFonts w:ascii="Palatino Linotype" w:hAnsi="Palatino Linotype"/>
+                <w:lang w:val="en-US"/>
+              </w:rPr>
+              <w:t xml:space="preserve">Formerly </w:t>
+            </w:r>
+            <w:r>
+              <w:rPr>
+                <w:rFonts w:ascii="Palatino Linotype" w:hAnsi="Palatino Linotype"/>
+                <w:lang w:val="en-US"/>
+              </w:rPr>
+              <w:t>known</w:t>
+            </w:r>
+            <w:r>
+              <w:rPr>
+                <w:rFonts w:ascii="Palatino Linotype" w:hAnsi="Palatino Linotype"/>
+                <w:lang w:val="en-US"/>
+              </w:rPr>
+              <w:t xml:space="preserve"> as Tore Adam Reiremo</w:t>
+            </w:r>
+          </w:p>
         </w:tc>
       </w:tr>
     </w:tbl>
@@ -988,12 +1018,50 @@
               </w:rPr>
               <w:t xml:space="preserve">Working Paper: </w:t>
             </w:r>
-            <w:r>
-              <w:rPr>
-                <w:rFonts w:ascii="Palatino Linotype" w:hAnsi="Palatino Linotype"/>
-                <w:lang w:val="en-US"/>
-              </w:rPr>
-              <w:t>https://arxiv.org/abs/2407.13204</w:t>
+            <w:hyperlink r:id="rId6" w:history="1">
+              <w:r>
+                <w:rPr>
+                  <w:rStyle w:val="Hyperlink"/>
+                  <w:rFonts w:ascii="Palatino Linotype" w:hAnsi="Palatino Linotype"/>
+                  <w:lang w:val="en-US"/>
+                </w:rPr>
+                <w:t>https://arxiv.org/abs/2407.13204</w:t>
+              </w:r>
+            </w:hyperlink>
+          </w:p>
+          <w:p>
+            <w:pPr>
+              <w:tabs>
+                <w:tab w:val="left" w:pos="2115"/>
+              </w:tabs>
+              <w:rPr>
+                <w:rFonts w:ascii="Palatino Linotype" w:hAnsi="Palatino Linotype"/>
+                <w:lang w:val="en-US"/>
+              </w:rPr>
+            </w:pPr>
+            <w:r>
+              <w:rPr>
+                <w:rFonts w:ascii="Palatino Linotype" w:hAnsi="Palatino Linotype"/>
+                <w:lang w:val="en-US"/>
+              </w:rPr>
+              <w:t xml:space="preserve">Dictionary of text analysis phrases: </w:t>
+            </w:r>
+            <w:hyperlink r:id="rId7" w:history="1">
+              <w:r>
+                <w:rPr>
+                  <w:rStyle w:val="Hyperlink"/>
+                  <w:rFonts w:ascii="Palatino Linotype" w:hAnsi="Palatino Linotype"/>
+                  <w:lang w:val="en-US"/>
+                </w:rPr>
+                <w:t>https://zenodo.org/records/14973628</w:t>
+              </w:r>
+            </w:hyperlink>
+            <w:r>
+              <w:rPr>
+                <w:rFonts w:ascii="Palatino Linotype" w:hAnsi="Palatino Linotype"/>
+                <w:lang w:val="en-US"/>
+              </w:rPr>
+              <w:t xml:space="preserve"> </w:t>
             </w:r>
           </w:p>
         </w:tc>
@@ -1462,7 +1530,7 @@
                 <w:lang w:val="en-US"/>
               </w:rPr>
             </w:pPr>
-            <w:hyperlink r:id="rId6" w:history="1">
+            <w:hyperlink r:id="rId8" w:history="1">
               <w:r>
                 <w:rPr>
                   <w:rStyle w:val="Hyperlink"/>
@@ -1471,7 +1539,27 @@
                   <w:iCs/>
                   <w:lang w:val="en-US"/>
                 </w:rPr>
-                <w:t>Reproducibility and Robustness of Economics and Political Science Research</w:t>
+                <w:t xml:space="preserve">Reproducibility and Robustness of </w:t>
+              </w:r>
+              <w:r>
+                <w:rPr>
+                  <w:rStyle w:val="Hyperlink"/>
+                  <w:rFonts w:ascii="Palatino Linotype" w:hAnsi="Palatino Linotype"/>
+                  <w:i/>
+                  <w:iCs/>
+                  <w:lang w:val="en-US"/>
+                </w:rPr>
+                <w:t>E</w:t>
+              </w:r>
+              <w:r>
+                <w:rPr>
+                  <w:rStyle w:val="Hyperlink"/>
+                  <w:rFonts w:ascii="Palatino Linotype" w:hAnsi="Palatino Linotype"/>
+                  <w:i/>
+                  <w:iCs/>
+                  <w:lang w:val="en-US"/>
+                </w:rPr>
+                <w:t>conomics and Political Science Research</w:t>
               </w:r>
             </w:hyperlink>
             <w:r>
@@ -1516,7 +1604,36 @@
                 <w:iCs/>
                 <w:lang w:val="en-US"/>
               </w:rPr>
-              <w:t xml:space="preserve">Nature  </w:t>
+              <w:t xml:space="preserve">Published in </w:t>
+            </w:r>
+            <w:r>
+              <w:rPr>
+                <w:rFonts w:ascii="Palatino Linotype" w:hAnsi="Palatino Linotype"/>
+                <w:b/>
+                <w:bCs/>
+                <w:i/>
+                <w:iCs/>
+                <w:lang w:val="en-US"/>
+              </w:rPr>
+              <w:t>Nature</w:t>
+            </w:r>
+            <w:r>
+              <w:rPr>
+                <w:rFonts w:ascii="Palatino Linotype" w:hAnsi="Palatino Linotype"/>
+                <w:i/>
+                <w:iCs/>
+                <w:lang w:val="en-US"/>
+              </w:rPr>
+              <w:t>,</w:t>
+            </w:r>
+            <w:r>
+              <w:rPr>
+                <w:rFonts w:ascii="Palatino Linotype" w:hAnsi="Palatino Linotype"/>
+                <w:i/>
+                <w:iCs/>
+                <w:lang w:val="en-US"/>
+              </w:rPr>
+              <w:t xml:space="preserve"> 2026</w:t>
             </w:r>
           </w:p>
         </w:tc>
@@ -1646,7 +1763,29 @@
                 <w:rFonts w:ascii="Palatino Linotype" w:hAnsi="Palatino Linotype"/>
                 <w:lang w:val="en-US"/>
               </w:rPr>
-              <w:t>Fall 2022</w:t>
+              <w:t>202</w:t>
+            </w:r>
+            <w:r>
+              <w:rPr>
+                <w:rFonts w:ascii="Palatino Linotype" w:hAnsi="Palatino Linotype"/>
+                <w:lang w:val="en-US"/>
+              </w:rPr>
+              <w:t xml:space="preserve">0, 2022, </w:t>
+            </w:r>
+            <w:r>
+              <w:rPr>
+                <w:rFonts w:ascii="Palatino Linotype" w:hAnsi="Palatino Linotype"/>
+                <w:lang w:val="en-US"/>
+              </w:rPr>
+              <w:br/>
+              <w:t xml:space="preserve">and </w:t>
+            </w:r>
+            <w:r>
+              <w:rPr>
+                <w:rFonts w:ascii="Palatino Linotype" w:hAnsi="Palatino Linotype"/>
+                <w:lang w:val="en-US"/>
+              </w:rPr>
+              <w:t>2024</w:t>
             </w:r>
           </w:p>
         </w:tc>
@@ -1666,29 +1805,14 @@
                 <w:rFonts w:ascii="Palatino Linotype" w:hAnsi="Palatino Linotype"/>
                 <w:lang w:val="en-US"/>
               </w:rPr>
-              <w:t>University of Oslo; Mathematics 2</w:t>
-            </w:r>
-          </w:p>
-          <w:p>
-            <w:pPr>
-              <w:rPr>
-                <w:rFonts w:ascii="Palatino Linotype" w:hAnsi="Palatino Linotype"/>
-                <w:lang w:val="en-US"/>
-              </w:rPr>
-            </w:pPr>
-            <w:r>
-              <w:rPr>
-                <w:rFonts w:ascii="Palatino Linotype" w:hAnsi="Palatino Linotype"/>
-                <w:lang w:val="en-US"/>
-              </w:rPr>
-              <w:t xml:space="preserve">Seminar </w:t>
-            </w:r>
-            <w:r>
-              <w:rPr>
-                <w:rFonts w:ascii="Palatino Linotype" w:hAnsi="Palatino Linotype"/>
-                <w:lang w:val="en-US"/>
-              </w:rPr>
-              <w:t>Tutor</w:t>
+              <w:t>Examiner master’s theses, including assessment of the written thesis and oral defense.</w:t>
+            </w:r>
+            <w:r>
+              <w:rPr>
+                <w:rFonts w:ascii="Palatino Linotype" w:hAnsi="Palatino Linotype"/>
+                <w:lang w:val="en-US"/>
+              </w:rPr>
+              <w:t xml:space="preserve"> </w:t>
             </w:r>
           </w:p>
         </w:tc>
@@ -1711,7 +1835,7 @@
                 <w:rFonts w:ascii="Palatino Linotype" w:hAnsi="Palatino Linotype"/>
                 <w:lang w:val="en-US"/>
               </w:rPr>
-              <w:t>Fall 2021</w:t>
+              <w:t>Fall 2022</w:t>
             </w:r>
           </w:p>
         </w:tc>
@@ -1731,50 +1855,36 @@
                 <w:rFonts w:ascii="Palatino Linotype" w:hAnsi="Palatino Linotype"/>
                 <w:lang w:val="en-US"/>
               </w:rPr>
-              <w:t>University of Oslo</w:t>
-            </w:r>
-            <w:r>
-              <w:rPr>
-                <w:rFonts w:ascii="Palatino Linotype" w:hAnsi="Palatino Linotype"/>
-                <w:lang w:val="en-US"/>
-              </w:rPr>
-              <w:t>;</w:t>
-            </w:r>
-            <w:r>
-              <w:rPr>
-                <w:rFonts w:ascii="Palatino Linotype" w:hAnsi="Palatino Linotype"/>
-                <w:lang w:val="en-US"/>
-              </w:rPr>
-              <w:t xml:space="preserve"> Mathematics </w:t>
-            </w:r>
-            <w:r>
-              <w:rPr>
-                <w:rFonts w:ascii="Palatino Linotype" w:hAnsi="Palatino Linotype"/>
-                <w:lang w:val="en-US"/>
-              </w:rPr>
-              <w:t>1</w:t>
-            </w:r>
-          </w:p>
-          <w:p>
-            <w:pPr>
-              <w:rPr>
-                <w:rFonts w:ascii="Palatino Linotype" w:hAnsi="Palatino Linotype"/>
-                <w:lang w:val="en-US"/>
-              </w:rPr>
-            </w:pPr>
-            <w:r>
-              <w:rPr>
-                <w:rFonts w:ascii="Palatino Linotype" w:hAnsi="Palatino Linotype"/>
-                <w:lang w:val="en-US"/>
-              </w:rPr>
-              <w:t xml:space="preserve">Lecturer and </w:t>
-            </w:r>
-            <w:r>
-              <w:rPr>
-                <w:rFonts w:ascii="Palatino Linotype" w:hAnsi="Palatino Linotype"/>
-                <w:lang w:val="en-US"/>
-              </w:rPr>
-              <w:t>Seminar Tutor</w:t>
+              <w:t xml:space="preserve">Exam-preparation session in Mathematics 2; </w:t>
+            </w:r>
+          </w:p>
+          <w:p>
+            <w:pPr>
+              <w:rPr>
+                <w:rFonts w:ascii="Palatino Linotype" w:hAnsi="Palatino Linotype"/>
+                <w:lang w:val="en-US"/>
+              </w:rPr>
+            </w:pPr>
+            <w:r>
+              <w:rPr>
+                <w:rFonts w:ascii="Palatino Linotype" w:hAnsi="Palatino Linotype"/>
+                <w:lang w:val="en-US"/>
+              </w:rPr>
+              <w:t xml:space="preserve">Invited by </w:t>
+            </w:r>
+            <w:r>
+              <w:rPr>
+                <w:rFonts w:ascii="Palatino Linotype" w:hAnsi="Palatino Linotype"/>
+                <w:lang w:val="en-US"/>
+              </w:rPr>
+              <w:t>Frederik Student Union</w:t>
+            </w:r>
+            <w:r>
+              <w:rPr>
+                <w:rFonts w:ascii="Palatino Linotype" w:hAnsi="Palatino Linotype"/>
+                <w:lang w:val="en-US"/>
+              </w:rPr>
+              <w:t xml:space="preserve"> at the University of Oslo</w:t>
             </w:r>
           </w:p>
         </w:tc>
@@ -1797,7 +1907,7 @@
                 <w:rFonts w:ascii="Palatino Linotype" w:hAnsi="Palatino Linotype"/>
                 <w:lang w:val="en-US"/>
               </w:rPr>
-              <w:t>Spring 2021</w:t>
+              <w:t>Spring 2022</w:t>
             </w:r>
           </w:p>
         </w:tc>
@@ -1817,7 +1927,14 @@
                 <w:rFonts w:ascii="Palatino Linotype" w:hAnsi="Palatino Linotype"/>
                 <w:lang w:val="en-US"/>
               </w:rPr>
-              <w:t>University of Oslo</w:t>
+              <w:t>Exam-preparation session in</w:t>
+            </w:r>
+            <w:r>
+              <w:rPr>
+                <w:rFonts w:ascii="Palatino Linotype" w:hAnsi="Palatino Linotype"/>
+                <w:lang w:val="en-US"/>
+              </w:rPr>
+              <w:t xml:space="preserve"> Microeconomics 2</w:t>
             </w:r>
             <w:r>
               <w:rPr>
@@ -1826,34 +1943,34 @@
               </w:rPr>
               <w:t xml:space="preserve">; </w:t>
             </w:r>
-            <w:r>
-              <w:rPr>
-                <w:rFonts w:ascii="Palatino Linotype" w:hAnsi="Palatino Linotype"/>
-                <w:lang w:val="en-US"/>
-              </w:rPr>
-              <w:t>Microeconomics 1</w:t>
-            </w:r>
-          </w:p>
-          <w:p>
-            <w:pPr>
-              <w:rPr>
-                <w:rFonts w:ascii="Palatino Linotype" w:hAnsi="Palatino Linotype"/>
-                <w:lang w:val="en-US"/>
-              </w:rPr>
-            </w:pPr>
-            <w:r>
-              <w:rPr>
-                <w:rFonts w:ascii="Palatino Linotype" w:hAnsi="Palatino Linotype"/>
-                <w:lang w:val="en-US"/>
-              </w:rPr>
-              <w:t xml:space="preserve">Seminar </w:t>
-            </w:r>
-            <w:r>
-              <w:rPr>
-                <w:rFonts w:ascii="Palatino Linotype" w:hAnsi="Palatino Linotype"/>
-                <w:lang w:val="en-US"/>
-              </w:rPr>
-              <w:t>Tutor</w:t>
+          </w:p>
+          <w:p>
+            <w:pPr>
+              <w:rPr>
+                <w:rFonts w:ascii="Palatino Linotype" w:hAnsi="Palatino Linotype"/>
+                <w:lang w:val="en-US"/>
+              </w:rPr>
+            </w:pPr>
+            <w:r>
+              <w:rPr>
+                <w:rFonts w:ascii="Palatino Linotype" w:hAnsi="Palatino Linotype"/>
+                <w:lang w:val="en-US"/>
+              </w:rPr>
+              <w:t xml:space="preserve">Invited by </w:t>
+            </w:r>
+            <w:r>
+              <w:rPr>
+                <w:rFonts w:ascii="Palatino Linotype" w:hAnsi="Palatino Linotype"/>
+                <w:lang w:val="en-US"/>
+              </w:rPr>
+              <w:t>Frederik Student Union</w:t>
+            </w:r>
+            <w:r>
+              <w:rPr>
+                <w:rFonts w:ascii="Palatino Linotype" w:hAnsi="Palatino Linotype"/>
+                <w:lang w:val="en-US"/>
+              </w:rPr>
+              <w:t xml:space="preserve"> at the University of Oslo</w:t>
             </w:r>
           </w:p>
         </w:tc>
@@ -1876,7 +1993,7 @@
                 <w:rFonts w:ascii="Palatino Linotype" w:hAnsi="Palatino Linotype"/>
                 <w:lang w:val="en-US"/>
               </w:rPr>
-              <w:t>Fall 2020</w:t>
+              <w:t>Fall 2022</w:t>
             </w:r>
           </w:p>
         </w:tc>
@@ -1896,78 +2013,22 @@
                 <w:rFonts w:ascii="Palatino Linotype" w:hAnsi="Palatino Linotype"/>
                 <w:lang w:val="en-US"/>
               </w:rPr>
-              <w:t>University of Oslo</w:t>
-            </w:r>
-            <w:r>
-              <w:rPr>
-                <w:rFonts w:ascii="Palatino Linotype" w:hAnsi="Palatino Linotype"/>
-                <w:lang w:val="en-US"/>
-              </w:rPr>
-              <w:t>; Mathematics 1</w:t>
-            </w:r>
-          </w:p>
-          <w:p>
-            <w:pPr>
-              <w:rPr>
-                <w:rFonts w:ascii="Palatino Linotype" w:hAnsi="Palatino Linotype"/>
-                <w:lang w:val="en-US"/>
-              </w:rPr>
-            </w:pPr>
-            <w:r>
-              <w:rPr>
-                <w:rFonts w:ascii="Palatino Linotype" w:hAnsi="Palatino Linotype"/>
-                <w:lang w:val="en-US"/>
-              </w:rPr>
-              <w:t xml:space="preserve">Course </w:t>
-            </w:r>
-            <w:r>
-              <w:rPr>
-                <w:rFonts w:ascii="Palatino Linotype" w:hAnsi="Palatino Linotype"/>
-                <w:lang w:val="en-US"/>
-              </w:rPr>
-              <w:t>R</w:t>
-            </w:r>
-            <w:r>
-              <w:rPr>
-                <w:rFonts w:ascii="Palatino Linotype" w:hAnsi="Palatino Linotype"/>
-                <w:lang w:val="en-US"/>
-              </w:rPr>
-              <w:t xml:space="preserve">esponsible, </w:t>
-            </w:r>
-            <w:r>
-              <w:rPr>
-                <w:rFonts w:ascii="Palatino Linotype" w:hAnsi="Palatino Linotype"/>
-                <w:lang w:val="en-US"/>
-              </w:rPr>
-              <w:t>L</w:t>
-            </w:r>
-            <w:r>
-              <w:rPr>
-                <w:rFonts w:ascii="Palatino Linotype" w:hAnsi="Palatino Linotype"/>
-                <w:lang w:val="en-US"/>
-              </w:rPr>
-              <w:t xml:space="preserve">ecturer, and </w:t>
-            </w:r>
-            <w:r>
-              <w:rPr>
-                <w:rFonts w:ascii="Palatino Linotype" w:hAnsi="Palatino Linotype"/>
-                <w:lang w:val="en-US"/>
-              </w:rPr>
-              <w:t>S</w:t>
-            </w:r>
-            <w:r>
-              <w:rPr>
-                <w:rFonts w:ascii="Palatino Linotype" w:hAnsi="Palatino Linotype"/>
-                <w:lang w:val="en-US"/>
-              </w:rPr>
-              <w:t xml:space="preserve">eminar </w:t>
-            </w:r>
-            <w:r>
-              <w:rPr>
-                <w:rFonts w:ascii="Palatino Linotype" w:hAnsi="Palatino Linotype"/>
-                <w:lang w:val="en-US"/>
-              </w:rPr>
-              <w:t>Tutor</w:t>
+              <w:t>University of Oslo; Mathematics 2</w:t>
+            </w:r>
+          </w:p>
+          <w:p>
+            <w:pPr>
+              <w:rPr>
+                <w:rFonts w:ascii="Palatino Linotype" w:hAnsi="Palatino Linotype"/>
+                <w:lang w:val="en-US"/>
+              </w:rPr>
+            </w:pPr>
+            <w:r>
+              <w:rPr>
+                <w:rFonts w:ascii="Palatino Linotype" w:hAnsi="Palatino Linotype"/>
+                <w:lang w:val="en-US"/>
+              </w:rPr>
+              <w:t>Seminar Tutor</w:t>
             </w:r>
           </w:p>
         </w:tc>
@@ -1990,7 +2051,7 @@
                 <w:rFonts w:ascii="Palatino Linotype" w:hAnsi="Palatino Linotype"/>
                 <w:lang w:val="en-US"/>
               </w:rPr>
-              <w:t>Spring 2020</w:t>
+              <w:t>Fall 2021</w:t>
             </w:r>
           </w:p>
         </w:tc>
@@ -2017,29 +2078,29 @@
                 <w:rFonts w:ascii="Palatino Linotype" w:hAnsi="Palatino Linotype"/>
                 <w:lang w:val="en-US"/>
               </w:rPr>
-              <w:t xml:space="preserve">; Microeconomics </w:t>
-            </w:r>
-            <w:r>
-              <w:rPr>
-                <w:rFonts w:ascii="Palatino Linotype" w:hAnsi="Palatino Linotype"/>
-                <w:lang w:val="en-US"/>
-              </w:rPr>
-              <w:t>2</w:t>
-            </w:r>
-          </w:p>
-          <w:p>
-            <w:pPr>
-              <w:rPr>
-                <w:rFonts w:ascii="Palatino Linotype" w:hAnsi="Palatino Linotype"/>
-                <w:lang w:val="en-US"/>
-              </w:rPr>
-            </w:pPr>
-            <w:r>
-              <w:rPr>
-                <w:rFonts w:ascii="Palatino Linotype" w:hAnsi="Palatino Linotype"/>
-                <w:lang w:val="en-US"/>
-              </w:rPr>
-              <w:t>Lecturer</w:t>
+              <w:t xml:space="preserve">; Mathematics </w:t>
+            </w:r>
+            <w:r>
+              <w:rPr>
+                <w:rFonts w:ascii="Palatino Linotype" w:hAnsi="Palatino Linotype"/>
+                <w:lang w:val="en-US"/>
+              </w:rPr>
+              <w:t>1</w:t>
+            </w:r>
+          </w:p>
+          <w:p>
+            <w:pPr>
+              <w:rPr>
+                <w:rFonts w:ascii="Palatino Linotype" w:hAnsi="Palatino Linotype"/>
+                <w:lang w:val="en-US"/>
+              </w:rPr>
+            </w:pPr>
+            <w:r>
+              <w:rPr>
+                <w:rFonts w:ascii="Palatino Linotype" w:hAnsi="Palatino Linotype"/>
+                <w:lang w:val="en-US"/>
+              </w:rPr>
+              <w:t>Lecturer and Seminar Tutor</w:t>
             </w:r>
           </w:p>
         </w:tc>
@@ -2062,6 +2123,201 @@
                 <w:rFonts w:ascii="Palatino Linotype" w:hAnsi="Palatino Linotype"/>
                 <w:lang w:val="en-US"/>
               </w:rPr>
+              <w:t>Spring 2021</w:t>
+            </w:r>
+          </w:p>
+        </w:tc>
+        <w:tc>
+          <w:tcPr>
+            <w:tcW w:w="6894" w:type="dxa"/>
+          </w:tcPr>
+          <w:p>
+            <w:pPr>
+              <w:rPr>
+                <w:rFonts w:ascii="Palatino Linotype" w:hAnsi="Palatino Linotype"/>
+                <w:lang w:val="en-US"/>
+              </w:rPr>
+            </w:pPr>
+            <w:r>
+              <w:rPr>
+                <w:rFonts w:ascii="Palatino Linotype" w:hAnsi="Palatino Linotype"/>
+                <w:lang w:val="en-US"/>
+              </w:rPr>
+              <w:t>University of Oslo</w:t>
+            </w:r>
+            <w:r>
+              <w:rPr>
+                <w:rFonts w:ascii="Palatino Linotype" w:hAnsi="Palatino Linotype"/>
+                <w:lang w:val="en-US"/>
+              </w:rPr>
+              <w:t>; Microeconomics 1</w:t>
+            </w:r>
+          </w:p>
+          <w:p>
+            <w:pPr>
+              <w:rPr>
+                <w:rFonts w:ascii="Palatino Linotype" w:hAnsi="Palatino Linotype"/>
+                <w:lang w:val="en-US"/>
+              </w:rPr>
+            </w:pPr>
+            <w:r>
+              <w:rPr>
+                <w:rFonts w:ascii="Palatino Linotype" w:hAnsi="Palatino Linotype"/>
+                <w:lang w:val="en-US"/>
+              </w:rPr>
+              <w:t>Seminar Tutor</w:t>
+            </w:r>
+          </w:p>
+        </w:tc>
+      </w:tr>
+      <w:tr>
+        <w:tc>
+          <w:tcPr>
+            <w:tcW w:w="2122" w:type="dxa"/>
+          </w:tcPr>
+          <w:p>
+            <w:pPr>
+              <w:jc w:val="right"/>
+              <w:rPr>
+                <w:rFonts w:ascii="Palatino Linotype" w:hAnsi="Palatino Linotype"/>
+                <w:lang w:val="en-US"/>
+              </w:rPr>
+            </w:pPr>
+            <w:r>
+              <w:rPr>
+                <w:rFonts w:ascii="Palatino Linotype" w:hAnsi="Palatino Linotype"/>
+                <w:lang w:val="en-US"/>
+              </w:rPr>
+              <w:t>Fall 2020</w:t>
+            </w:r>
+          </w:p>
+        </w:tc>
+        <w:tc>
+          <w:tcPr>
+            <w:tcW w:w="6894" w:type="dxa"/>
+          </w:tcPr>
+          <w:p>
+            <w:pPr>
+              <w:rPr>
+                <w:rFonts w:ascii="Palatino Linotype" w:hAnsi="Palatino Linotype"/>
+                <w:lang w:val="en-US"/>
+              </w:rPr>
+            </w:pPr>
+            <w:r>
+              <w:rPr>
+                <w:rFonts w:ascii="Palatino Linotype" w:hAnsi="Palatino Linotype"/>
+                <w:lang w:val="en-US"/>
+              </w:rPr>
+              <w:t>University of Oslo</w:t>
+            </w:r>
+            <w:r>
+              <w:rPr>
+                <w:rFonts w:ascii="Palatino Linotype" w:hAnsi="Palatino Linotype"/>
+                <w:lang w:val="en-US"/>
+              </w:rPr>
+              <w:t>; Mathematics 1</w:t>
+            </w:r>
+          </w:p>
+          <w:p>
+            <w:pPr>
+              <w:rPr>
+                <w:rFonts w:ascii="Palatino Linotype" w:hAnsi="Palatino Linotype"/>
+                <w:lang w:val="en-US"/>
+              </w:rPr>
+            </w:pPr>
+            <w:r>
+              <w:rPr>
+                <w:rFonts w:ascii="Palatino Linotype" w:hAnsi="Palatino Linotype"/>
+                <w:lang w:val="en-US"/>
+              </w:rPr>
+              <w:t>Course Responsible, Lecturer, and Seminar Tutor</w:t>
+            </w:r>
+          </w:p>
+        </w:tc>
+      </w:tr>
+      <w:tr>
+        <w:tc>
+          <w:tcPr>
+            <w:tcW w:w="2122" w:type="dxa"/>
+          </w:tcPr>
+          <w:p>
+            <w:pPr>
+              <w:jc w:val="right"/>
+              <w:rPr>
+                <w:rFonts w:ascii="Palatino Linotype" w:hAnsi="Palatino Linotype"/>
+                <w:lang w:val="en-US"/>
+              </w:rPr>
+            </w:pPr>
+            <w:r>
+              <w:rPr>
+                <w:rFonts w:ascii="Palatino Linotype" w:hAnsi="Palatino Linotype"/>
+                <w:lang w:val="en-US"/>
+              </w:rPr>
+              <w:t>Spring 2020</w:t>
+            </w:r>
+          </w:p>
+        </w:tc>
+        <w:tc>
+          <w:tcPr>
+            <w:tcW w:w="6894" w:type="dxa"/>
+          </w:tcPr>
+          <w:p>
+            <w:pPr>
+              <w:rPr>
+                <w:rFonts w:ascii="Palatino Linotype" w:hAnsi="Palatino Linotype"/>
+                <w:lang w:val="en-US"/>
+              </w:rPr>
+            </w:pPr>
+            <w:r>
+              <w:rPr>
+                <w:rFonts w:ascii="Palatino Linotype" w:hAnsi="Palatino Linotype"/>
+                <w:lang w:val="en-US"/>
+              </w:rPr>
+              <w:t>University of Oslo</w:t>
+            </w:r>
+            <w:r>
+              <w:rPr>
+                <w:rFonts w:ascii="Palatino Linotype" w:hAnsi="Palatino Linotype"/>
+                <w:lang w:val="en-US"/>
+              </w:rPr>
+              <w:t>; Microeconomics 2</w:t>
+            </w:r>
+          </w:p>
+          <w:p>
+            <w:pPr>
+              <w:rPr>
+                <w:rFonts w:ascii="Palatino Linotype" w:hAnsi="Palatino Linotype"/>
+                <w:lang w:val="en-US"/>
+              </w:rPr>
+            </w:pPr>
+            <w:r>
+              <w:rPr>
+                <w:rFonts w:ascii="Palatino Linotype" w:hAnsi="Palatino Linotype"/>
+                <w:lang w:val="en-US"/>
+              </w:rPr>
+              <w:t>Lecturer</w:t>
+            </w:r>
+          </w:p>
+        </w:tc>
+      </w:tr>
+      <w:tr>
+        <w:tc>
+          <w:tcPr>
+            <w:tcW w:w="2122" w:type="dxa"/>
+          </w:tcPr>
+          <w:p>
+            <w:pPr>
+              <w:jc w:val="right"/>
+              <w:rPr>
+                <w:rFonts w:ascii="Palatino Linotype" w:hAnsi="Palatino Linotype"/>
+                <w:lang w:val="en-US"/>
+              </w:rPr>
+            </w:pPr>
+            <w:r>
+              <w:rPr>
+                <w:rFonts w:ascii="Palatino Linotype" w:hAnsi="Palatino Linotype"/>
+                <w:lang w:val="en-US"/>
+              </w:rPr>
               <w:t>Fall 2019</w:t>
             </w:r>
           </w:p>
@@ -2111,14 +2367,7 @@
                 <w:rFonts w:ascii="Palatino Linotype" w:hAnsi="Palatino Linotype"/>
                 <w:lang w:val="en-US"/>
               </w:rPr>
-              <w:t>Seminar</w:t>
-            </w:r>
-            <w:r>
-              <w:rPr>
-                <w:rFonts w:ascii="Palatino Linotype" w:hAnsi="Palatino Linotype"/>
-                <w:lang w:val="en-US"/>
-              </w:rPr>
-              <w:t xml:space="preserve"> Tutor</w:t>
+              <w:t>Seminar Tutor</w:t>
             </w:r>
           </w:p>
         </w:tc>
@@ -2136,6 +2385,25 @@
     </w:p>
     <w:p>
       <w:pPr>
+        <w:rPr>
+          <w:rFonts w:ascii="Palatino Linotype" w:hAnsi="Palatino Linotype"/>
+          <w:b/>
+          <w:bCs/>
+          <w:lang w:val="en-US"/>
+        </w:rPr>
+      </w:pPr>
+      <w:r>
+        <w:rPr>
+          <w:rFonts w:ascii="Palatino Linotype" w:hAnsi="Palatino Linotype"/>
+          <w:b/>
+          <w:bCs/>
+          <w:lang w:val="en-US"/>
+        </w:rPr>
+        <w:br w:type="page"/>
+      </w:r>
+    </w:p>
+    <w:p>
+      <w:pPr>
         <w:pBdr>
           <w:bottom w:val="single" w:sz="4" w:space="1" w:color="auto"/>
         </w:pBdr>
@@ -2153,6 +2421,7 @@
           <w:bCs/>
           <w:lang w:val="en-US"/>
         </w:rPr>
+        <w:lastRenderedPageBreak/>
         <w:t>Grants</w:t>
       </w:r>
     </w:p>
@@ -2192,6 +2461,197 @@
                 <w:rFonts w:ascii="Palatino Linotype" w:hAnsi="Palatino Linotype"/>
                 <w:lang w:val="en-US"/>
               </w:rPr>
+              <w:t>2026</w:t>
+            </w:r>
+          </w:p>
+        </w:tc>
+        <w:tc>
+          <w:tcPr>
+            <w:tcW w:w="6894" w:type="dxa"/>
+          </w:tcPr>
+          <w:p>
+            <w:pPr>
+              <w:rPr>
+                <w:rFonts w:ascii="Palatino Linotype" w:hAnsi="Palatino Linotype"/>
+                <w:b/>
+                <w:bCs/>
+                <w:lang w:val="en-US"/>
+              </w:rPr>
+            </w:pPr>
+            <w:r>
+              <w:rPr>
+                <w:rFonts w:ascii="Palatino Linotype" w:hAnsi="Palatino Linotype"/>
+                <w:b/>
+                <w:bCs/>
+                <w:lang w:val="en-US"/>
+              </w:rPr>
+              <w:t>Participant</w:t>
+            </w:r>
+            <w:r>
+              <w:rPr>
+                <w:rFonts w:ascii="Palatino Linotype" w:hAnsi="Palatino Linotype"/>
+                <w:lang w:val="en-US"/>
+              </w:rPr>
+              <w:t xml:space="preserve">, Moving Ahead with AI? Equitable Adaptation in School and Educational Transitions in the Nordic-Baltic Region (AHEAD), </w:t>
+            </w:r>
+            <w:proofErr w:type="spellStart"/>
+            <w:r>
+              <w:rPr>
+                <w:rFonts w:ascii="Palatino Linotype" w:hAnsi="Palatino Linotype"/>
+                <w:lang w:val="en-US"/>
+              </w:rPr>
+              <w:t>NordForsk</w:t>
+            </w:r>
+            <w:proofErr w:type="spellEnd"/>
+            <w:r>
+              <w:rPr>
+                <w:rFonts w:ascii="Palatino Linotype" w:hAnsi="Palatino Linotype"/>
+                <w:lang w:val="en-US"/>
+              </w:rPr>
+              <w:t>, 2027–2029. PI: Kjell Gunnar Salvanes. Budget: NOK 13 million.</w:t>
+            </w:r>
+            <w:r>
+              <w:rPr>
+                <w:rFonts w:ascii="Palatino Linotype" w:hAnsi="Palatino Linotype"/>
+                <w:lang w:val="en-US"/>
+              </w:rPr>
+              <w:br/>
+            </w:r>
+            <w:r>
+              <w:rPr>
+                <w:rFonts w:ascii="Palatino Linotype" w:hAnsi="Palatino Linotype"/>
+                <w:b/>
+                <w:bCs/>
+                <w:lang w:val="en-US"/>
+              </w:rPr>
+              <w:t>Awaiting evaluation</w:t>
+            </w:r>
+          </w:p>
+        </w:tc>
+      </w:tr>
+      <w:tr>
+        <w:tc>
+          <w:tcPr>
+            <w:tcW w:w="2122" w:type="dxa"/>
+          </w:tcPr>
+          <w:p>
+            <w:pPr>
+              <w:jc w:val="right"/>
+              <w:rPr>
+                <w:rFonts w:ascii="Palatino Linotype" w:hAnsi="Palatino Linotype"/>
+                <w:lang w:val="en-US"/>
+              </w:rPr>
+            </w:pPr>
+            <w:r>
+              <w:rPr>
+                <w:rFonts w:ascii="Palatino Linotype" w:hAnsi="Palatino Linotype"/>
+                <w:lang w:val="en-US"/>
+              </w:rPr>
+              <w:t>2026</w:t>
+            </w:r>
+          </w:p>
+        </w:tc>
+        <w:tc>
+          <w:tcPr>
+            <w:tcW w:w="6894" w:type="dxa"/>
+          </w:tcPr>
+          <w:p>
+            <w:pPr>
+              <w:rPr>
+                <w:rFonts w:ascii="Palatino Linotype" w:hAnsi="Palatino Linotype"/>
+                <w:lang w:val="en-US"/>
+              </w:rPr>
+            </w:pPr>
+            <w:r>
+              <w:rPr>
+                <w:rFonts w:ascii="Palatino Linotype" w:hAnsi="Palatino Linotype"/>
+                <w:b/>
+                <w:bCs/>
+                <w:lang w:val="en-US"/>
+              </w:rPr>
+              <w:t xml:space="preserve">Participant and </w:t>
+            </w:r>
+            <w:r>
+              <w:rPr>
+                <w:rFonts w:ascii="Palatino Linotype" w:hAnsi="Palatino Linotype"/>
+                <w:b/>
+                <w:bCs/>
+                <w:lang w:val="en-US"/>
+              </w:rPr>
+              <w:t xml:space="preserve">leading </w:t>
+            </w:r>
+            <w:r>
+              <w:rPr>
+                <w:rFonts w:ascii="Palatino Linotype" w:hAnsi="Palatino Linotype"/>
+                <w:b/>
+                <w:bCs/>
+                <w:lang w:val="en-US"/>
+              </w:rPr>
+              <w:t>WP1</w:t>
+            </w:r>
+            <w:r>
+              <w:rPr>
+                <w:rFonts w:ascii="Palatino Linotype" w:hAnsi="Palatino Linotype"/>
+                <w:lang w:val="en-US"/>
+              </w:rPr>
+              <w:t xml:space="preserve">, </w:t>
+            </w:r>
+            <w:r>
+              <w:rPr>
+                <w:rFonts w:ascii="Palatino Linotype" w:hAnsi="Palatino Linotype"/>
+                <w:i/>
+                <w:iCs/>
+                <w:lang w:val="en-US"/>
+              </w:rPr>
+              <w:t>Evidence-Based Adaptation: Skill Formation and Inclusion in the Age of AI (AI-ADAPT)</w:t>
+            </w:r>
+            <w:r>
+              <w:rPr>
+                <w:rFonts w:ascii="Palatino Linotype" w:hAnsi="Palatino Linotype"/>
+                <w:lang w:val="en-US"/>
+              </w:rPr>
+              <w:t>, Research Council of Norway, 2027–2032. PIs: Kjell Gunnar Salvanes and Catalina Franco. Budget: NOK 12 million.</w:t>
+            </w:r>
+          </w:p>
+          <w:p>
+            <w:pPr>
+              <w:rPr>
+                <w:rFonts w:ascii="Palatino Linotype" w:hAnsi="Palatino Linotype"/>
+                <w:b/>
+                <w:bCs/>
+                <w:lang w:val="en-US"/>
+              </w:rPr>
+            </w:pPr>
+            <w:r>
+              <w:rPr>
+                <w:rFonts w:ascii="Palatino Linotype" w:hAnsi="Palatino Linotype"/>
+                <w:b/>
+                <w:bCs/>
+                <w:lang w:val="en-US"/>
+              </w:rPr>
+              <w:t>Awaiting evaluation</w:t>
+            </w:r>
+          </w:p>
+        </w:tc>
+      </w:tr>
+      <w:tr>
+        <w:tc>
+          <w:tcPr>
+            <w:tcW w:w="2122" w:type="dxa"/>
+          </w:tcPr>
+          <w:p>
+            <w:pPr>
+              <w:jc w:val="right"/>
+              <w:rPr>
+                <w:rFonts w:ascii="Palatino Linotype" w:hAnsi="Palatino Linotype"/>
+                <w:lang w:val="en-US"/>
+              </w:rPr>
+            </w:pPr>
+            <w:r>
+              <w:rPr>
+                <w:rFonts w:ascii="Palatino Linotype" w:hAnsi="Palatino Linotype"/>
+                <w:lang w:val="en-US"/>
+              </w:rPr>
               <w:t>2016</w:t>
             </w:r>
           </w:p>
@@ -2220,16 +2680,6 @@
     </w:tbl>
     <w:p>
       <w:pPr>
-        <w:rPr>
-          <w:rFonts w:ascii="Palatino Linotype" w:hAnsi="Palatino Linotype"/>
-          <w:b/>
-          <w:bCs/>
-          <w:lang w:val="en-US"/>
-        </w:rPr>
-      </w:pPr>
-    </w:p>
-    <w:p>
-      <w:pPr>
         <w:pBdr>
           <w:bottom w:val="single" w:sz="4" w:space="1" w:color="auto"/>
         </w:pBdr>
@@ -2253,79 +2703,13 @@
           <w:lang w:val="en-US"/>
         </w:rPr>
       </w:pPr>
-    </w:p>
-    <w:p>
-      <w:pPr>
-        <w:pBdr>
-          <w:bottom w:val="single" w:sz="4" w:space="1" w:color="auto"/>
-        </w:pBdr>
+      <w:r>
         <w:rPr>
           <w:rFonts w:ascii="Palatino Linotype" w:hAnsi="Palatino Linotype"/>
           <w:b/>
           <w:bCs/>
           <w:lang w:val="en-US"/>
         </w:rPr>
-      </w:pPr>
-    </w:p>
-    <w:p>
-      <w:pPr>
-        <w:pBdr>
-          <w:bottom w:val="single" w:sz="4" w:space="1" w:color="auto"/>
-        </w:pBdr>
-        <w:rPr>
-          <w:rFonts w:ascii="Palatino Linotype" w:hAnsi="Palatino Linotype"/>
-          <w:b/>
-          <w:bCs/>
-          <w:lang w:val="en-US"/>
-        </w:rPr>
-      </w:pPr>
-    </w:p>
-    <w:p>
-      <w:pPr>
-        <w:pBdr>
-          <w:bottom w:val="single" w:sz="4" w:space="1" w:color="auto"/>
-        </w:pBdr>
-        <w:rPr>
-          <w:rFonts w:ascii="Palatino Linotype" w:hAnsi="Palatino Linotype"/>
-          <w:b/>
-          <w:bCs/>
-          <w:lang w:val="en-US"/>
-        </w:rPr>
-      </w:pPr>
-    </w:p>
-    <w:p>
-      <w:pPr>
-        <w:pBdr>
-          <w:bottom w:val="single" w:sz="4" w:space="1" w:color="auto"/>
-        </w:pBdr>
-        <w:rPr>
-          <w:rFonts w:ascii="Palatino Linotype" w:hAnsi="Palatino Linotype"/>
-          <w:b/>
-          <w:bCs/>
-          <w:lang w:val="en-US"/>
-        </w:rPr>
-      </w:pPr>
-    </w:p>
-    <w:p>
-      <w:pPr>
-        <w:pBdr>
-          <w:bottom w:val="single" w:sz="4" w:space="1" w:color="auto"/>
-        </w:pBdr>
-        <w:rPr>
-          <w:rFonts w:ascii="Palatino Linotype" w:hAnsi="Palatino Linotype"/>
-          <w:b/>
-          <w:bCs/>
-          <w:lang w:val="en-US"/>
-        </w:rPr>
-      </w:pPr>
-      <w:r>
-        <w:rPr>
-          <w:rFonts w:ascii="Palatino Linotype" w:hAnsi="Palatino Linotype"/>
-          <w:b/>
-          <w:bCs/>
-          <w:lang w:val="en-US"/>
-        </w:rPr>
-        <w:lastRenderedPageBreak/>
         <w:t>Presentations</w:t>
       </w:r>
     </w:p>
@@ -2375,6 +2759,21 @@
           </w:tcPr>
           <w:p>
             <w:pPr>
+              <w:rPr>
+                <w:rFonts w:ascii="Palatino Linotype" w:hAnsi="Palatino Linotype"/>
+                <w:lang w:val="en-US"/>
+              </w:rPr>
+            </w:pPr>
+            <w:r>
+              <w:rPr>
+                <w:rFonts w:ascii="Palatino Linotype" w:hAnsi="Palatino Linotype"/>
+                <w:lang w:val="en-US"/>
+              </w:rPr>
+              <w:t xml:space="preserve">Upcoming: </w:t>
+            </w:r>
+          </w:p>
+          <w:p>
+            <w:pPr>
               <w:pStyle w:val="ListParagraph"/>
               <w:numPr>
                 <w:ilvl w:val="0"/>
@@ -2409,6 +2808,22 @@
           </w:p>
           <w:p>
             <w:pPr>
+              <w:ind w:left="60"/>
+              <w:rPr>
+                <w:rFonts w:ascii="Palatino Linotype" w:hAnsi="Palatino Linotype"/>
+                <w:lang w:val="en-US"/>
+              </w:rPr>
+            </w:pPr>
+            <w:r>
+              <w:rPr>
+                <w:rFonts w:ascii="Palatino Linotype" w:hAnsi="Palatino Linotype"/>
+                <w:lang w:val="en-US"/>
+              </w:rPr>
+              <w:t xml:space="preserve">Earlier: </w:t>
+            </w:r>
+          </w:p>
+          <w:p>
+            <w:pPr>
               <w:pStyle w:val="ListParagraph"/>
               <w:numPr>
                 <w:ilvl w:val="0"/>
@@ -2509,34 +2924,6 @@
               <w:t>Norwegian School of Economics / FAIR (brown bag seminar)</w:t>
             </w:r>
           </w:p>
-        </w:tc>
-      </w:tr>
-      <w:tr>
-        <w:tc>
-          <w:tcPr>
-            <w:tcW w:w="1134" w:type="dxa"/>
-          </w:tcPr>
-          <w:p>
-            <w:pPr>
-              <w:jc w:val="right"/>
-              <w:rPr>
-                <w:rFonts w:ascii="Palatino Linotype" w:hAnsi="Palatino Linotype"/>
-                <w:lang w:val="en-US"/>
-              </w:rPr>
-            </w:pPr>
-            <w:r>
-              <w:rPr>
-                <w:rFonts w:ascii="Palatino Linotype" w:hAnsi="Palatino Linotype"/>
-                <w:lang w:val="en-US"/>
-              </w:rPr>
-              <w:t>2024</w:t>
-            </w:r>
-          </w:p>
-        </w:tc>
-        <w:tc>
-          <w:tcPr>
-            <w:tcW w:w="7882" w:type="dxa"/>
-          </w:tcPr>
           <w:p>
             <w:pPr>
               <w:pStyle w:val="ListParagraph"/>
@@ -2554,37 +2941,44 @@
                 <w:rFonts w:ascii="Palatino Linotype" w:hAnsi="Palatino Linotype"/>
                 <w:lang w:val="en-US"/>
               </w:rPr>
-              <w:t>Bank of Italy; Nontraditional Data, Machine Learning, and Natura</w:t>
-            </w:r>
-            <w:r>
-              <w:rPr>
-                <w:rFonts w:ascii="Palatino Linotype" w:hAnsi="Palatino Linotype"/>
-                <w:lang w:val="en-US"/>
-              </w:rPr>
-              <w:t>l</w:t>
-            </w:r>
-            <w:r>
-              <w:rPr>
-                <w:rFonts w:ascii="Palatino Linotype" w:hAnsi="Palatino Linotype"/>
-                <w:lang w:val="en-US"/>
-              </w:rPr>
-              <w:t xml:space="preserve"> </w:t>
-            </w:r>
-            <w:r>
-              <w:rPr>
-                <w:rFonts w:ascii="Palatino Linotype" w:hAnsi="Palatino Linotype"/>
-                <w:lang w:val="en-US"/>
-              </w:rPr>
-              <w:t>Language Processing for Macroeconomics</w:t>
-            </w:r>
-            <w:r>
-              <w:rPr>
-                <w:rFonts w:ascii="Palatino Linotype" w:hAnsi="Palatino Linotype"/>
-                <w:lang w:val="en-US"/>
-              </w:rPr>
-              <w:t xml:space="preserve"> </w:t>
-            </w:r>
-          </w:p>
+              <w:t>Nordic Institute for Studies in Innovation, Research and Education</w:t>
+            </w:r>
+            <w:r>
+              <w:rPr>
+                <w:rFonts w:ascii="Palatino Linotype" w:hAnsi="Palatino Linotype"/>
+                <w:lang w:val="en-US"/>
+              </w:rPr>
+              <w:t xml:space="preserve">/NIFU (by invitation) </w:t>
+            </w:r>
+          </w:p>
+        </w:tc>
+      </w:tr>
+      <w:tr>
+        <w:tc>
+          <w:tcPr>
+            <w:tcW w:w="1134" w:type="dxa"/>
+          </w:tcPr>
+          <w:p>
+            <w:pPr>
+              <w:jc w:val="right"/>
+              <w:rPr>
+                <w:rFonts w:ascii="Palatino Linotype" w:hAnsi="Palatino Linotype"/>
+                <w:lang w:val="en-US"/>
+              </w:rPr>
+            </w:pPr>
+            <w:r>
+              <w:rPr>
+                <w:rFonts w:ascii="Palatino Linotype" w:hAnsi="Palatino Linotype"/>
+                <w:lang w:val="en-US"/>
+              </w:rPr>
+              <w:t>2024</w:t>
+            </w:r>
+          </w:p>
+        </w:tc>
+        <w:tc>
+          <w:tcPr>
+            <w:tcW w:w="7882" w:type="dxa"/>
+          </w:tcPr>
           <w:p>
             <w:pPr>
               <w:pStyle w:val="ListParagraph"/>
@@ -2602,7 +2996,35 @@
                 <w:rFonts w:ascii="Palatino Linotype" w:hAnsi="Palatino Linotype"/>
                 <w:lang w:val="en-US"/>
               </w:rPr>
-              <w:t>Norwegian School of Economics / FAIR (brown bag seminar)</w:t>
+              <w:t>Bank of Italy; Nontraditional Data, Machine Learning, and Natura</w:t>
+            </w:r>
+            <w:r>
+              <w:rPr>
+                <w:rFonts w:ascii="Palatino Linotype" w:hAnsi="Palatino Linotype"/>
+                <w:lang w:val="en-US"/>
+              </w:rPr>
+              <w:t>l</w:t>
+            </w:r>
+            <w:r>
+              <w:rPr>
+                <w:rFonts w:ascii="Palatino Linotype" w:hAnsi="Palatino Linotype"/>
+                <w:lang w:val="en-US"/>
+              </w:rPr>
+              <w:t xml:space="preserve"> </w:t>
+            </w:r>
+            <w:r>
+              <w:rPr>
+                <w:rFonts w:ascii="Palatino Linotype" w:hAnsi="Palatino Linotype"/>
+                <w:lang w:val="en-US"/>
+              </w:rPr>
+              <w:t>Language Processing for Macroeconomics</w:t>
+            </w:r>
+            <w:r>
+              <w:rPr>
+                <w:rFonts w:ascii="Palatino Linotype" w:hAnsi="Palatino Linotype"/>
+                <w:lang w:val="en-US"/>
+              </w:rPr>
+              <w:t xml:space="preserve"> </w:t>
             </w:r>
           </w:p>
           <w:p>
@@ -2622,44 +3044,9 @@
                 <w:rFonts w:ascii="Palatino Linotype" w:hAnsi="Palatino Linotype"/>
                 <w:lang w:val="en-US"/>
               </w:rPr>
-              <w:t>University of Oslo</w:t>
-            </w:r>
-            <w:r>
-              <w:rPr>
-                <w:rFonts w:ascii="Palatino Linotype" w:hAnsi="Palatino Linotype"/>
-                <w:lang w:val="en-US"/>
-              </w:rPr>
-              <w:t>, Department Seminar</w:t>
-            </w:r>
-          </w:p>
-        </w:tc>
-      </w:tr>
-      <w:tr>
-        <w:tc>
-          <w:tcPr>
-            <w:tcW w:w="1134" w:type="dxa"/>
-          </w:tcPr>
-          <w:p>
-            <w:pPr>
-              <w:jc w:val="right"/>
-              <w:rPr>
-                <w:rFonts w:ascii="Palatino Linotype" w:hAnsi="Palatino Linotype"/>
-                <w:lang w:val="en-US"/>
-              </w:rPr>
-            </w:pPr>
-            <w:r>
-              <w:rPr>
-                <w:rFonts w:ascii="Palatino Linotype" w:hAnsi="Palatino Linotype"/>
-                <w:lang w:val="en-US"/>
-              </w:rPr>
-              <w:t>2023</w:t>
-            </w:r>
-          </w:p>
-        </w:tc>
-        <w:tc>
-          <w:tcPr>
-            <w:tcW w:w="7882" w:type="dxa"/>
-          </w:tcPr>
+              <w:t>Norwegian School of Economics / FAIR (brown bag seminar)</w:t>
+            </w:r>
+          </w:p>
           <w:p>
             <w:pPr>
               <w:pStyle w:val="ListParagraph"/>
@@ -2672,51 +3059,28 @@
                 <w:lang w:val="en-US"/>
               </w:rPr>
             </w:pPr>
-            <w:proofErr w:type="spellStart"/>
-            <w:r>
-              <w:rPr>
-                <w:rFonts w:ascii="Palatino Linotype" w:hAnsi="Palatino Linotype"/>
-                <w:lang w:val="en-US"/>
-              </w:rPr>
-              <w:t>CESifo</w:t>
-            </w:r>
-            <w:proofErr w:type="spellEnd"/>
-            <w:r>
-              <w:rPr>
-                <w:rFonts w:ascii="Palatino Linotype" w:hAnsi="Palatino Linotype"/>
-                <w:lang w:val="en-US"/>
-              </w:rPr>
-              <w:t xml:space="preserve"> / Junior Workshop on the Economics of Education</w:t>
-            </w:r>
-          </w:p>
-        </w:tc>
-      </w:tr>
-      <w:tr>
-        <w:tc>
-          <w:tcPr>
-            <w:tcW w:w="1134" w:type="dxa"/>
-          </w:tcPr>
-          <w:p>
-            <w:pPr>
-              <w:jc w:val="right"/>
-              <w:rPr>
-                <w:rFonts w:ascii="Palatino Linotype" w:hAnsi="Palatino Linotype"/>
-                <w:lang w:val="en-US"/>
-              </w:rPr>
-            </w:pPr>
-            <w:r>
-              <w:rPr>
-                <w:rFonts w:ascii="Palatino Linotype" w:hAnsi="Palatino Linotype"/>
-                <w:lang w:val="en-US"/>
-              </w:rPr>
-              <w:t>2023</w:t>
-            </w:r>
-          </w:p>
-        </w:tc>
-        <w:tc>
-          <w:tcPr>
-            <w:tcW w:w="7882" w:type="dxa"/>
-          </w:tcPr>
+            <w:r>
+              <w:rPr>
+                <w:rFonts w:ascii="Palatino Linotype" w:hAnsi="Palatino Linotype"/>
+                <w:lang w:val="en-US"/>
+              </w:rPr>
+              <w:t>University of Oslo</w:t>
+            </w:r>
+            <w:r>
+              <w:rPr>
+                <w:rFonts w:ascii="Palatino Linotype" w:hAnsi="Palatino Linotype"/>
+                <w:lang w:val="en-US"/>
+              </w:rPr>
+              <w:t>, Department Seminar</w:t>
+            </w:r>
+            <w:r>
+              <w:rPr>
+                <w:rFonts w:ascii="Palatino Linotype" w:hAnsi="Palatino Linotype"/>
+                <w:lang w:val="en-US"/>
+              </w:rPr>
+              <w:t xml:space="preserve"> </w:t>
+            </w:r>
+          </w:p>
           <w:p>
             <w:pPr>
               <w:pStyle w:val="ListParagraph"/>
@@ -2734,35 +3098,14 @@
                 <w:rFonts w:ascii="Palatino Linotype" w:hAnsi="Palatino Linotype"/>
                 <w:lang w:val="en-US"/>
               </w:rPr>
-              <w:t>University of Oslo</w:t>
-            </w:r>
-            <w:r>
-              <w:rPr>
-                <w:rFonts w:ascii="Palatino Linotype" w:hAnsi="Palatino Linotype"/>
-                <w:lang w:val="en-US"/>
-              </w:rPr>
-              <w:t>;</w:t>
-            </w:r>
-            <w:r>
-              <w:rPr>
-                <w:rFonts w:ascii="Palatino Linotype" w:hAnsi="Palatino Linotype"/>
-                <w:lang w:val="en-US"/>
-              </w:rPr>
-              <w:t xml:space="preserve"> PhD Workshop</w:t>
-            </w:r>
-            <w:r>
-              <w:rPr>
-                <w:rFonts w:ascii="Palatino Linotype" w:hAnsi="Palatino Linotype"/>
-                <w:lang w:val="en-US"/>
-              </w:rPr>
-              <w:t>;</w:t>
-            </w:r>
-            <w:r>
-              <w:rPr>
-                <w:rFonts w:ascii="Palatino Linotype" w:hAnsi="Palatino Linotype"/>
-                <w:lang w:val="en-US"/>
-              </w:rPr>
-              <w:t xml:space="preserve"> Oslo PhD Initiative in Economic</w:t>
+              <w:t>University of Oslo; Workshop; The Demand and Supply of Public Education</w:t>
+            </w:r>
+            <w:r>
+              <w:rPr>
+                <w:rFonts w:ascii="Palatino Linotype" w:hAnsi="Palatino Linotype"/>
+                <w:lang w:val="en-US"/>
+              </w:rPr>
+              <w:t xml:space="preserve"> (by invitation)</w:t>
             </w:r>
           </w:p>
         </w:tc>
@@ -2785,7 +3128,7 @@
                 <w:rFonts w:ascii="Palatino Linotype" w:hAnsi="Palatino Linotype"/>
                 <w:lang w:val="en-US"/>
               </w:rPr>
-              <w:t>2022</w:t>
+              <w:t>2023</w:t>
             </w:r>
           </w:p>
         </w:tc>
@@ -2805,12 +3148,159 @@
                 <w:lang w:val="en-US"/>
               </w:rPr>
             </w:pPr>
+            <w:proofErr w:type="spellStart"/>
+            <w:r>
+              <w:rPr>
+                <w:rFonts w:ascii="Palatino Linotype" w:hAnsi="Palatino Linotype"/>
+                <w:lang w:val="en-US"/>
+              </w:rPr>
+              <w:t>CESifo</w:t>
+            </w:r>
+            <w:proofErr w:type="spellEnd"/>
+            <w:r>
+              <w:rPr>
+                <w:rFonts w:ascii="Palatino Linotype" w:hAnsi="Palatino Linotype"/>
+                <w:lang w:val="en-US"/>
+              </w:rPr>
+              <w:t xml:space="preserve"> / Junior Workshop on the Economics of Education</w:t>
+            </w:r>
+          </w:p>
+        </w:tc>
+      </w:tr>
+      <w:tr>
+        <w:tc>
+          <w:tcPr>
+            <w:tcW w:w="1134" w:type="dxa"/>
+          </w:tcPr>
+          <w:p>
+            <w:pPr>
+              <w:jc w:val="right"/>
+              <w:rPr>
+                <w:rFonts w:ascii="Palatino Linotype" w:hAnsi="Palatino Linotype"/>
+                <w:lang w:val="en-US"/>
+              </w:rPr>
+            </w:pPr>
+            <w:r>
+              <w:rPr>
+                <w:rFonts w:ascii="Palatino Linotype" w:hAnsi="Palatino Linotype"/>
+                <w:lang w:val="en-US"/>
+              </w:rPr>
+              <w:t>2023</w:t>
+            </w:r>
+          </w:p>
+        </w:tc>
+        <w:tc>
+          <w:tcPr>
+            <w:tcW w:w="7882" w:type="dxa"/>
+          </w:tcPr>
+          <w:p>
+            <w:pPr>
+              <w:pStyle w:val="ListParagraph"/>
+              <w:numPr>
+                <w:ilvl w:val="0"/>
+                <w:numId w:val="2"/>
+              </w:numPr>
+              <w:rPr>
+                <w:rFonts w:ascii="Palatino Linotype" w:hAnsi="Palatino Linotype"/>
+                <w:lang w:val="en-US"/>
+              </w:rPr>
+            </w:pPr>
+            <w:r>
+              <w:rPr>
+                <w:rFonts w:ascii="Palatino Linotype" w:hAnsi="Palatino Linotype"/>
+                <w:lang w:val="en-US"/>
+              </w:rPr>
+              <w:t>University of Oslo</w:t>
+            </w:r>
+            <w:r>
+              <w:rPr>
+                <w:rFonts w:ascii="Palatino Linotype" w:hAnsi="Palatino Linotype"/>
+                <w:lang w:val="en-US"/>
+              </w:rPr>
+              <w:t>;</w:t>
+            </w:r>
+            <w:r>
+              <w:rPr>
+                <w:rFonts w:ascii="Palatino Linotype" w:hAnsi="Palatino Linotype"/>
+                <w:lang w:val="en-US"/>
+              </w:rPr>
+              <w:t xml:space="preserve"> PhD Workshop</w:t>
+            </w:r>
+            <w:r>
+              <w:rPr>
+                <w:rFonts w:ascii="Palatino Linotype" w:hAnsi="Palatino Linotype"/>
+                <w:lang w:val="en-US"/>
+              </w:rPr>
+              <w:t>;</w:t>
+            </w:r>
+            <w:r>
+              <w:rPr>
+                <w:rFonts w:ascii="Palatino Linotype" w:hAnsi="Palatino Linotype"/>
+                <w:lang w:val="en-US"/>
+              </w:rPr>
+              <w:t xml:space="preserve"> Oslo PhD Initiative in Economic</w:t>
+            </w:r>
+          </w:p>
+        </w:tc>
+      </w:tr>
+      <w:tr>
+        <w:tc>
+          <w:tcPr>
+            <w:tcW w:w="1134" w:type="dxa"/>
+          </w:tcPr>
+          <w:p>
+            <w:pPr>
+              <w:jc w:val="right"/>
+              <w:rPr>
+                <w:rFonts w:ascii="Palatino Linotype" w:hAnsi="Palatino Linotype"/>
+                <w:lang w:val="en-US"/>
+              </w:rPr>
+            </w:pPr>
+            <w:r>
+              <w:rPr>
+                <w:rFonts w:ascii="Palatino Linotype" w:hAnsi="Palatino Linotype"/>
+                <w:lang w:val="en-US"/>
+              </w:rPr>
+              <w:t>2022</w:t>
+            </w:r>
+          </w:p>
+        </w:tc>
+        <w:tc>
+          <w:tcPr>
+            <w:tcW w:w="7882" w:type="dxa"/>
+          </w:tcPr>
+          <w:p>
+            <w:pPr>
+              <w:pStyle w:val="ListParagraph"/>
+              <w:numPr>
+                <w:ilvl w:val="0"/>
+                <w:numId w:val="2"/>
+              </w:numPr>
+              <w:rPr>
+                <w:rFonts w:ascii="Palatino Linotype" w:hAnsi="Palatino Linotype"/>
+                <w:lang w:val="en-US"/>
+              </w:rPr>
+            </w:pPr>
             <w:r>
               <w:rPr>
                 <w:rFonts w:ascii="Palatino Linotype" w:hAnsi="Palatino Linotype"/>
                 <w:lang w:val="en-US"/>
               </w:rPr>
               <w:t>University of Oslo; Workshop; The Demand and Supply of Public Education</w:t>
+            </w:r>
+            <w:r>
+              <w:rPr>
+                <w:rFonts w:ascii="Palatino Linotype" w:hAnsi="Palatino Linotype"/>
+                <w:lang w:val="en-US"/>
+              </w:rPr>
+              <w:t xml:space="preserve"> </w:t>
+            </w:r>
+            <w:r>
+              <w:rPr>
+                <w:rFonts w:ascii="Palatino Linotype" w:hAnsi="Palatino Linotype"/>
+                <w:lang w:val="en-US"/>
+              </w:rPr>
+              <w:t>(by invitation)</w:t>
             </w:r>
           </w:p>
         </w:tc>
@@ -3171,6 +3661,136 @@
     </w:tbl>
     <w:p>
       <w:pPr>
+        <w:rPr>
+          <w:rFonts w:ascii="Palatino Linotype" w:hAnsi="Palatino Linotype"/>
+          <w:b/>
+          <w:bCs/>
+          <w:lang w:val="en-US"/>
+        </w:rPr>
+      </w:pPr>
+    </w:p>
+    <w:p>
+      <w:pPr>
+        <w:pBdr>
+          <w:bottom w:val="single" w:sz="6" w:space="1" w:color="auto"/>
+        </w:pBdr>
+        <w:rPr>
+          <w:rFonts w:ascii="Palatino Linotype" w:hAnsi="Palatino Linotype"/>
+          <w:b/>
+          <w:bCs/>
+          <w:lang w:val="en-US"/>
+        </w:rPr>
+      </w:pPr>
+      <w:r>
+        <w:rPr>
+          <w:rFonts w:ascii="Palatino Linotype" w:hAnsi="Palatino Linotype"/>
+          <w:b/>
+          <w:bCs/>
+          <w:lang w:val="en-US"/>
+        </w:rPr>
+        <w:lastRenderedPageBreak/>
+        <w:t>Software Packages</w:t>
+      </w:r>
+    </w:p>
+    <w:p>
+      <w:pPr>
+        <w:rPr>
+          <w:rFonts w:ascii="Palatino Linotype" w:hAnsi="Palatino Linotype"/>
+          <w:lang w:val="en-US"/>
+        </w:rPr>
+      </w:pPr>
+      <w:hyperlink r:id="rId9" w:history="1">
+        <w:proofErr w:type="spellStart"/>
+        <w:r>
+          <w:rPr>
+            <w:rStyle w:val="Hyperlink"/>
+            <w:rFonts w:ascii="Palatino Linotype" w:hAnsi="Palatino Linotype"/>
+            <w:b/>
+            <w:bCs/>
+            <w:lang w:val="en-US"/>
+          </w:rPr>
+          <w:t>S</w:t>
+        </w:r>
+        <w:r>
+          <w:rPr>
+            <w:rStyle w:val="Hyperlink"/>
+            <w:rFonts w:ascii="Palatino Linotype" w:hAnsi="Palatino Linotype"/>
+            <w:b/>
+            <w:bCs/>
+            <w:lang w:val="en-US"/>
+          </w:rPr>
+          <w:t>tatapar</w:t>
+        </w:r>
+        <w:proofErr w:type="spellEnd"/>
+      </w:hyperlink>
+      <w:r>
+        <w:rPr>
+          <w:rFonts w:ascii="Palatino Linotype" w:hAnsi="Palatino Linotype"/>
+          <w:lang w:val="en-US"/>
+        </w:rPr>
+        <w:t xml:space="preserve">: Stata package for running do-files in parallel across multiple Stata sessions. </w:t>
+      </w:r>
+    </w:p>
+    <w:p>
+      <w:pPr>
+        <w:rPr>
+          <w:rFonts w:ascii="Palatino Linotype" w:hAnsi="Palatino Linotype"/>
+          <w:lang w:val="en-US"/>
+        </w:rPr>
+      </w:pPr>
+      <w:hyperlink r:id="rId10" w:history="1">
+        <w:proofErr w:type="spellStart"/>
+        <w:r>
+          <w:rPr>
+            <w:rStyle w:val="Hyperlink"/>
+            <w:rFonts w:ascii="Palatino Linotype" w:hAnsi="Palatino Linotype"/>
+            <w:b/>
+            <w:bCs/>
+            <w:lang w:val="en-US"/>
+          </w:rPr>
+          <w:t>Statex</w:t>
+        </w:r>
+        <w:proofErr w:type="spellEnd"/>
+      </w:hyperlink>
+      <w:r>
+        <w:rPr>
+          <w:rFonts w:ascii="Palatino Linotype" w:hAnsi="Palatino Linotype"/>
+          <w:lang w:val="en-US"/>
+        </w:rPr>
+        <w:t>: Stata package for producing clean, publication-ready LaTeX tables from Stata output</w:t>
+      </w:r>
+      <w:r>
+        <w:rPr>
+          <w:rFonts w:ascii="Palatino Linotype" w:hAnsi="Palatino Linotype"/>
+          <w:lang w:val="en-US"/>
+        </w:rPr>
+        <w:br/>
+        <w:t>(</w:t>
+      </w:r>
+      <w:r>
+        <w:rPr>
+          <w:rFonts w:ascii="Palatino Linotype" w:hAnsi="Palatino Linotype"/>
+          <w:lang w:val="en-US"/>
+        </w:rPr>
+        <w:t>Unfinished</w:t>
+      </w:r>
+      <w:r>
+        <w:rPr>
+          <w:rFonts w:ascii="Palatino Linotype" w:hAnsi="Palatino Linotype"/>
+          <w:lang w:val="en-US"/>
+        </w:rPr>
+        <w:t>)</w:t>
+      </w:r>
+      <w:r>
+        <w:rPr>
+          <w:rFonts w:ascii="Palatino Linotype" w:hAnsi="Palatino Linotype"/>
+          <w:lang w:val="en-US"/>
+        </w:rPr>
+        <w:t>.</w:t>
+      </w:r>
+    </w:p>
+    <w:p>
+      <w:pPr>
         <w:pBdr>
           <w:bottom w:val="single" w:sz="4" w:space="1" w:color="auto"/>
         </w:pBdr>
@@ -3181,19 +3801,6 @@
           <w:lang w:val="en-US"/>
         </w:rPr>
       </w:pPr>
-    </w:p>
-    <w:p>
-      <w:pPr>
-        <w:pBdr>
-          <w:bottom w:val="single" w:sz="4" w:space="1" w:color="auto"/>
-        </w:pBdr>
-        <w:rPr>
-          <w:rFonts w:ascii="Palatino Linotype" w:hAnsi="Palatino Linotype"/>
-          <w:b/>
-          <w:bCs/>
-          <w:lang w:val="en-US"/>
-        </w:rPr>
-      </w:pPr>
       <w:r>
         <w:rPr>
           <w:rFonts w:ascii="Palatino Linotype" w:hAnsi="Palatino Linotype"/>
@@ -3211,11 +3818,91 @@
         </w:pBdr>
         <w:rPr>
           <w:rFonts w:ascii="Palatino Linotype" w:hAnsi="Palatino Linotype"/>
-          <w:b/>
-          <w:bCs/>
-          <w:lang w:val="en-US"/>
-        </w:rPr>
-      </w:pPr>
+          <w:lang w:val="en-US"/>
+        </w:rPr>
+      </w:pPr>
+      <w:r>
+        <w:rPr>
+          <w:rFonts w:ascii="Palatino Linotype" w:hAnsi="Palatino Linotype"/>
+          <w:lang w:val="en-US"/>
+        </w:rPr>
+        <w:t xml:space="preserve">Op-ed arguing that cuts to Norway’s electricity tax are costly, inefficient, and poorly targeted as a response to high electricity prices </w:t>
+      </w:r>
+      <w:r>
+        <w:rPr>
+          <w:rFonts w:ascii="Palatino Linotype" w:hAnsi="Palatino Linotype"/>
+          <w:lang w:val="en-US"/>
+        </w:rPr>
+        <w:t xml:space="preserve">(With </w:t>
+      </w:r>
+      <w:r>
+        <w:rPr>
+          <w:rFonts w:ascii="Palatino Linotype" w:hAnsi="Palatino Linotype"/>
+          <w:lang w:val="en-US"/>
+        </w:rPr>
+        <w:t>Knut Ward Heimdal</w:t>
+      </w:r>
+      <w:r>
+        <w:rPr>
+          <w:rFonts w:ascii="Palatino Linotype" w:hAnsi="Palatino Linotype"/>
+          <w:lang w:val="en-US"/>
+        </w:rPr>
+        <w:t>)</w:t>
+      </w:r>
+      <w:r>
+        <w:rPr>
+          <w:rFonts w:ascii="Palatino Linotype" w:hAnsi="Palatino Linotype"/>
+          <w:lang w:val="en-US"/>
+        </w:rPr>
+        <w:t xml:space="preserve"> </w:t>
+      </w:r>
+    </w:p>
+    <w:p>
+      <w:pPr>
+        <w:pBdr>
+          <w:bottom w:val="single" w:sz="6" w:space="1" w:color="auto"/>
+        </w:pBdr>
+        <w:rPr>
+          <w:rFonts w:ascii="Palatino Linotype" w:hAnsi="Palatino Linotype"/>
+          <w:lang w:val="en-US"/>
+        </w:rPr>
+      </w:pPr>
+      <w:hyperlink r:id="rId11" w:history="1">
+        <w:r>
+          <w:rPr>
+            <w:rStyle w:val="Hyperlink"/>
+            <w:rFonts w:ascii="Palatino Linotype" w:hAnsi="Palatino Linotype"/>
+            <w:lang w:val="en-US"/>
+          </w:rPr>
+          <w:t xml:space="preserve">Dagens </w:t>
+        </w:r>
+        <w:proofErr w:type="spellStart"/>
+        <w:r>
+          <w:rPr>
+            <w:rStyle w:val="Hyperlink"/>
+            <w:rFonts w:ascii="Palatino Linotype" w:hAnsi="Palatino Linotype"/>
+            <w:lang w:val="en-US"/>
+          </w:rPr>
+          <w:t>Næringsliv</w:t>
+        </w:r>
+        <w:proofErr w:type="spellEnd"/>
+        <w:r>
+          <w:rPr>
+            <w:rStyle w:val="Hyperlink"/>
+            <w:rFonts w:ascii="Palatino Linotype" w:hAnsi="Palatino Linotype"/>
+            <w:lang w:val="en-US"/>
+          </w:rPr>
+          <w:t xml:space="preserve">, </w:t>
+        </w:r>
+        <w:r>
+          <w:rPr>
+            <w:rStyle w:val="Hyperlink"/>
+            <w:rFonts w:ascii="Palatino Linotype" w:hAnsi="Palatino Linotype"/>
+            <w:lang w:val="en-US"/>
+          </w:rPr>
+          <w:t>2021.</w:t>
+        </w:r>
+      </w:hyperlink>
     </w:p>
     <w:p>
       <w:pPr>
@@ -3279,7 +3966,7 @@
                 <w:bCs/>
                 <w:lang w:val="en-US"/>
               </w:rPr>
-              <w:t>2023</w:t>
+              <w:t>2017 – 2019</w:t>
             </w:r>
           </w:p>
         </w:tc>
@@ -3289,6 +3976,50 @@
           </w:tcPr>
           <w:p>
             <w:pPr>
+              <w:rPr>
+                <w:rFonts w:ascii="Palatino Linotype" w:hAnsi="Palatino Linotype"/>
+                <w:lang w:val="en-US"/>
+              </w:rPr>
+            </w:pPr>
+            <w:r>
+              <w:rPr>
+                <w:rFonts w:ascii="Palatino Linotype" w:hAnsi="Palatino Linotype"/>
+                <w:lang w:val="en-US"/>
+              </w:rPr>
+              <w:t>Advisor</w:t>
+            </w:r>
+            <w:r>
+              <w:rPr>
+                <w:rFonts w:ascii="Palatino Linotype" w:hAnsi="Palatino Linotype"/>
+                <w:lang w:val="en-US"/>
+              </w:rPr>
+              <w:t>, Norwegian Ministry of Finance, with responsibility for</w:t>
+            </w:r>
+            <w:r>
+              <w:rPr>
+                <w:rFonts w:ascii="Palatino Linotype" w:hAnsi="Palatino Linotype"/>
+                <w:lang w:val="en-US"/>
+              </w:rPr>
+              <w:t xml:space="preserve"> policy affecting</w:t>
+            </w:r>
+            <w:r>
+              <w:rPr>
+                <w:rFonts w:ascii="Palatino Linotype" w:hAnsi="Palatino Linotype"/>
+                <w:lang w:val="en-US"/>
+              </w:rPr>
+              <w:t xml:space="preserve"> research and higher education.</w:t>
+            </w:r>
+          </w:p>
+        </w:tc>
+      </w:tr>
+      <w:tr>
+        <w:tc>
+          <w:tcPr>
+            <w:tcW w:w="1418" w:type="dxa"/>
+          </w:tcPr>
+          <w:p>
+            <w:pPr>
+              <w:jc w:val="right"/>
               <w:rPr>
                 <w:rFonts w:ascii="Palatino Linotype" w:hAnsi="Palatino Linotype"/>
                 <w:b/>
@@ -3296,23 +4027,15 @@
                 <w:lang w:val="en-US"/>
               </w:rPr>
             </w:pPr>
-          </w:p>
-        </w:tc>
-      </w:tr>
-      <w:tr>
-        <w:tc>
-          <w:tcPr>
-            <w:tcW w:w="1418" w:type="dxa"/>
-          </w:tcPr>
-          <w:p>
-            <w:pPr>
+            <w:r>
               <w:rPr>
                 <w:rFonts w:ascii="Palatino Linotype" w:hAnsi="Palatino Linotype"/>
                 <w:b/>
                 <w:bCs/>
                 <w:lang w:val="en-US"/>
               </w:rPr>
-            </w:pPr>
+              <w:t>2019</w:t>
+            </w:r>
           </w:p>
         </w:tc>
         <w:tc>
@@ -3323,91 +4046,57 @@
             <w:pPr>
               <w:rPr>
                 <w:rFonts w:ascii="Palatino Linotype" w:hAnsi="Palatino Linotype"/>
-                <w:b/>
-                <w:bCs/>
-                <w:lang w:val="en-US"/>
-              </w:rPr>
-            </w:pPr>
-          </w:p>
-        </w:tc>
-      </w:tr>
-      <w:tr>
-        <w:tc>
-          <w:tcPr>
-            <w:tcW w:w="1418" w:type="dxa"/>
-          </w:tcPr>
-          <w:p>
-            <w:pPr>
-              <w:rPr>
-                <w:rFonts w:ascii="Palatino Linotype" w:hAnsi="Palatino Linotype"/>
-                <w:b/>
-                <w:bCs/>
-                <w:lang w:val="en-US"/>
-              </w:rPr>
-            </w:pPr>
-          </w:p>
-        </w:tc>
-        <w:tc>
-          <w:tcPr>
-            <w:tcW w:w="7598" w:type="dxa"/>
-          </w:tcPr>
-          <w:p>
-            <w:pPr>
-              <w:rPr>
-                <w:rFonts w:ascii="Palatino Linotype" w:hAnsi="Palatino Linotype"/>
-                <w:b/>
-                <w:bCs/>
-                <w:lang w:val="en-US"/>
-              </w:rPr>
-            </w:pPr>
-          </w:p>
-        </w:tc>
-      </w:tr>
-      <w:tr>
-        <w:tc>
-          <w:tcPr>
-            <w:tcW w:w="1418" w:type="dxa"/>
-          </w:tcPr>
-          <w:p>
-            <w:pPr>
-              <w:rPr>
-                <w:rFonts w:ascii="Palatino Linotype" w:hAnsi="Palatino Linotype"/>
-                <w:b/>
-                <w:bCs/>
-                <w:lang w:val="en-US"/>
-              </w:rPr>
-            </w:pPr>
-          </w:p>
-        </w:tc>
-        <w:tc>
-          <w:tcPr>
-            <w:tcW w:w="7598" w:type="dxa"/>
-          </w:tcPr>
-          <w:p>
-            <w:pPr>
-              <w:rPr>
-                <w:rFonts w:ascii="Palatino Linotype" w:hAnsi="Palatino Linotype"/>
-                <w:b/>
-                <w:bCs/>
-                <w:lang w:val="en-US"/>
-              </w:rPr>
-            </w:pPr>
+                <w:lang w:val="en-US"/>
+              </w:rPr>
+            </w:pPr>
+            <w:r>
+              <w:rPr>
+                <w:rFonts w:ascii="Palatino Linotype" w:hAnsi="Palatino Linotype"/>
+                <w:lang w:val="en-US"/>
+              </w:rPr>
+              <w:t xml:space="preserve">Member of </w:t>
+            </w:r>
+            <w:r>
+              <w:rPr>
+                <w:rFonts w:ascii="Palatino Linotype" w:hAnsi="Palatino Linotype"/>
+                <w:lang w:val="en-US"/>
+              </w:rPr>
+              <w:t xml:space="preserve">an interministerial working group on </w:t>
+            </w:r>
+            <w:r>
+              <w:rPr>
+                <w:rFonts w:ascii="Palatino Linotype" w:hAnsi="Palatino Linotype"/>
+                <w:lang w:val="en-US"/>
+              </w:rPr>
+              <w:t>enrolment capacities in</w:t>
+            </w:r>
+            <w:r>
+              <w:rPr>
+                <w:rFonts w:ascii="Palatino Linotype" w:hAnsi="Palatino Linotype"/>
+                <w:lang w:val="en-US"/>
+              </w:rPr>
+              <w:t xml:space="preserve"> higher-education programs</w:t>
+            </w:r>
+            <w:r>
+              <w:rPr>
+                <w:rFonts w:ascii="Palatino Linotype" w:hAnsi="Palatino Linotype"/>
+                <w:lang w:val="en-US"/>
+              </w:rPr>
+              <w:t xml:space="preserve"> in Norway</w:t>
+            </w:r>
+            <w:r>
+              <w:rPr>
+                <w:rFonts w:ascii="Palatino Linotype" w:hAnsi="Palatino Linotype"/>
+                <w:lang w:val="en-US"/>
+              </w:rPr>
+              <w:t>.</w:t>
+            </w:r>
           </w:p>
         </w:tc>
       </w:tr>
     </w:tbl>
     <w:p>
       <w:pPr>
-        <w:rPr>
-          <w:rFonts w:ascii="Palatino Linotype" w:hAnsi="Palatino Linotype"/>
-          <w:i/>
-          <w:iCs/>
-          <w:lang w:val="en-US"/>
-        </w:rPr>
-      </w:pPr>
-    </w:p>
-    <w:p>
-      <w:pPr>
         <w:pBdr>
           <w:bottom w:val="single" w:sz="6" w:space="1" w:color="auto"/>
         </w:pBdr>
@@ -3431,31 +4120,18 @@
           <w:lang w:val="en-US"/>
         </w:rPr>
       </w:pPr>
+      <w:r>
+        <w:rPr>
+          <w:rFonts w:ascii="Palatino Linotype" w:hAnsi="Palatino Linotype"/>
+          <w:b/>
+          <w:bCs/>
+          <w:lang w:val="en-US"/>
+        </w:rPr>
+        <w:t>Referee</w:t>
+      </w:r>
     </w:p>
     <w:p>
       <w:pPr>
-        <w:pBdr>
-          <w:bottom w:val="single" w:sz="6" w:space="1" w:color="auto"/>
-        </w:pBdr>
-        <w:rPr>
-          <w:rFonts w:ascii="Palatino Linotype" w:hAnsi="Palatino Linotype"/>
-          <w:b/>
-          <w:bCs/>
-          <w:lang w:val="en-US"/>
-        </w:rPr>
-      </w:pPr>
-      <w:r>
-        <w:rPr>
-          <w:rFonts w:ascii="Palatino Linotype" w:hAnsi="Palatino Linotype"/>
-          <w:b/>
-          <w:bCs/>
-          <w:lang w:val="en-US"/>
-        </w:rPr>
-        <w:t>Referee</w:t>
-      </w:r>
-    </w:p>
-    <w:p>
-      <w:pPr>
         <w:rPr>
           <w:rFonts w:ascii="Palatino Linotype" w:hAnsi="Palatino Linotype"/>
           <w:i/>
@@ -3471,6 +4147,15 @@
           <w:lang w:val="en-US"/>
         </w:rPr>
         <w:t>The Journal of Human Resources</w:t>
+      </w:r>
+      <w:r>
+        <w:rPr>
+          <w:rFonts w:ascii="Palatino Linotype" w:hAnsi="Palatino Linotype"/>
+          <w:i/>
+          <w:iCs/>
+          <w:lang w:val="en-US"/>
+        </w:rPr>
+        <w:t xml:space="preserve"> (on two occasions)</w:t>
       </w:r>
     </w:p>
     <w:p>
@@ -4219,6 +4904,18 @@
       <w:shd w:val="clear" w:color="auto" w:fill="E1DFDD"/>
     </w:rPr>
   </w:style>
+  <w:style w:type="character" w:styleId="FollowedHyperlink">
+    <w:name w:val="FollowedHyperlink"/>
+    <w:basedOn w:val="DefaultParagraphFont"/>
+    <w:uiPriority w:val="99"/>
+    <w:semiHidden/>
+    <w:unhideWhenUsed/>
+    <w:rsid w:val="00DD51DB"/>
+    <w:rPr>
+      <w:color w:val="954F72" w:themeColor="followedHyperlink"/>
+      <w:u w:val="single"/>
+    </w:rPr>
+  </w:style>
 </w:styles>
 </file>
 

--- a/files/CV_Adam_Reiremo.docx
+++ b/files/CV_Adam_Reiremo.docx
@@ -84,21 +84,12 @@
                 <w:lang w:val="en-US"/>
               </w:rPr>
             </w:pPr>
-            <w:proofErr w:type="spellStart"/>
-            <w:r>
-              <w:rPr>
-                <w:rFonts w:ascii="Palatino Linotype" w:hAnsi="Palatino Linotype"/>
-                <w:lang w:val="en-US"/>
-              </w:rPr>
-              <w:t>Helleveien</w:t>
-            </w:r>
-            <w:proofErr w:type="spellEnd"/>
-            <w:r>
-              <w:rPr>
-                <w:rFonts w:ascii="Palatino Linotype" w:hAnsi="Palatino Linotype"/>
-                <w:lang w:val="en-US"/>
-              </w:rPr>
-              <w:t xml:space="preserve"> 30</w:t>
+            <w:r>
+              <w:rPr>
+                <w:rFonts w:ascii="Palatino Linotype" w:hAnsi="Palatino Linotype"/>
+                <w:lang w:val="en-US"/>
+              </w:rPr>
+              <w:t>Helleveien 30</w:t>
             </w:r>
           </w:p>
           <w:p>
@@ -1358,23 +1349,7 @@
           <w:rFonts w:ascii="Palatino Linotype" w:hAnsi="Palatino Linotype"/>
           <w:lang w:val="en-US"/>
         </w:rPr>
-        <w:t xml:space="preserve"> </w:t>
-      </w:r>
-      <w:proofErr w:type="gramStart"/>
-      <w:r>
-        <w:rPr>
-          <w:rFonts w:ascii="Palatino Linotype" w:hAnsi="Palatino Linotype"/>
-          <w:lang w:val="en-US"/>
-        </w:rPr>
-        <w:t>With</w:t>
-      </w:r>
-      <w:proofErr w:type="gramEnd"/>
-      <w:r>
-        <w:rPr>
-          <w:rFonts w:ascii="Palatino Linotype" w:hAnsi="Palatino Linotype"/>
-          <w:lang w:val="en-US"/>
-        </w:rPr>
-        <w:t xml:space="preserve"> Lisa Kahn and Alexander L. P. Willén</w:t>
+        <w:t xml:space="preserve"> With Lisa Kahn and Alexander L. P. Willén</w:t>
       </w:r>
     </w:p>
     <w:p>
@@ -1539,27 +1514,7 @@
                   <w:iCs/>
                   <w:lang w:val="en-US"/>
                 </w:rPr>
-                <w:t xml:space="preserve">Reproducibility and Robustness of </w:t>
-              </w:r>
-              <w:r>
-                <w:rPr>
-                  <w:rStyle w:val="Hyperlink"/>
-                  <w:rFonts w:ascii="Palatino Linotype" w:hAnsi="Palatino Linotype"/>
-                  <w:i/>
-                  <w:iCs/>
-                  <w:lang w:val="en-US"/>
-                </w:rPr>
-                <w:t>E</w:t>
-              </w:r>
-              <w:r>
-                <w:rPr>
-                  <w:rStyle w:val="Hyperlink"/>
-                  <w:rFonts w:ascii="Palatino Linotype" w:hAnsi="Palatino Linotype"/>
-                  <w:i/>
-                  <w:iCs/>
-                  <w:lang w:val="en-US"/>
-                </w:rPr>
-                <w:t>conomics and Political Science Research</w:t>
+                <w:t>Reproducibility and Robustness of Economics and Political Science Research</w:t>
               </w:r>
             </w:hyperlink>
             <w:r>
@@ -1927,21 +1882,7 @@
                 <w:rFonts w:ascii="Palatino Linotype" w:hAnsi="Palatino Linotype"/>
                 <w:lang w:val="en-US"/>
               </w:rPr>
-              <w:t>Exam-preparation session in</w:t>
-            </w:r>
-            <w:r>
-              <w:rPr>
-                <w:rFonts w:ascii="Palatino Linotype" w:hAnsi="Palatino Linotype"/>
-                <w:lang w:val="en-US"/>
-              </w:rPr>
-              <w:t xml:space="preserve"> Microeconomics 2</w:t>
-            </w:r>
-            <w:r>
-              <w:rPr>
-                <w:rFonts w:ascii="Palatino Linotype" w:hAnsi="Palatino Linotype"/>
-                <w:lang w:val="en-US"/>
-              </w:rPr>
-              <w:t xml:space="preserve">; </w:t>
+              <w:t xml:space="preserve">Exam-preparation session in Microeconomics 2; </w:t>
             </w:r>
           </w:p>
           <w:p>
@@ -2492,23 +2433,21 @@
                 <w:rFonts w:ascii="Palatino Linotype" w:hAnsi="Palatino Linotype"/>
                 <w:lang w:val="en-US"/>
               </w:rPr>
-              <w:t xml:space="preserve">, Moving Ahead with AI? Equitable Adaptation in School and Educational Transitions in the Nordic-Baltic Region (AHEAD), </w:t>
-            </w:r>
-            <w:proofErr w:type="spellStart"/>
-            <w:r>
-              <w:rPr>
-                <w:rFonts w:ascii="Palatino Linotype" w:hAnsi="Palatino Linotype"/>
-                <w:lang w:val="en-US"/>
-              </w:rPr>
-              <w:t>NordForsk</w:t>
-            </w:r>
-            <w:proofErr w:type="spellEnd"/>
-            <w:r>
-              <w:rPr>
-                <w:rFonts w:ascii="Palatino Linotype" w:hAnsi="Palatino Linotype"/>
-                <w:lang w:val="en-US"/>
-              </w:rPr>
-              <w:t>, 2027–2029. PI: Kjell Gunnar Salvanes. Budget: NOK 13 million.</w:t>
+              <w:t>, Moving Ahead with AI? Equitable Adaptation in School and Educational Transitions in the Nordic-Baltic Region (AHEAD), NordForsk, 2027–2029. PI: Kjell Gunnar Salvanes. Budget: NOK 1</w:t>
+            </w:r>
+            <w:r>
+              <w:rPr>
+                <w:rFonts w:ascii="Palatino Linotype" w:hAnsi="Palatino Linotype"/>
+                <w:lang w:val="en-US"/>
+              </w:rPr>
+              <w:t>2</w:t>
+            </w:r>
+            <w:r>
+              <w:rPr>
+                <w:rFonts w:ascii="Palatino Linotype" w:hAnsi="Palatino Linotype"/>
+                <w:lang w:val="en-US"/>
+              </w:rPr>
+              <w:t xml:space="preserve"> million.</w:t>
             </w:r>
             <w:r>
               <w:rPr>
@@ -3148,21 +3087,12 @@
                 <w:lang w:val="en-US"/>
               </w:rPr>
             </w:pPr>
-            <w:proofErr w:type="spellStart"/>
-            <w:r>
-              <w:rPr>
-                <w:rFonts w:ascii="Palatino Linotype" w:hAnsi="Palatino Linotype"/>
-                <w:lang w:val="en-US"/>
-              </w:rPr>
-              <w:t>CESifo</w:t>
-            </w:r>
-            <w:proofErr w:type="spellEnd"/>
-            <w:r>
-              <w:rPr>
-                <w:rFonts w:ascii="Palatino Linotype" w:hAnsi="Palatino Linotype"/>
-                <w:lang w:val="en-US"/>
-              </w:rPr>
-              <w:t xml:space="preserve"> / Junior Workshop on the Economics of Education</w:t>
+            <w:r>
+              <w:rPr>
+                <w:rFonts w:ascii="Palatino Linotype" w:hAnsi="Palatino Linotype"/>
+                <w:lang w:val="en-US"/>
+              </w:rPr>
+              <w:t>CESifo / Junior Workshop on the Economics of Education</w:t>
             </w:r>
           </w:p>
         </w:tc>
@@ -3293,14 +3223,7 @@
                 <w:rFonts w:ascii="Palatino Linotype" w:hAnsi="Palatino Linotype"/>
                 <w:lang w:val="en-US"/>
               </w:rPr>
-              <w:t xml:space="preserve"> </w:t>
-            </w:r>
-            <w:r>
-              <w:rPr>
-                <w:rFonts w:ascii="Palatino Linotype" w:hAnsi="Palatino Linotype"/>
-                <w:lang w:val="en-US"/>
-              </w:rPr>
-              <w:t>(by invitation)</w:t>
+              <w:t xml:space="preserve"> (by invitation)</w:t>
             </w:r>
           </w:p>
         </w:tc>
@@ -3700,7 +3623,6 @@
         </w:rPr>
       </w:pPr>
       <w:hyperlink r:id="rId9" w:history="1">
-        <w:proofErr w:type="spellStart"/>
         <w:r>
           <w:rPr>
             <w:rStyle w:val="Hyperlink"/>
@@ -3709,19 +3631,8 @@
             <w:bCs/>
             <w:lang w:val="en-US"/>
           </w:rPr>
-          <w:t>S</w:t>
+          <w:t>Statapar</w:t>
         </w:r>
-        <w:r>
-          <w:rPr>
-            <w:rStyle w:val="Hyperlink"/>
-            <w:rFonts w:ascii="Palatino Linotype" w:hAnsi="Palatino Linotype"/>
-            <w:b/>
-            <w:bCs/>
-            <w:lang w:val="en-US"/>
-          </w:rPr>
-          <w:t>tatapar</w:t>
-        </w:r>
-        <w:proofErr w:type="spellEnd"/>
       </w:hyperlink>
       <w:r>
         <w:rPr>
@@ -3739,7 +3650,6 @@
         </w:rPr>
       </w:pPr>
       <w:hyperlink r:id="rId10" w:history="1">
-        <w:proofErr w:type="spellStart"/>
         <w:r>
           <w:rPr>
             <w:rStyle w:val="Hyperlink"/>
@@ -3750,7 +3660,6 @@
           </w:rPr>
           <w:t>Statex</w:t>
         </w:r>
-        <w:proofErr w:type="spellEnd"/>
       </w:hyperlink>
       <w:r>
         <w:rPr>
@@ -3874,33 +3783,7 @@
             <w:rFonts w:ascii="Palatino Linotype" w:hAnsi="Palatino Linotype"/>
             <w:lang w:val="en-US"/>
           </w:rPr>
-          <w:t xml:space="preserve">Dagens </w:t>
-        </w:r>
-        <w:proofErr w:type="spellStart"/>
-        <w:r>
-          <w:rPr>
-            <w:rStyle w:val="Hyperlink"/>
-            <w:rFonts w:ascii="Palatino Linotype" w:hAnsi="Palatino Linotype"/>
-            <w:lang w:val="en-US"/>
-          </w:rPr>
-          <w:t>Næringsliv</w:t>
-        </w:r>
-        <w:proofErr w:type="spellEnd"/>
-        <w:r>
-          <w:rPr>
-            <w:rStyle w:val="Hyperlink"/>
-            <w:rFonts w:ascii="Palatino Linotype" w:hAnsi="Palatino Linotype"/>
-            <w:lang w:val="en-US"/>
-          </w:rPr>
-          <w:t xml:space="preserve">, </w:t>
-        </w:r>
-        <w:r>
-          <w:rPr>
-            <w:rStyle w:val="Hyperlink"/>
-            <w:rFonts w:ascii="Palatino Linotype" w:hAnsi="Palatino Linotype"/>
-            <w:lang w:val="en-US"/>
-          </w:rPr>
-          <w:t>2021.</w:t>
+          <w:t>Dagens Næringsliv, 2021.</w:t>
         </w:r>
       </w:hyperlink>
     </w:p>
@@ -4828,6 +4711,7 @@
   <w:style w:type="character" w:default="1" w:styleId="DefaultParagraphFont">
     <w:name w:val="Default Paragraph Font"/>
     <w:uiPriority w:val="1"/>
+    <w:semiHidden/>
     <w:unhideWhenUsed/>
   </w:style>
   <w:style w:type="table" w:default="1" w:styleId="TableNormal">

--- a/files/CV_Adam_Reiremo.docx
+++ b/files/CV_Adam_Reiremo.docx
@@ -84,12 +84,21 @@
                 <w:lang w:val="en-US"/>
               </w:rPr>
             </w:pPr>
-            <w:r>
-              <w:rPr>
-                <w:rFonts w:ascii="Palatino Linotype" w:hAnsi="Palatino Linotype"/>
-                <w:lang w:val="en-US"/>
-              </w:rPr>
-              <w:t>Helleveien 30</w:t>
+            <w:proofErr w:type="spellStart"/>
+            <w:r>
+              <w:rPr>
+                <w:rFonts w:ascii="Palatino Linotype" w:hAnsi="Palatino Linotype"/>
+                <w:lang w:val="en-US"/>
+              </w:rPr>
+              <w:t>Helleveien</w:t>
+            </w:r>
+            <w:proofErr w:type="spellEnd"/>
+            <w:r>
+              <w:rPr>
+                <w:rFonts w:ascii="Palatino Linotype" w:hAnsi="Palatino Linotype"/>
+                <w:lang w:val="en-US"/>
+              </w:rPr>
+              <w:t xml:space="preserve"> 30</w:t>
             </w:r>
           </w:p>
           <w:p>
@@ -587,6 +596,71 @@
               </w:rPr>
               <w:t>Berlin</w:t>
             </w:r>
+          </w:p>
+        </w:tc>
+      </w:tr>
+      <w:tr>
+        <w:tc>
+          <w:tcPr>
+            <w:tcW w:w="3256" w:type="dxa"/>
+            <w:tcBorders>
+              <w:top w:val="nil"/>
+              <w:left w:val="nil"/>
+              <w:bottom w:val="nil"/>
+              <w:right w:val="nil"/>
+            </w:tcBorders>
+          </w:tcPr>
+          <w:p>
+            <w:pPr>
+              <w:jc w:val="right"/>
+              <w:rPr>
+                <w:rFonts w:ascii="Palatino Linotype" w:hAnsi="Palatino Linotype"/>
+                <w:lang w:val="en-US"/>
+              </w:rPr>
+            </w:pPr>
+            <w:r>
+              <w:rPr>
+                <w:rFonts w:ascii="Palatino Linotype" w:hAnsi="Palatino Linotype"/>
+                <w:lang w:val="en-US"/>
+              </w:rPr>
+              <w:t>2024 - Present</w:t>
+            </w:r>
+          </w:p>
+        </w:tc>
+        <w:tc>
+          <w:tcPr>
+            <w:tcW w:w="5760" w:type="dxa"/>
+            <w:tcBorders>
+              <w:top w:val="nil"/>
+              <w:left w:val="nil"/>
+              <w:bottom w:val="nil"/>
+              <w:right w:val="nil"/>
+            </w:tcBorders>
+          </w:tcPr>
+          <w:p>
+            <w:pPr>
+              <w:rPr>
+                <w:rFonts w:ascii="Palatino Linotype" w:hAnsi="Palatino Linotype"/>
+                <w:lang w:val="en-US"/>
+              </w:rPr>
+            </w:pPr>
+            <w:r>
+              <w:rPr>
+                <w:rFonts w:ascii="Palatino Linotype" w:hAnsi="Palatino Linotype"/>
+                <w:lang w:val="en-US"/>
+              </w:rPr>
+              <w:t xml:space="preserve">Country expert for Norway, Online Job Advertisements (OJA), </w:t>
+            </w:r>
+            <w:hyperlink r:id="rId6" w:history="1">
+              <w:r>
+                <w:rPr>
+                  <w:rStyle w:val="Hyperlink"/>
+                  <w:rFonts w:ascii="Palatino Linotype" w:hAnsi="Palatino Linotype"/>
+                  <w:lang w:val="en-US"/>
+                </w:rPr>
+                <w:t>Eurostat Web Intelligence Hub (WIH).</w:t>
+              </w:r>
+            </w:hyperlink>
           </w:p>
         </w:tc>
       </w:tr>
@@ -1009,7 +1083,7 @@
               </w:rPr>
               <w:t xml:space="preserve">Working Paper: </w:t>
             </w:r>
-            <w:hyperlink r:id="rId6" w:history="1">
+            <w:hyperlink r:id="rId7" w:history="1">
               <w:r>
                 <w:rPr>
                   <w:rStyle w:val="Hyperlink"/>
@@ -1037,7 +1111,7 @@
               </w:rPr>
               <w:t xml:space="preserve">Dictionary of text analysis phrases: </w:t>
             </w:r>
-            <w:hyperlink r:id="rId7" w:history="1">
+            <w:hyperlink r:id="rId8" w:history="1">
               <w:r>
                 <w:rPr>
                   <w:rStyle w:val="Hyperlink"/>
@@ -1505,7 +1579,7 @@
                 <w:lang w:val="en-US"/>
               </w:rPr>
             </w:pPr>
-            <w:hyperlink r:id="rId8" w:history="1">
+            <w:hyperlink r:id="rId9" w:history="1">
               <w:r>
                 <w:rPr>
                   <w:rStyle w:val="Hyperlink"/>
@@ -2433,7 +2507,23 @@
                 <w:rFonts w:ascii="Palatino Linotype" w:hAnsi="Palatino Linotype"/>
                 <w:lang w:val="en-US"/>
               </w:rPr>
-              <w:t>, Moving Ahead with AI? Equitable Adaptation in School and Educational Transitions in the Nordic-Baltic Region (AHEAD), NordForsk, 2027–2029. PI: Kjell Gunnar Salvanes. Budget: NOK 1</w:t>
+              <w:t xml:space="preserve">, Moving Ahead with AI? Equitable Adaptation in School and Educational Transitions in the Nordic-Baltic Region (AHEAD), </w:t>
+            </w:r>
+            <w:proofErr w:type="spellStart"/>
+            <w:r>
+              <w:rPr>
+                <w:rFonts w:ascii="Palatino Linotype" w:hAnsi="Palatino Linotype"/>
+                <w:lang w:val="en-US"/>
+              </w:rPr>
+              <w:t>NordForsk</w:t>
+            </w:r>
+            <w:proofErr w:type="spellEnd"/>
+            <w:r>
+              <w:rPr>
+                <w:rFonts w:ascii="Palatino Linotype" w:hAnsi="Palatino Linotype"/>
+                <w:lang w:val="en-US"/>
+              </w:rPr>
+              <w:t>, 2027–2029. PI: Kjell Gunnar Salvanes. Budget: NOK 1</w:t>
             </w:r>
             <w:r>
               <w:rPr>
@@ -3087,12 +3177,21 @@
                 <w:lang w:val="en-US"/>
               </w:rPr>
             </w:pPr>
-            <w:r>
-              <w:rPr>
-                <w:rFonts w:ascii="Palatino Linotype" w:hAnsi="Palatino Linotype"/>
-                <w:lang w:val="en-US"/>
-              </w:rPr>
-              <w:t>CESifo / Junior Workshop on the Economics of Education</w:t>
+            <w:proofErr w:type="spellStart"/>
+            <w:r>
+              <w:rPr>
+                <w:rFonts w:ascii="Palatino Linotype" w:hAnsi="Palatino Linotype"/>
+                <w:lang w:val="en-US"/>
+              </w:rPr>
+              <w:t>CESifo</w:t>
+            </w:r>
+            <w:proofErr w:type="spellEnd"/>
+            <w:r>
+              <w:rPr>
+                <w:rFonts w:ascii="Palatino Linotype" w:hAnsi="Palatino Linotype"/>
+                <w:lang w:val="en-US"/>
+              </w:rPr>
+              <w:t xml:space="preserve"> / Junior Workshop on the Economics of Education</w:t>
             </w:r>
           </w:p>
         </w:tc>
@@ -3622,7 +3721,8 @@
           <w:lang w:val="en-US"/>
         </w:rPr>
       </w:pPr>
-      <w:hyperlink r:id="rId9" w:history="1">
+      <w:hyperlink r:id="rId10" w:history="1">
+        <w:proofErr w:type="spellStart"/>
         <w:r>
           <w:rPr>
             <w:rStyle w:val="Hyperlink"/>
@@ -3633,6 +3733,7 @@
           </w:rPr>
           <w:t>Statapar</w:t>
         </w:r>
+        <w:proofErr w:type="spellEnd"/>
       </w:hyperlink>
       <w:r>
         <w:rPr>
@@ -3649,7 +3750,8 @@
           <w:lang w:val="en-US"/>
         </w:rPr>
       </w:pPr>
-      <w:hyperlink r:id="rId10" w:history="1">
+      <w:hyperlink r:id="rId11" w:history="1">
+        <w:proofErr w:type="spellStart"/>
         <w:r>
           <w:rPr>
             <w:rStyle w:val="Hyperlink"/>
@@ -3660,6 +3762,7 @@
           </w:rPr>
           <w:t>Statex</w:t>
         </w:r>
+        <w:proofErr w:type="spellEnd"/>
       </w:hyperlink>
       <w:r>
         <w:rPr>
@@ -3776,14 +3879,32 @@
           <w:lang w:val="en-US"/>
         </w:rPr>
       </w:pPr>
-      <w:hyperlink r:id="rId11" w:history="1">
+      <w:hyperlink r:id="rId12" w:history="1">
         <w:r>
           <w:rPr>
             <w:rStyle w:val="Hyperlink"/>
             <w:rFonts w:ascii="Palatino Linotype" w:hAnsi="Palatino Linotype"/>
             <w:lang w:val="en-US"/>
           </w:rPr>
-          <w:t>Dagens Næringsliv, 2021.</w:t>
+          <w:t xml:space="preserve">Dagens </w:t>
+        </w:r>
+        <w:proofErr w:type="spellStart"/>
+        <w:r>
+          <w:rPr>
+            <w:rStyle w:val="Hyperlink"/>
+            <w:rFonts w:ascii="Palatino Linotype" w:hAnsi="Palatino Linotype"/>
+            <w:lang w:val="en-US"/>
+          </w:rPr>
+          <w:t>Næringsliv</w:t>
+        </w:r>
+        <w:proofErr w:type="spellEnd"/>
+        <w:r>
+          <w:rPr>
+            <w:rStyle w:val="Hyperlink"/>
+            <w:rFonts w:ascii="Palatino Linotype" w:hAnsi="Palatino Linotype"/>
+            <w:lang w:val="en-US"/>
+          </w:rPr>
+          <w:t>, 2021.</w:t>
         </w:r>
       </w:hyperlink>
     </w:p>
@@ -4711,7 +4832,6 @@
   <w:style w:type="character" w:default="1" w:styleId="DefaultParagraphFont">
     <w:name w:val="Default Paragraph Font"/>
     <w:uiPriority w:val="1"/>
-    <w:semiHidden/>
     <w:unhideWhenUsed/>
   </w:style>
   <w:style w:type="table" w:default="1" w:styleId="TableNormal">

--- a/files/CV_Adam_Reiremo.docx
+++ b/files/CV_Adam_Reiremo.docx
@@ -84,21 +84,12 @@
                 <w:lang w:val="en-US"/>
               </w:rPr>
             </w:pPr>
-            <w:proofErr w:type="spellStart"/>
-            <w:r>
-              <w:rPr>
-                <w:rFonts w:ascii="Palatino Linotype" w:hAnsi="Palatino Linotype"/>
-                <w:lang w:val="en-US"/>
-              </w:rPr>
-              <w:t>Helleveien</w:t>
-            </w:r>
-            <w:proofErr w:type="spellEnd"/>
-            <w:r>
-              <w:rPr>
-                <w:rFonts w:ascii="Palatino Linotype" w:hAnsi="Palatino Linotype"/>
-                <w:lang w:val="en-US"/>
-              </w:rPr>
-              <w:t xml:space="preserve"> 30</w:t>
+            <w:r>
+              <w:rPr>
+                <w:rFonts w:ascii="Palatino Linotype" w:hAnsi="Palatino Linotype"/>
+                <w:lang w:val="en-US"/>
+              </w:rPr>
+              <w:t>Helleveien 30</w:t>
             </w:r>
           </w:p>
           <w:p>
@@ -742,7 +733,14 @@
                 <w:rFonts w:ascii="Palatino Linotype" w:hAnsi="Palatino Linotype"/>
                 <w:lang w:val="en-US"/>
               </w:rPr>
-              <w:t>2025</w:t>
+              <w:t>202</w:t>
+            </w:r>
+            <w:r>
+              <w:rPr>
+                <w:rFonts w:ascii="Palatino Linotype" w:hAnsi="Palatino Linotype"/>
+                <w:lang w:val="en-US"/>
+              </w:rPr>
+              <w:t>4</w:t>
             </w:r>
           </w:p>
         </w:tc>
@@ -763,6 +761,27 @@
                 <w:lang w:val="en-US"/>
               </w:rPr>
               <w:t>PhD Candidate in Economics</w:t>
+            </w:r>
+            <w:r>
+              <w:rPr>
+                <w:rFonts w:ascii="Palatino Linotype" w:hAnsi="Palatino Linotype"/>
+                <w:lang w:val="en-US"/>
+              </w:rPr>
+              <w:t xml:space="preserve"> (defense </w:t>
+            </w:r>
+            <w:r>
+              <w:rPr>
+                <w:rFonts w:ascii="Palatino Linotype" w:hAnsi="Palatino Linotype"/>
+                <w:lang w:val="en-US"/>
+              </w:rPr>
+              <w:t xml:space="preserve">March </w:t>
+            </w:r>
+            <w:r>
+              <w:rPr>
+                <w:rFonts w:ascii="Palatino Linotype" w:hAnsi="Palatino Linotype"/>
+                <w:lang w:val="en-US"/>
+              </w:rPr>
+              <w:t>2025)</w:t>
             </w:r>
           </w:p>
           <w:p>
@@ -2507,23 +2526,7 @@
                 <w:rFonts w:ascii="Palatino Linotype" w:hAnsi="Palatino Linotype"/>
                 <w:lang w:val="en-US"/>
               </w:rPr>
-              <w:t xml:space="preserve">, Moving Ahead with AI? Equitable Adaptation in School and Educational Transitions in the Nordic-Baltic Region (AHEAD), </w:t>
-            </w:r>
-            <w:proofErr w:type="spellStart"/>
-            <w:r>
-              <w:rPr>
-                <w:rFonts w:ascii="Palatino Linotype" w:hAnsi="Palatino Linotype"/>
-                <w:lang w:val="en-US"/>
-              </w:rPr>
-              <w:t>NordForsk</w:t>
-            </w:r>
-            <w:proofErr w:type="spellEnd"/>
-            <w:r>
-              <w:rPr>
-                <w:rFonts w:ascii="Palatino Linotype" w:hAnsi="Palatino Linotype"/>
-                <w:lang w:val="en-US"/>
-              </w:rPr>
-              <w:t>, 2027–2029. PI: Kjell Gunnar Salvanes. Budget: NOK 1</w:t>
+              <w:t>, Moving Ahead with AI? Equitable Adaptation in School and Educational Transitions in the Nordic-Baltic Region (AHEAD), NordForsk, 2027–2029. PI: Kjell Gunnar Salvanes. Budget: NOK 1</w:t>
             </w:r>
             <w:r>
               <w:rPr>
@@ -2788,21 +2791,6 @@
           </w:tcPr>
           <w:p>
             <w:pPr>
-              <w:rPr>
-                <w:rFonts w:ascii="Palatino Linotype" w:hAnsi="Palatino Linotype"/>
-                <w:lang w:val="en-US"/>
-              </w:rPr>
-            </w:pPr>
-            <w:r>
-              <w:rPr>
-                <w:rFonts w:ascii="Palatino Linotype" w:hAnsi="Palatino Linotype"/>
-                <w:lang w:val="en-US"/>
-              </w:rPr>
-              <w:t xml:space="preserve">Upcoming: </w:t>
-            </w:r>
-          </w:p>
-          <w:p>
-            <w:pPr>
               <w:pStyle w:val="ListParagraph"/>
               <w:numPr>
                 <w:ilvl w:val="0"/>
@@ -2837,22 +2825,6 @@
           </w:p>
           <w:p>
             <w:pPr>
-              <w:ind w:left="60"/>
-              <w:rPr>
-                <w:rFonts w:ascii="Palatino Linotype" w:hAnsi="Palatino Linotype"/>
-                <w:lang w:val="en-US"/>
-              </w:rPr>
-            </w:pPr>
-            <w:r>
-              <w:rPr>
-                <w:rFonts w:ascii="Palatino Linotype" w:hAnsi="Palatino Linotype"/>
-                <w:lang w:val="en-US"/>
-              </w:rPr>
-              <w:t xml:space="preserve">Earlier: </w:t>
-            </w:r>
-          </w:p>
-          <w:p>
-            <w:pPr>
               <w:pStyle w:val="ListParagraph"/>
               <w:numPr>
                 <w:ilvl w:val="0"/>
@@ -3177,21 +3149,12 @@
                 <w:lang w:val="en-US"/>
               </w:rPr>
             </w:pPr>
-            <w:proofErr w:type="spellStart"/>
-            <w:r>
-              <w:rPr>
-                <w:rFonts w:ascii="Palatino Linotype" w:hAnsi="Palatino Linotype"/>
-                <w:lang w:val="en-US"/>
-              </w:rPr>
-              <w:t>CESifo</w:t>
-            </w:r>
-            <w:proofErr w:type="spellEnd"/>
-            <w:r>
-              <w:rPr>
-                <w:rFonts w:ascii="Palatino Linotype" w:hAnsi="Palatino Linotype"/>
-                <w:lang w:val="en-US"/>
-              </w:rPr>
-              <w:t xml:space="preserve"> / Junior Workshop on the Economics of Education</w:t>
+            <w:r>
+              <w:rPr>
+                <w:rFonts w:ascii="Palatino Linotype" w:hAnsi="Palatino Linotype"/>
+                <w:lang w:val="en-US"/>
+              </w:rPr>
+              <w:t>CESifo / Junior Workshop on the Economics of Education</w:t>
             </w:r>
           </w:p>
         </w:tc>
@@ -3710,7 +3673,6 @@
           <w:bCs/>
           <w:lang w:val="en-US"/>
         </w:rPr>
-        <w:lastRenderedPageBreak/>
         <w:t>Software Packages</w:t>
       </w:r>
     </w:p>
@@ -3722,7 +3684,6 @@
         </w:rPr>
       </w:pPr>
       <w:hyperlink r:id="rId10" w:history="1">
-        <w:proofErr w:type="spellStart"/>
         <w:r>
           <w:rPr>
             <w:rStyle w:val="Hyperlink"/>
@@ -3733,7 +3694,6 @@
           </w:rPr>
           <w:t>Statapar</w:t>
         </w:r>
-        <w:proofErr w:type="spellEnd"/>
       </w:hyperlink>
       <w:r>
         <w:rPr>
@@ -3751,7 +3711,6 @@
         </w:rPr>
       </w:pPr>
       <w:hyperlink r:id="rId11" w:history="1">
-        <w:proofErr w:type="spellStart"/>
         <w:r>
           <w:rPr>
             <w:rStyle w:val="Hyperlink"/>
@@ -3762,7 +3721,6 @@
           </w:rPr>
           <w:t>Statex</w:t>
         </w:r>
-        <w:proofErr w:type="spellEnd"/>
       </w:hyperlink>
       <w:r>
         <w:rPr>
@@ -3886,25 +3844,7 @@
             <w:rFonts w:ascii="Palatino Linotype" w:hAnsi="Palatino Linotype"/>
             <w:lang w:val="en-US"/>
           </w:rPr>
-          <w:t xml:space="preserve">Dagens </w:t>
-        </w:r>
-        <w:proofErr w:type="spellStart"/>
-        <w:r>
-          <w:rPr>
-            <w:rStyle w:val="Hyperlink"/>
-            <w:rFonts w:ascii="Palatino Linotype" w:hAnsi="Palatino Linotype"/>
-            <w:lang w:val="en-US"/>
-          </w:rPr>
-          <w:t>Næringsliv</w:t>
-        </w:r>
-        <w:proofErr w:type="spellEnd"/>
-        <w:r>
-          <w:rPr>
-            <w:rStyle w:val="Hyperlink"/>
-            <w:rFonts w:ascii="Palatino Linotype" w:hAnsi="Palatino Linotype"/>
-            <w:lang w:val="en-US"/>
-          </w:rPr>
-          <w:t>, 2021.</w:t>
+          <w:t>Dagens Næringsliv, 2021.</w:t>
         </w:r>
       </w:hyperlink>
     </w:p>
@@ -4832,6 +4772,7 @@
   <w:style w:type="character" w:default="1" w:styleId="DefaultParagraphFont">
     <w:name w:val="Default Paragraph Font"/>
     <w:uiPriority w:val="1"/>
+    <w:semiHidden/>
     <w:unhideWhenUsed/>
   </w:style>
   <w:style w:type="table" w:default="1" w:styleId="TableNormal">

--- a/files/CV_Adam_Reiremo.docx
+++ b/files/CV_Adam_Reiremo.docx
@@ -84,12 +84,21 @@
                 <w:lang w:val="en-US"/>
               </w:rPr>
             </w:pPr>
-            <w:r>
-              <w:rPr>
-                <w:rFonts w:ascii="Palatino Linotype" w:hAnsi="Palatino Linotype"/>
-                <w:lang w:val="en-US"/>
-              </w:rPr>
-              <w:t>Helleveien 30</w:t>
+            <w:proofErr w:type="spellStart"/>
+            <w:r>
+              <w:rPr>
+                <w:rFonts w:ascii="Palatino Linotype" w:hAnsi="Palatino Linotype"/>
+                <w:lang w:val="en-US"/>
+              </w:rPr>
+              <w:t>Helleveien</w:t>
+            </w:r>
+            <w:proofErr w:type="spellEnd"/>
+            <w:r>
+              <w:rPr>
+                <w:rFonts w:ascii="Palatino Linotype" w:hAnsi="Palatino Linotype"/>
+                <w:lang w:val="en-US"/>
+              </w:rPr>
+              <w:t xml:space="preserve"> 30</w:t>
             </w:r>
           </w:p>
           <w:p>
@@ -1442,7 +1451,23 @@
           <w:rFonts w:ascii="Palatino Linotype" w:hAnsi="Palatino Linotype"/>
           <w:lang w:val="en-US"/>
         </w:rPr>
-        <w:t xml:space="preserve"> With Lisa Kahn and Alexander L. P. Willén</w:t>
+        <w:t xml:space="preserve"> </w:t>
+      </w:r>
+      <w:proofErr w:type="gramStart"/>
+      <w:r>
+        <w:rPr>
+          <w:rFonts w:ascii="Palatino Linotype" w:hAnsi="Palatino Linotype"/>
+          <w:lang w:val="en-US"/>
+        </w:rPr>
+        <w:t>With</w:t>
+      </w:r>
+      <w:proofErr w:type="gramEnd"/>
+      <w:r>
+        <w:rPr>
+          <w:rFonts w:ascii="Palatino Linotype" w:hAnsi="Palatino Linotype"/>
+          <w:lang w:val="en-US"/>
+        </w:rPr>
+        <w:t xml:space="preserve"> Lisa Kahn and Alexander L. P. Willén</w:t>
       </w:r>
     </w:p>
     <w:p>
@@ -2526,7 +2551,23 @@
                 <w:rFonts w:ascii="Palatino Linotype" w:hAnsi="Palatino Linotype"/>
                 <w:lang w:val="en-US"/>
               </w:rPr>
-              <w:t>, Moving Ahead with AI? Equitable Adaptation in School and Educational Transitions in the Nordic-Baltic Region (AHEAD), NordForsk, 2027–2029. PI: Kjell Gunnar Salvanes. Budget: NOK 1</w:t>
+              <w:t xml:space="preserve">, Moving Ahead with AI? Equitable Adaptation in School and Educational Transitions in the Nordic-Baltic Region (AHEAD), </w:t>
+            </w:r>
+            <w:proofErr w:type="spellStart"/>
+            <w:r>
+              <w:rPr>
+                <w:rFonts w:ascii="Palatino Linotype" w:hAnsi="Palatino Linotype"/>
+                <w:lang w:val="en-US"/>
+              </w:rPr>
+              <w:t>NordForsk</w:t>
+            </w:r>
+            <w:proofErr w:type="spellEnd"/>
+            <w:r>
+              <w:rPr>
+                <w:rFonts w:ascii="Palatino Linotype" w:hAnsi="Palatino Linotype"/>
+                <w:lang w:val="en-US"/>
+              </w:rPr>
+              <w:t>, 2027–2029. PI: Kjell Gunnar Salvanes. Budget: NOK 1</w:t>
             </w:r>
             <w:r>
               <w:rPr>
@@ -2610,7 +2651,25 @@
                 <w:bCs/>
                 <w:lang w:val="en-US"/>
               </w:rPr>
-              <w:t xml:space="preserve">leading </w:t>
+              <w:t>lead</w:t>
+            </w:r>
+            <w:r>
+              <w:rPr>
+                <w:rFonts w:ascii="Palatino Linotype" w:hAnsi="Palatino Linotype"/>
+                <w:b/>
+                <w:bCs/>
+                <w:lang w:val="en-US"/>
+              </w:rPr>
+              <w:t>er of</w:t>
+            </w:r>
+            <w:r>
+              <w:rPr>
+                <w:rFonts w:ascii="Palatino Linotype" w:hAnsi="Palatino Linotype"/>
+                <w:b/>
+                <w:bCs/>
+                <w:lang w:val="en-US"/>
+              </w:rPr>
+              <w:t xml:space="preserve"> </w:t>
             </w:r>
             <w:r>
               <w:rPr>
@@ -2743,6 +2802,15 @@
           <w:lang w:val="en-US"/>
         </w:rPr>
         <w:t>Presentations</w:t>
+      </w:r>
+      <w:r>
+        <w:rPr>
+          <w:rFonts w:ascii="Palatino Linotype" w:hAnsi="Palatino Linotype"/>
+          <w:b/>
+          <w:bCs/>
+          <w:lang w:val="en-US"/>
+        </w:rPr>
+        <w:t xml:space="preserve"> (including future presentations)</w:t>
       </w:r>
     </w:p>
     <w:tbl>
@@ -2760,13 +2828,13 @@
         <w:tblLook w:val="04A0" w:firstRow="1" w:lastRow="0" w:firstColumn="1" w:lastColumn="0" w:noHBand="0" w:noVBand="1"/>
       </w:tblPr>
       <w:tblGrid>
-        <w:gridCol w:w="1134"/>
-        <w:gridCol w:w="7882"/>
+        <w:gridCol w:w="851"/>
+        <w:gridCol w:w="8165"/>
       </w:tblGrid>
       <w:tr>
         <w:tc>
           <w:tcPr>
-            <w:tcW w:w="1134" w:type="dxa"/>
+            <w:tcW w:w="851" w:type="dxa"/>
           </w:tcPr>
           <w:p>
             <w:pPr>
@@ -2787,7 +2855,7 @@
         </w:tc>
         <w:tc>
           <w:tcPr>
-            <w:tcW w:w="7882" w:type="dxa"/>
+            <w:tcW w:w="8165" w:type="dxa"/>
           </w:tcPr>
           <w:p>
             <w:pPr>
@@ -2806,21 +2874,58 @@
                 <w:rFonts w:ascii="Palatino Linotype" w:hAnsi="Palatino Linotype"/>
                 <w:lang w:val="en-US"/>
               </w:rPr>
-              <w:t>University of Bergen, department seminar (Sept</w:t>
-            </w:r>
-            <w:r>
-              <w:rPr>
-                <w:rFonts w:ascii="Palatino Linotype" w:hAnsi="Palatino Linotype"/>
-                <w:lang w:val="en-US"/>
-              </w:rPr>
-              <w:t>ember 29,</w:t>
-            </w:r>
-            <w:r>
-              <w:rPr>
-                <w:rFonts w:ascii="Palatino Linotype" w:hAnsi="Palatino Linotype"/>
-                <w:lang w:val="en-US"/>
-              </w:rPr>
-              <w:t xml:space="preserve"> by invitation)</w:t>
+              <w:t>Workshop on Human Capital and Education</w:t>
+            </w:r>
+            <w:r>
+              <w:rPr>
+                <w:rFonts w:ascii="Palatino Linotype" w:hAnsi="Palatino Linotype"/>
+                <w:lang w:val="en-US"/>
+              </w:rPr>
+              <w:t xml:space="preserve"> organized by </w:t>
+            </w:r>
+            <w:r>
+              <w:rPr>
+                <w:rFonts w:ascii="Palatino Linotype" w:hAnsi="Palatino Linotype"/>
+                <w:lang w:val="en-US"/>
+              </w:rPr>
+              <w:t>Max Planck Institute for Behavioral Economics</w:t>
+            </w:r>
+            <w:r>
+              <w:rPr>
+                <w:rFonts w:ascii="Palatino Linotype" w:hAnsi="Palatino Linotype"/>
+                <w:lang w:val="en-US"/>
+              </w:rPr>
+              <w:t xml:space="preserve"> and </w:t>
+            </w:r>
+            <w:proofErr w:type="spellStart"/>
+            <w:r>
+              <w:rPr>
+                <w:rFonts w:ascii="Palatino Linotype" w:hAnsi="Palatino Linotype"/>
+                <w:lang w:val="en-US"/>
+              </w:rPr>
+              <w:t>ECONtribute</w:t>
+            </w:r>
+            <w:proofErr w:type="spellEnd"/>
+            <w:r>
+              <w:rPr>
+                <w:rFonts w:ascii="Palatino Linotype" w:hAnsi="Palatino Linotype"/>
+                <w:lang w:val="en-US"/>
+              </w:rPr>
+              <w:t xml:space="preserve"> in Bonn (October 1</w:t>
+            </w:r>
+            <w:r>
+              <w:rPr>
+                <w:rFonts w:ascii="Palatino Linotype" w:hAnsi="Palatino Linotype"/>
+                <w:lang w:val="en-US"/>
+              </w:rPr>
+              <w:t xml:space="preserve"> &amp; </w:t>
+            </w:r>
+            <w:r>
+              <w:rPr>
+                <w:rFonts w:ascii="Palatino Linotype" w:hAnsi="Palatino Linotype"/>
+                <w:lang w:val="en-US"/>
+              </w:rPr>
+              <w:t>2)</w:t>
             </w:r>
           </w:p>
           <w:p>
@@ -2840,44 +2945,37 @@
                 <w:rFonts w:ascii="Palatino Linotype" w:hAnsi="Palatino Linotype"/>
                 <w:lang w:val="en-US"/>
               </w:rPr>
-              <w:t>Norwegian School of Economics / FAIR (brown bag seminar</w:t>
-            </w:r>
-            <w:r>
-              <w:rPr>
-                <w:rFonts w:ascii="Palatino Linotype" w:hAnsi="Palatino Linotype"/>
-                <w:lang w:val="en-US"/>
-              </w:rPr>
-              <w:t>)</w:t>
-            </w:r>
-          </w:p>
-        </w:tc>
-      </w:tr>
-      <w:tr>
-        <w:tc>
-          <w:tcPr>
-            <w:tcW w:w="1134" w:type="dxa"/>
-          </w:tcPr>
-          <w:p>
-            <w:pPr>
-              <w:jc w:val="right"/>
-              <w:rPr>
-                <w:rFonts w:ascii="Palatino Linotype" w:hAnsi="Palatino Linotype"/>
-                <w:lang w:val="en-US"/>
-              </w:rPr>
-            </w:pPr>
-            <w:r>
-              <w:rPr>
-                <w:rFonts w:ascii="Palatino Linotype" w:hAnsi="Palatino Linotype"/>
-                <w:lang w:val="en-US"/>
-              </w:rPr>
-              <w:t>2025</w:t>
-            </w:r>
-          </w:p>
-        </w:tc>
-        <w:tc>
-          <w:tcPr>
-            <w:tcW w:w="7882" w:type="dxa"/>
-          </w:tcPr>
+              <w:t>University of Bergen, department seminar (Sept</w:t>
+            </w:r>
+            <w:r>
+              <w:rPr>
+                <w:rFonts w:ascii="Palatino Linotype" w:hAnsi="Palatino Linotype"/>
+                <w:lang w:val="en-US"/>
+              </w:rPr>
+              <w:t>ember 2</w:t>
+            </w:r>
+            <w:r>
+              <w:rPr>
+                <w:rFonts w:ascii="Palatino Linotype" w:hAnsi="Palatino Linotype"/>
+                <w:lang w:val="en-US"/>
+              </w:rPr>
+              <w:t>5</w:t>
+            </w:r>
+            <w:r>
+              <w:rPr>
+                <w:rFonts w:ascii="Palatino Linotype" w:hAnsi="Palatino Linotype"/>
+                <w:lang w:val="en-US"/>
+              </w:rPr>
+              <w:t>,</w:t>
+            </w:r>
+            <w:r>
+              <w:rPr>
+                <w:rFonts w:ascii="Palatino Linotype" w:hAnsi="Palatino Linotype"/>
+                <w:lang w:val="en-US"/>
+              </w:rPr>
+              <w:t xml:space="preserve"> by invitation)</w:t>
+            </w:r>
+          </w:p>
           <w:p>
             <w:pPr>
               <w:pStyle w:val="ListParagraph"/>
@@ -2895,16 +2993,44 @@
                 <w:rFonts w:ascii="Palatino Linotype" w:hAnsi="Palatino Linotype"/>
                 <w:lang w:val="en-US"/>
               </w:rPr>
-              <w:t>NBER Summer Institute; Children and Families</w:t>
-            </w:r>
-            <w:r>
-              <w:rPr>
-                <w:rFonts w:ascii="Palatino Linotype" w:hAnsi="Palatino Linotype"/>
-                <w:lang w:val="en-US"/>
-              </w:rPr>
-              <w:t xml:space="preserve"> (presented by Jason Cook)</w:t>
-            </w:r>
-          </w:p>
+              <w:t>Norwegian School of Economics / FAIR (brown bag seminar</w:t>
+            </w:r>
+            <w:r>
+              <w:rPr>
+                <w:rFonts w:ascii="Palatino Linotype" w:hAnsi="Palatino Linotype"/>
+                <w:lang w:val="en-US"/>
+              </w:rPr>
+              <w:t>)</w:t>
+            </w:r>
+          </w:p>
+        </w:tc>
+      </w:tr>
+      <w:tr>
+        <w:tc>
+          <w:tcPr>
+            <w:tcW w:w="851" w:type="dxa"/>
+          </w:tcPr>
+          <w:p>
+            <w:pPr>
+              <w:jc w:val="right"/>
+              <w:rPr>
+                <w:rFonts w:ascii="Palatino Linotype" w:hAnsi="Palatino Linotype"/>
+                <w:lang w:val="en-US"/>
+              </w:rPr>
+            </w:pPr>
+            <w:r>
+              <w:rPr>
+                <w:rFonts w:ascii="Palatino Linotype" w:hAnsi="Palatino Linotype"/>
+                <w:lang w:val="en-US"/>
+              </w:rPr>
+              <w:t>2025</w:t>
+            </w:r>
+          </w:p>
+        </w:tc>
+        <w:tc>
+          <w:tcPr>
+            <w:tcW w:w="8165" w:type="dxa"/>
+          </w:tcPr>
           <w:p>
             <w:pPr>
               <w:pStyle w:val="ListParagraph"/>
@@ -2922,7 +3048,14 @@
                 <w:rFonts w:ascii="Palatino Linotype" w:hAnsi="Palatino Linotype"/>
                 <w:lang w:val="en-US"/>
               </w:rPr>
-              <w:t>Norwegian School of Economics / FAIR (brown bag seminar)</w:t>
+              <w:t>NBER Summer Institute; Children and Families</w:t>
+            </w:r>
+            <w:r>
+              <w:rPr>
+                <w:rFonts w:ascii="Palatino Linotype" w:hAnsi="Palatino Linotype"/>
+                <w:lang w:val="en-US"/>
+              </w:rPr>
+              <w:t xml:space="preserve"> (presented by Jason Cook)</w:t>
             </w:r>
           </w:p>
           <w:p>
@@ -2942,44 +3075,9 @@
                 <w:rFonts w:ascii="Palatino Linotype" w:hAnsi="Palatino Linotype"/>
                 <w:lang w:val="en-US"/>
               </w:rPr>
-              <w:t>Nordic Institute for Studies in Innovation, Research and Education</w:t>
-            </w:r>
-            <w:r>
-              <w:rPr>
-                <w:rFonts w:ascii="Palatino Linotype" w:hAnsi="Palatino Linotype"/>
-                <w:lang w:val="en-US"/>
-              </w:rPr>
-              <w:t xml:space="preserve">/NIFU (by invitation) </w:t>
-            </w:r>
-          </w:p>
-        </w:tc>
-      </w:tr>
-      <w:tr>
-        <w:tc>
-          <w:tcPr>
-            <w:tcW w:w="1134" w:type="dxa"/>
-          </w:tcPr>
-          <w:p>
-            <w:pPr>
-              <w:jc w:val="right"/>
-              <w:rPr>
-                <w:rFonts w:ascii="Palatino Linotype" w:hAnsi="Palatino Linotype"/>
-                <w:lang w:val="en-US"/>
-              </w:rPr>
-            </w:pPr>
-            <w:r>
-              <w:rPr>
-                <w:rFonts w:ascii="Palatino Linotype" w:hAnsi="Palatino Linotype"/>
-                <w:lang w:val="en-US"/>
-              </w:rPr>
-              <w:t>2024</w:t>
-            </w:r>
-          </w:p>
-        </w:tc>
-        <w:tc>
-          <w:tcPr>
-            <w:tcW w:w="7882" w:type="dxa"/>
-          </w:tcPr>
+              <w:t>Norwegian School of Economics / FAIR (brown bag seminar)</w:t>
+            </w:r>
+          </w:p>
           <w:p>
             <w:pPr>
               <w:pStyle w:val="ListParagraph"/>
@@ -2997,37 +3095,44 @@
                 <w:rFonts w:ascii="Palatino Linotype" w:hAnsi="Palatino Linotype"/>
                 <w:lang w:val="en-US"/>
               </w:rPr>
-              <w:t>Bank of Italy; Nontraditional Data, Machine Learning, and Natura</w:t>
-            </w:r>
-            <w:r>
-              <w:rPr>
-                <w:rFonts w:ascii="Palatino Linotype" w:hAnsi="Palatino Linotype"/>
-                <w:lang w:val="en-US"/>
-              </w:rPr>
-              <w:t>l</w:t>
-            </w:r>
-            <w:r>
-              <w:rPr>
-                <w:rFonts w:ascii="Palatino Linotype" w:hAnsi="Palatino Linotype"/>
-                <w:lang w:val="en-US"/>
-              </w:rPr>
-              <w:t xml:space="preserve"> </w:t>
-            </w:r>
-            <w:r>
-              <w:rPr>
-                <w:rFonts w:ascii="Palatino Linotype" w:hAnsi="Palatino Linotype"/>
-                <w:lang w:val="en-US"/>
-              </w:rPr>
-              <w:t>Language Processing for Macroeconomics</w:t>
-            </w:r>
-            <w:r>
-              <w:rPr>
-                <w:rFonts w:ascii="Palatino Linotype" w:hAnsi="Palatino Linotype"/>
-                <w:lang w:val="en-US"/>
-              </w:rPr>
-              <w:t xml:space="preserve"> </w:t>
-            </w:r>
-          </w:p>
+              <w:t>Nordic Institute for Studies in Innovation, Research and Education</w:t>
+            </w:r>
+            <w:r>
+              <w:rPr>
+                <w:rFonts w:ascii="Palatino Linotype" w:hAnsi="Palatino Linotype"/>
+                <w:lang w:val="en-US"/>
+              </w:rPr>
+              <w:t xml:space="preserve">/NIFU (by invitation) </w:t>
+            </w:r>
+          </w:p>
+        </w:tc>
+      </w:tr>
+      <w:tr>
+        <w:tc>
+          <w:tcPr>
+            <w:tcW w:w="851" w:type="dxa"/>
+          </w:tcPr>
+          <w:p>
+            <w:pPr>
+              <w:jc w:val="right"/>
+              <w:rPr>
+                <w:rFonts w:ascii="Palatino Linotype" w:hAnsi="Palatino Linotype"/>
+                <w:lang w:val="en-US"/>
+              </w:rPr>
+            </w:pPr>
+            <w:r>
+              <w:rPr>
+                <w:rFonts w:ascii="Palatino Linotype" w:hAnsi="Palatino Linotype"/>
+                <w:lang w:val="en-US"/>
+              </w:rPr>
+              <w:t>2024</w:t>
+            </w:r>
+          </w:p>
+        </w:tc>
+        <w:tc>
+          <w:tcPr>
+            <w:tcW w:w="8165" w:type="dxa"/>
+          </w:tcPr>
           <w:p>
             <w:pPr>
               <w:pStyle w:val="ListParagraph"/>
@@ -3045,7 +3150,35 @@
                 <w:rFonts w:ascii="Palatino Linotype" w:hAnsi="Palatino Linotype"/>
                 <w:lang w:val="en-US"/>
               </w:rPr>
-              <w:t>Norwegian School of Economics / FAIR (brown bag seminar)</w:t>
+              <w:t>Bank of Italy; Nontraditional Data, Machine Learning, and Natura</w:t>
+            </w:r>
+            <w:r>
+              <w:rPr>
+                <w:rFonts w:ascii="Palatino Linotype" w:hAnsi="Palatino Linotype"/>
+                <w:lang w:val="en-US"/>
+              </w:rPr>
+              <w:t>l</w:t>
+            </w:r>
+            <w:r>
+              <w:rPr>
+                <w:rFonts w:ascii="Palatino Linotype" w:hAnsi="Palatino Linotype"/>
+                <w:lang w:val="en-US"/>
+              </w:rPr>
+              <w:t xml:space="preserve"> </w:t>
+            </w:r>
+            <w:r>
+              <w:rPr>
+                <w:rFonts w:ascii="Palatino Linotype" w:hAnsi="Palatino Linotype"/>
+                <w:lang w:val="en-US"/>
+              </w:rPr>
+              <w:t>Language Processing for Macroeconomics</w:t>
+            </w:r>
+            <w:r>
+              <w:rPr>
+                <w:rFonts w:ascii="Palatino Linotype" w:hAnsi="Palatino Linotype"/>
+                <w:lang w:val="en-US"/>
+              </w:rPr>
+              <w:t xml:space="preserve"> </w:t>
             </w:r>
           </w:p>
           <w:p>
@@ -3065,21 +3198,7 @@
                 <w:rFonts w:ascii="Palatino Linotype" w:hAnsi="Palatino Linotype"/>
                 <w:lang w:val="en-US"/>
               </w:rPr>
-              <w:t>University of Oslo</w:t>
-            </w:r>
-            <w:r>
-              <w:rPr>
-                <w:rFonts w:ascii="Palatino Linotype" w:hAnsi="Palatino Linotype"/>
-                <w:lang w:val="en-US"/>
-              </w:rPr>
-              <w:t>, Department Seminar</w:t>
-            </w:r>
-            <w:r>
-              <w:rPr>
-                <w:rFonts w:ascii="Palatino Linotype" w:hAnsi="Palatino Linotype"/>
-                <w:lang w:val="en-US"/>
-              </w:rPr>
-              <w:t xml:space="preserve"> </w:t>
+              <w:t>Norwegian School of Economics / FAIR (brown bag seminar)</w:t>
             </w:r>
           </w:p>
           <w:p>
@@ -3099,44 +3218,23 @@
                 <w:rFonts w:ascii="Palatino Linotype" w:hAnsi="Palatino Linotype"/>
                 <w:lang w:val="en-US"/>
               </w:rPr>
-              <w:t>University of Oslo; Workshop; The Demand and Supply of Public Education</w:t>
-            </w:r>
-            <w:r>
-              <w:rPr>
-                <w:rFonts w:ascii="Palatino Linotype" w:hAnsi="Palatino Linotype"/>
-                <w:lang w:val="en-US"/>
-              </w:rPr>
-              <w:t xml:space="preserve"> (by invitation)</w:t>
-            </w:r>
-          </w:p>
-        </w:tc>
-      </w:tr>
-      <w:tr>
-        <w:tc>
-          <w:tcPr>
-            <w:tcW w:w="1134" w:type="dxa"/>
-          </w:tcPr>
-          <w:p>
-            <w:pPr>
-              <w:jc w:val="right"/>
-              <w:rPr>
-                <w:rFonts w:ascii="Palatino Linotype" w:hAnsi="Palatino Linotype"/>
-                <w:lang w:val="en-US"/>
-              </w:rPr>
-            </w:pPr>
-            <w:r>
-              <w:rPr>
-                <w:rFonts w:ascii="Palatino Linotype" w:hAnsi="Palatino Linotype"/>
-                <w:lang w:val="en-US"/>
-              </w:rPr>
-              <w:t>2023</w:t>
-            </w:r>
-          </w:p>
-        </w:tc>
-        <w:tc>
-          <w:tcPr>
-            <w:tcW w:w="7882" w:type="dxa"/>
-          </w:tcPr>
+              <w:t>University of Oslo</w:t>
+            </w:r>
+            <w:r>
+              <w:rPr>
+                <w:rFonts w:ascii="Palatino Linotype" w:hAnsi="Palatino Linotype"/>
+                <w:lang w:val="en-US"/>
+              </w:rPr>
+              <w:t>, Department Seminar</w:t>
+            </w:r>
+            <w:r>
+              <w:rPr>
+                <w:rFonts w:ascii="Palatino Linotype" w:hAnsi="Palatino Linotype"/>
+                <w:lang w:val="en-US"/>
+              </w:rPr>
+              <w:t xml:space="preserve"> </w:t>
+            </w:r>
+          </w:p>
           <w:p>
             <w:pPr>
               <w:pStyle w:val="ListParagraph"/>
@@ -3154,7 +3252,14 @@
                 <w:rFonts w:ascii="Palatino Linotype" w:hAnsi="Palatino Linotype"/>
                 <w:lang w:val="en-US"/>
               </w:rPr>
-              <w:t>CESifo / Junior Workshop on the Economics of Education</w:t>
+              <w:t>University of Oslo; Workshop; The Demand and Supply of Public Education</w:t>
+            </w:r>
+            <w:r>
+              <w:rPr>
+                <w:rFonts w:ascii="Palatino Linotype" w:hAnsi="Palatino Linotype"/>
+                <w:lang w:val="en-US"/>
+              </w:rPr>
+              <w:t xml:space="preserve"> (by invitation)</w:t>
             </w:r>
           </w:p>
         </w:tc>
@@ -3162,7 +3267,7 @@
       <w:tr>
         <w:tc>
           <w:tcPr>
-            <w:tcW w:w="1134" w:type="dxa"/>
+            <w:tcW w:w="851" w:type="dxa"/>
           </w:tcPr>
           <w:p>
             <w:pPr>
@@ -3183,7 +3288,7 @@
         </w:tc>
         <w:tc>
           <w:tcPr>
-            <w:tcW w:w="7882" w:type="dxa"/>
+            <w:tcW w:w="8165" w:type="dxa"/>
           </w:tcPr>
           <w:p>
             <w:pPr>
@@ -3197,40 +3302,21 @@
                 <w:lang w:val="en-US"/>
               </w:rPr>
             </w:pPr>
-            <w:r>
-              <w:rPr>
-                <w:rFonts w:ascii="Palatino Linotype" w:hAnsi="Palatino Linotype"/>
-                <w:lang w:val="en-US"/>
-              </w:rPr>
-              <w:t>University of Oslo</w:t>
-            </w:r>
-            <w:r>
-              <w:rPr>
-                <w:rFonts w:ascii="Palatino Linotype" w:hAnsi="Palatino Linotype"/>
-                <w:lang w:val="en-US"/>
-              </w:rPr>
-              <w:t>;</w:t>
-            </w:r>
-            <w:r>
-              <w:rPr>
-                <w:rFonts w:ascii="Palatino Linotype" w:hAnsi="Palatino Linotype"/>
-                <w:lang w:val="en-US"/>
-              </w:rPr>
-              <w:t xml:space="preserve"> PhD Workshop</w:t>
-            </w:r>
-            <w:r>
-              <w:rPr>
-                <w:rFonts w:ascii="Palatino Linotype" w:hAnsi="Palatino Linotype"/>
-                <w:lang w:val="en-US"/>
-              </w:rPr>
-              <w:t>;</w:t>
-            </w:r>
-            <w:r>
-              <w:rPr>
-                <w:rFonts w:ascii="Palatino Linotype" w:hAnsi="Palatino Linotype"/>
-                <w:lang w:val="en-US"/>
-              </w:rPr>
-              <w:t xml:space="preserve"> Oslo PhD Initiative in Economic</w:t>
+            <w:proofErr w:type="spellStart"/>
+            <w:r>
+              <w:rPr>
+                <w:rFonts w:ascii="Palatino Linotype" w:hAnsi="Palatino Linotype"/>
+                <w:lang w:val="en-US"/>
+              </w:rPr>
+              <w:t>CESifo</w:t>
+            </w:r>
+            <w:proofErr w:type="spellEnd"/>
+            <w:r>
+              <w:rPr>
+                <w:rFonts w:ascii="Palatino Linotype" w:hAnsi="Palatino Linotype"/>
+                <w:lang w:val="en-US"/>
+              </w:rPr>
+              <w:t xml:space="preserve"> / Junior Workshop on the Economics of Education</w:t>
             </w:r>
           </w:p>
         </w:tc>
@@ -3238,7 +3324,7 @@
       <w:tr>
         <w:tc>
           <w:tcPr>
-            <w:tcW w:w="1134" w:type="dxa"/>
+            <w:tcW w:w="851" w:type="dxa"/>
           </w:tcPr>
           <w:p>
             <w:pPr>
@@ -3253,13 +3339,13 @@
                 <w:rFonts w:ascii="Palatino Linotype" w:hAnsi="Palatino Linotype"/>
                 <w:lang w:val="en-US"/>
               </w:rPr>
-              <w:t>2022</w:t>
-            </w:r>
-          </w:p>
-        </w:tc>
-        <w:tc>
-          <w:tcPr>
-            <w:tcW w:w="7882" w:type="dxa"/>
+              <w:t>2023</w:t>
+            </w:r>
+          </w:p>
+        </w:tc>
+        <w:tc>
+          <w:tcPr>
+            <w:tcW w:w="8165" w:type="dxa"/>
           </w:tcPr>
           <w:p>
             <w:pPr>
@@ -3278,14 +3364,35 @@
                 <w:rFonts w:ascii="Palatino Linotype" w:hAnsi="Palatino Linotype"/>
                 <w:lang w:val="en-US"/>
               </w:rPr>
-              <w:t>University of Oslo; Workshop; The Demand and Supply of Public Education</w:t>
-            </w:r>
-            <w:r>
-              <w:rPr>
-                <w:rFonts w:ascii="Palatino Linotype" w:hAnsi="Palatino Linotype"/>
-                <w:lang w:val="en-US"/>
-              </w:rPr>
-              <w:t xml:space="preserve"> (by invitation)</w:t>
+              <w:t>University of Oslo</w:t>
+            </w:r>
+            <w:r>
+              <w:rPr>
+                <w:rFonts w:ascii="Palatino Linotype" w:hAnsi="Palatino Linotype"/>
+                <w:lang w:val="en-US"/>
+              </w:rPr>
+              <w:t>;</w:t>
+            </w:r>
+            <w:r>
+              <w:rPr>
+                <w:rFonts w:ascii="Palatino Linotype" w:hAnsi="Palatino Linotype"/>
+                <w:lang w:val="en-US"/>
+              </w:rPr>
+              <w:t xml:space="preserve"> PhD Workshop</w:t>
+            </w:r>
+            <w:r>
+              <w:rPr>
+                <w:rFonts w:ascii="Palatino Linotype" w:hAnsi="Palatino Linotype"/>
+                <w:lang w:val="en-US"/>
+              </w:rPr>
+              <w:t>;</w:t>
+            </w:r>
+            <w:r>
+              <w:rPr>
+                <w:rFonts w:ascii="Palatino Linotype" w:hAnsi="Palatino Linotype"/>
+                <w:lang w:val="en-US"/>
+              </w:rPr>
+              <w:t xml:space="preserve"> Oslo PhD Initiative in Economic</w:t>
             </w:r>
           </w:p>
         </w:tc>
@@ -3293,7 +3400,7 @@
       <w:tr>
         <w:tc>
           <w:tcPr>
-            <w:tcW w:w="1134" w:type="dxa"/>
+            <w:tcW w:w="851" w:type="dxa"/>
           </w:tcPr>
           <w:p>
             <w:pPr>
@@ -3308,20 +3415,13 @@
                 <w:rFonts w:ascii="Palatino Linotype" w:hAnsi="Palatino Linotype"/>
                 <w:lang w:val="en-US"/>
               </w:rPr>
-              <w:t>202</w:t>
-            </w:r>
-            <w:r>
-              <w:rPr>
-                <w:rFonts w:ascii="Palatino Linotype" w:hAnsi="Palatino Linotype"/>
-                <w:lang w:val="en-US"/>
-              </w:rPr>
-              <w:t>2</w:t>
-            </w:r>
-          </w:p>
-        </w:tc>
-        <w:tc>
-          <w:tcPr>
-            <w:tcW w:w="7882" w:type="dxa"/>
+              <w:t>2022</w:t>
+            </w:r>
+          </w:p>
+        </w:tc>
+        <w:tc>
+          <w:tcPr>
+            <w:tcW w:w="8165" w:type="dxa"/>
           </w:tcPr>
           <w:p>
             <w:pPr>
@@ -3340,7 +3440,14 @@
                 <w:rFonts w:ascii="Palatino Linotype" w:hAnsi="Palatino Linotype"/>
                 <w:lang w:val="en-US"/>
               </w:rPr>
-              <w:t>University of Oslo; PhD Workshop; Oslo PhD Initiative in Economic</w:t>
+              <w:t>University of Oslo; Workshop; The Demand and Supply of Public Education</w:t>
+            </w:r>
+            <w:r>
+              <w:rPr>
+                <w:rFonts w:ascii="Palatino Linotype" w:hAnsi="Palatino Linotype"/>
+                <w:lang w:val="en-US"/>
+              </w:rPr>
+              <w:t xml:space="preserve"> (by invitation)</w:t>
             </w:r>
           </w:p>
         </w:tc>
@@ -3348,7 +3455,7 @@
       <w:tr>
         <w:tc>
           <w:tcPr>
-            <w:tcW w:w="1134" w:type="dxa"/>
+            <w:tcW w:w="851" w:type="dxa"/>
           </w:tcPr>
           <w:p>
             <w:pPr>
@@ -3363,13 +3470,20 @@
                 <w:rFonts w:ascii="Palatino Linotype" w:hAnsi="Palatino Linotype"/>
                 <w:lang w:val="en-US"/>
               </w:rPr>
-              <w:t>2022</w:t>
-            </w:r>
-          </w:p>
-        </w:tc>
-        <w:tc>
-          <w:tcPr>
-            <w:tcW w:w="7882" w:type="dxa"/>
+              <w:t>202</w:t>
+            </w:r>
+            <w:r>
+              <w:rPr>
+                <w:rFonts w:ascii="Palatino Linotype" w:hAnsi="Palatino Linotype"/>
+                <w:lang w:val="en-US"/>
+              </w:rPr>
+              <w:t>2</w:t>
+            </w:r>
+          </w:p>
+        </w:tc>
+        <w:tc>
+          <w:tcPr>
+            <w:tcW w:w="8165" w:type="dxa"/>
           </w:tcPr>
           <w:p>
             <w:pPr>
@@ -3388,6 +3502,54 @@
                 <w:rFonts w:ascii="Palatino Linotype" w:hAnsi="Palatino Linotype"/>
                 <w:lang w:val="en-US"/>
               </w:rPr>
+              <w:t>University of Oslo; PhD Workshop; Oslo PhD Initiative in Economic</w:t>
+            </w:r>
+          </w:p>
+        </w:tc>
+      </w:tr>
+      <w:tr>
+        <w:tc>
+          <w:tcPr>
+            <w:tcW w:w="851" w:type="dxa"/>
+          </w:tcPr>
+          <w:p>
+            <w:pPr>
+              <w:jc w:val="right"/>
+              <w:rPr>
+                <w:rFonts w:ascii="Palatino Linotype" w:hAnsi="Palatino Linotype"/>
+                <w:lang w:val="en-US"/>
+              </w:rPr>
+            </w:pPr>
+            <w:r>
+              <w:rPr>
+                <w:rFonts w:ascii="Palatino Linotype" w:hAnsi="Palatino Linotype"/>
+                <w:lang w:val="en-US"/>
+              </w:rPr>
+              <w:t>2022</w:t>
+            </w:r>
+          </w:p>
+        </w:tc>
+        <w:tc>
+          <w:tcPr>
+            <w:tcW w:w="8165" w:type="dxa"/>
+          </w:tcPr>
+          <w:p>
+            <w:pPr>
+              <w:pStyle w:val="ListParagraph"/>
+              <w:numPr>
+                <w:ilvl w:val="0"/>
+                <w:numId w:val="2"/>
+              </w:numPr>
+              <w:rPr>
+                <w:rFonts w:ascii="Palatino Linotype" w:hAnsi="Palatino Linotype"/>
+                <w:lang w:val="en-US"/>
+              </w:rPr>
+            </w:pPr>
+            <w:r>
+              <w:rPr>
+                <w:rFonts w:ascii="Palatino Linotype" w:hAnsi="Palatino Linotype"/>
+                <w:lang w:val="en-US"/>
+              </w:rPr>
               <w:t>Lund University; PhD Workshop in the Economics of Education</w:t>
             </w:r>
           </w:p>
@@ -3399,7 +3561,7 @@
         </w:trPr>
         <w:tc>
           <w:tcPr>
-            <w:tcW w:w="1134" w:type="dxa"/>
+            <w:tcW w:w="851" w:type="dxa"/>
           </w:tcPr>
           <w:p>
             <w:pPr>
@@ -3420,7 +3582,7 @@
         </w:tc>
         <w:tc>
           <w:tcPr>
-            <w:tcW w:w="7882" w:type="dxa"/>
+            <w:tcW w:w="8165" w:type="dxa"/>
           </w:tcPr>
           <w:p>
             <w:pPr>
@@ -3673,6 +3835,7 @@
           <w:bCs/>
           <w:lang w:val="en-US"/>
         </w:rPr>
+        <w:lastRenderedPageBreak/>
         <w:t>Software Packages</w:t>
       </w:r>
     </w:p>
@@ -3684,6 +3847,7 @@
         </w:rPr>
       </w:pPr>
       <w:hyperlink r:id="rId10" w:history="1">
+        <w:proofErr w:type="spellStart"/>
         <w:r>
           <w:rPr>
             <w:rStyle w:val="Hyperlink"/>
@@ -3694,6 +3858,7 @@
           </w:rPr>
           <w:t>Statapar</w:t>
         </w:r>
+        <w:proofErr w:type="spellEnd"/>
       </w:hyperlink>
       <w:r>
         <w:rPr>
@@ -3711,6 +3876,7 @@
         </w:rPr>
       </w:pPr>
       <w:hyperlink r:id="rId11" w:history="1">
+        <w:proofErr w:type="spellStart"/>
         <w:r>
           <w:rPr>
             <w:rStyle w:val="Hyperlink"/>
@@ -3721,6 +3887,7 @@
           </w:rPr>
           <w:t>Statex</w:t>
         </w:r>
+        <w:proofErr w:type="spellEnd"/>
       </w:hyperlink>
       <w:r>
         <w:rPr>
@@ -3844,7 +4011,25 @@
             <w:rFonts w:ascii="Palatino Linotype" w:hAnsi="Palatino Linotype"/>
             <w:lang w:val="en-US"/>
           </w:rPr>
-          <w:t>Dagens Næringsliv, 2021.</w:t>
+          <w:t xml:space="preserve">Dagens </w:t>
+        </w:r>
+        <w:proofErr w:type="spellStart"/>
+        <w:r>
+          <w:rPr>
+            <w:rStyle w:val="Hyperlink"/>
+            <w:rFonts w:ascii="Palatino Linotype" w:hAnsi="Palatino Linotype"/>
+            <w:lang w:val="en-US"/>
+          </w:rPr>
+          <w:t>Næringsliv</w:t>
+        </w:r>
+        <w:proofErr w:type="spellEnd"/>
+        <w:r>
+          <w:rPr>
+            <w:rStyle w:val="Hyperlink"/>
+            <w:rFonts w:ascii="Palatino Linotype" w:hAnsi="Palatino Linotype"/>
+            <w:lang w:val="en-US"/>
+          </w:rPr>
+          <w:t>, 2021.</w:t>
         </w:r>
       </w:hyperlink>
     </w:p>
@@ -4772,7 +4957,6 @@
   <w:style w:type="character" w:default="1" w:styleId="DefaultParagraphFont">
     <w:name w:val="Default Paragraph Font"/>
     <w:uiPriority w:val="1"/>
-    <w:semiHidden/>
     <w:unhideWhenUsed/>
   </w:style>
   <w:style w:type="table" w:default="1" w:styleId="TableNormal">
